--- a/documents/Numerical Attributes.docx
+++ b/documents/Numerical Attributes.docx
@@ -378,15 +378,7 @@
         <w:spacing w:after="0"/>
       </w:pPr>
       <w:r>
-        <w:t xml:space="preserve">Mean and Median: Values are </w:t>
-      </w:r>
-      <w:proofErr w:type="gramStart"/>
-      <w:r>
-        <w:t>fairly uniformly</w:t>
-      </w:r>
-      <w:proofErr w:type="gramEnd"/>
-      <w:r>
-        <w:t xml:space="preserve"> distributed, with histogram bars of similar height, although there is a concentration of data between 20 and 23 years.</w:t>
+        <w:t>Mean and Median: Values are fairly uniformly distributed, with histogram bars of similar height, although there is a concentration of data between 20 and 23 years.</w:t>
       </w:r>
     </w:p>
     <w:p>
@@ -451,15 +443,7 @@
         <w:spacing w:after="0"/>
       </w:pPr>
       <w:r>
-        <w:t xml:space="preserve">Mean and Median: Values are </w:t>
-      </w:r>
-      <w:proofErr w:type="gramStart"/>
-      <w:r>
-        <w:t>fairly uniform</w:t>
-      </w:r>
-      <w:proofErr w:type="gramEnd"/>
-      <w:r>
-        <w:t>, with histogram bars of roughly equal height, indicating a uniform distribution.</w:t>
+        <w:t>Mean and Median: Values are fairly uniform, with histogram bars of roughly equal height, indicating a uniform distribution.</w:t>
       </w:r>
     </w:p>
     <w:p>
@@ -919,21 +903,7 @@
         <w:rPr>
           <w:lang w:val="pt-BR"/>
         </w:rPr>
-        <w:t xml:space="preserve"> </w:t>
-      </w:r>
-      <w:proofErr w:type="gramStart"/>
-      <w:r>
-        <w:rPr>
-          <w:lang w:val="pt-BR"/>
-        </w:rPr>
-        <w:t>(.sum</w:t>
-      </w:r>
-      <w:proofErr w:type="gramEnd"/>
-      <w:r>
-        <w:rPr>
-          <w:lang w:val="pt-BR"/>
-        </w:rPr>
-        <w:t>()) = Taxa Ponderada</w:t>
+        <w:t xml:space="preserve"> (.sum()) = Taxa Ponderada</w:t>
       </w:r>
     </w:p>
     <w:p>
@@ -1057,7 +1027,6 @@
         <w:t xml:space="preserve"> </w:t>
       </w:r>
       <w:proofErr w:type="spellStart"/>
-      <w:proofErr w:type="gramStart"/>
       <w:r>
         <w:rPr>
           <w:lang w:val="pt-BR"/>
@@ -1069,14 +1038,7 @@
         <w:rPr>
           <w:lang w:val="pt-BR"/>
         </w:rPr>
-        <w:t xml:space="preserve"> )</w:t>
-      </w:r>
-      <w:proofErr w:type="gramEnd"/>
-      <w:r>
-        <w:rPr>
-          <w:lang w:val="pt-BR"/>
-        </w:rPr>
-        <w:t xml:space="preserve"> * 100</w:t>
+        <w:t xml:space="preserve"> ) * 100</w:t>
       </w:r>
     </w:p>
     <w:p>
@@ -1148,14 +1110,7 @@
         <w:rPr>
           <w:lang w:val="pt-BR"/>
         </w:rPr>
-        <w:t xml:space="preserve">2. O </w:t>
-      </w:r>
-      <w:proofErr w:type="gramStart"/>
-      <w:r>
-        <w:rPr>
-          <w:lang w:val="pt-BR"/>
-        </w:rPr>
-        <w:t>seu .</w:t>
+        <w:t>2. O seu .</w:t>
       </w:r>
       <w:proofErr w:type="spellStart"/>
       <w:r>
@@ -1165,7 +1120,6 @@
         <w:t>mean</w:t>
       </w:r>
       <w:proofErr w:type="spellEnd"/>
-      <w:proofErr w:type="gramEnd"/>
       <w:r>
         <w:rPr>
           <w:lang w:val="pt-BR"/>
@@ -1200,14 +1154,7 @@
         <w:rPr>
           <w:lang w:val="pt-BR"/>
         </w:rPr>
-        <w:t xml:space="preserve">Quando você usa </w:t>
-      </w:r>
-      <w:proofErr w:type="gramStart"/>
-      <w:r>
-        <w:rPr>
-          <w:lang w:val="pt-BR"/>
-        </w:rPr>
-        <w:t>o .</w:t>
+        <w:t>Quando você usa o .</w:t>
       </w:r>
       <w:proofErr w:type="spellStart"/>
       <w:r>
@@ -1217,7 +1164,6 @@
         <w:t>mean</w:t>
       </w:r>
       <w:proofErr w:type="spellEnd"/>
-      <w:proofErr w:type="gramEnd"/>
       <w:r>
         <w:rPr>
           <w:lang w:val="pt-BR"/>
@@ -1305,7 +1251,6 @@
         <w:t xml:space="preserve"> </w:t>
       </w:r>
       <w:proofErr w:type="spellStart"/>
-      <w:proofErr w:type="gramStart"/>
       <w:r>
         <w:rPr>
           <w:lang w:val="pt-BR"/>
@@ -1317,14 +1262,7 @@
         <w:rPr>
           <w:lang w:val="pt-BR"/>
         </w:rPr>
-        <w:t>(</w:t>
-      </w:r>
-      <w:proofErr w:type="gramEnd"/>
-      <w:r>
-        <w:rPr>
-          <w:lang w:val="pt-BR"/>
-        </w:rPr>
-        <w:t>)</w:t>
+        <w:t>()</w:t>
       </w:r>
     </w:p>
     <w:p>
@@ -1360,14 +1298,7 @@
         <w:rPr>
           <w:lang w:val="pt-BR"/>
         </w:rPr>
-        <w:t xml:space="preserve">: quase todos os pedidos têm 10 itens), o resultado </w:t>
-      </w:r>
-      <w:proofErr w:type="gramStart"/>
-      <w:r>
-        <w:rPr>
-          <w:lang w:val="pt-BR"/>
-        </w:rPr>
-        <w:t>do .</w:t>
+        <w:t>: quase todos os pedidos têm 10 itens), o resultado do .</w:t>
       </w:r>
       <w:proofErr w:type="spellStart"/>
       <w:r>
@@ -1377,7 +1308,6 @@
         <w:t>mean</w:t>
       </w:r>
       <w:proofErr w:type="spellEnd"/>
-      <w:proofErr w:type="gramEnd"/>
       <w:r>
         <w:rPr>
           <w:lang w:val="pt-BR"/>
@@ -1603,21 +1533,7 @@
         <w:rPr>
           <w:lang w:val="pt-BR"/>
         </w:rPr>
-        <w:t>(2+</w:t>
-      </w:r>
-      <w:proofErr w:type="gramStart"/>
-      <w:r>
-        <w:rPr>
-          <w:lang w:val="pt-BR"/>
-        </w:rPr>
-        <w:t>0)/</w:t>
-      </w:r>
-      <w:proofErr w:type="gramEnd"/>
-      <w:r>
-        <w:rPr>
-          <w:lang w:val="pt-BR"/>
-        </w:rPr>
-        <w:t>(10+2)</w:t>
+        <w:t>(2+0)/(10+2)</w:t>
       </w:r>
     </w:p>
     <w:p>
@@ -1670,7 +1586,6 @@
         <w:t xml:space="preserve">16.6% pela </w:t>
       </w:r>
       <w:proofErr w:type="spellStart"/>
-      <w:proofErr w:type="gramStart"/>
       <w:r>
         <w:rPr>
           <w:lang w:val="pt-BR"/>
@@ -1678,19 +1593,11 @@
         <w:t>media</w:t>
       </w:r>
       <w:proofErr w:type="spellEnd"/>
-      <w:proofErr w:type="gramEnd"/>
-      <w:r>
-        <w:rPr>
-          <w:lang w:val="pt-BR"/>
-        </w:rPr>
-        <w:t xml:space="preserve"> </w:t>
-      </w:r>
-      <w:proofErr w:type="gramStart"/>
-      <w:r>
-        <w:rPr>
-          <w:lang w:val="pt-BR"/>
-        </w:rPr>
-        <w:t>(.</w:t>
+      <w:r>
+        <w:rPr>
+          <w:lang w:val="pt-BR"/>
+        </w:rPr>
+        <w:t xml:space="preserve"> (.</w:t>
       </w:r>
       <w:proofErr w:type="spellStart"/>
       <w:r>
@@ -1700,7 +1607,6 @@
         <w:t>mean</w:t>
       </w:r>
       <w:proofErr w:type="spellEnd"/>
-      <w:proofErr w:type="gramEnd"/>
       <w:r>
         <w:rPr>
           <w:lang w:val="pt-BR"/>
@@ -1711,21 +1617,7 @@
         <w:rPr>
           <w:lang w:val="pt-BR"/>
         </w:rPr>
-        <w:t>(2+</w:t>
-      </w:r>
-      <w:proofErr w:type="gramStart"/>
-      <w:r>
-        <w:rPr>
-          <w:lang w:val="pt-BR"/>
-        </w:rPr>
-        <w:t>0)/</w:t>
-      </w:r>
-      <w:proofErr w:type="gramEnd"/>
-      <w:r>
-        <w:rPr>
-          <w:lang w:val="pt-BR"/>
-        </w:rPr>
-        <w:t>2 pedidos</w:t>
+        <w:t>(2+0)/2 pedidos</w:t>
       </w:r>
     </w:p>
     <w:p>
@@ -1861,14 +1753,7 @@
         <w:rPr>
           <w:lang w:val="pt-BR"/>
         </w:rPr>
-        <w:t xml:space="preserve">Use a Média </w:t>
-      </w:r>
-      <w:proofErr w:type="gramStart"/>
-      <w:r>
-        <w:rPr>
-          <w:lang w:val="pt-BR"/>
-        </w:rPr>
-        <w:t>(.</w:t>
+        <w:t>Use a Média (.</w:t>
       </w:r>
       <w:proofErr w:type="spellStart"/>
       <w:r>
@@ -1878,7 +1763,6 @@
         <w:t>mean</w:t>
       </w:r>
       <w:proofErr w:type="spellEnd"/>
-      <w:proofErr w:type="gramEnd"/>
       <w:r>
         <w:rPr>
           <w:lang w:val="pt-BR"/>
@@ -1949,38 +1833,9 @@
         <w:rPr>
           <w:lang w:val="pt-BR"/>
         </w:rPr>
-        <w:t xml:space="preserve"> pararam </w:t>
-      </w:r>
-      <w:proofErr w:type="gramStart"/>
-      <w:r>
-        <w:rPr>
-          <w:lang w:val="pt-BR"/>
-        </w:rPr>
-        <w:t>analise</w:t>
-      </w:r>
-      <w:proofErr w:type="gramEnd"/>
-      <w:r>
-        <w:rPr>
-          <w:lang w:val="pt-BR"/>
-        </w:rPr>
-        <w:t xml:space="preserve"> de fraude esse método que fizemos aqui </w:t>
-      </w:r>
-      <w:proofErr w:type="gramStart"/>
-      <w:r>
-        <w:rPr>
-          <w:lang w:val="pt-BR"/>
-        </w:rPr>
-        <w:t>( Taxa</w:t>
-      </w:r>
-      <w:proofErr w:type="gramEnd"/>
-      <w:r>
-        <w:rPr>
-          <w:lang w:val="pt-BR"/>
-        </w:rPr>
-        <w:t xml:space="preserve"> Ponderada) </w:t>
+        <w:t xml:space="preserve"> pararam analise de fraude esse método que fizemos aqui ( Taxa Ponderada) </w:t>
       </w:r>
       <w:proofErr w:type="spellStart"/>
-      <w:proofErr w:type="gramStart"/>
       <w:r>
         <w:rPr>
           <w:lang w:val="pt-BR"/>
@@ -1988,7 +1843,6 @@
         <w:t>eh</w:t>
       </w:r>
       <w:proofErr w:type="spellEnd"/>
-      <w:proofErr w:type="gramEnd"/>
       <w:r>
         <w:rPr>
           <w:lang w:val="pt-BR"/>
@@ -2198,50 +2052,29 @@
         <w:rPr>
           <w:lang w:val="pt-BR"/>
         </w:rPr>
-        <w:t>Taxa Ponderada (</w:t>
-      </w:r>
-      <w:proofErr w:type="gramStart"/>
-      <w:r>
-        <w:rPr>
-          <w:lang w:val="pt-BR"/>
-        </w:rPr>
-        <w:t xml:space="preserve">Soma)   </w:t>
-      </w:r>
-      <w:proofErr w:type="gramEnd"/>
-      <w:r>
-        <w:rPr>
-          <w:lang w:val="pt-BR"/>
-        </w:rPr>
-        <w:t>O Tamanho do Rombo: Quanto do meu estoque está sumindo em cada período.</w:t>
-      </w:r>
-    </w:p>
-    <w:p>
-      <w:pPr>
-        <w:spacing w:after="0"/>
-        <w:rPr>
-          <w:lang w:val="pt-BR"/>
-        </w:rPr>
-      </w:pPr>
-    </w:p>
-    <w:p>
-      <w:pPr>
-        <w:spacing w:after="0"/>
-        <w:rPr>
-          <w:lang w:val="pt-BR"/>
-        </w:rPr>
-      </w:pPr>
-      <w:r>
-        <w:rPr>
-          <w:lang w:val="pt-BR"/>
-        </w:rPr>
-        <w:t xml:space="preserve">Média </w:t>
-      </w:r>
-      <w:proofErr w:type="gramStart"/>
-      <w:r>
-        <w:rPr>
-          <w:lang w:val="pt-BR"/>
-        </w:rPr>
-        <w:t>(.</w:t>
+        <w:t>Taxa Ponderada (Soma)   O Tamanho do Rombo: Quanto do meu estoque está sumindo em cada período.</w:t>
+      </w:r>
+    </w:p>
+    <w:p>
+      <w:pPr>
+        <w:spacing w:after="0"/>
+        <w:rPr>
+          <w:lang w:val="pt-BR"/>
+        </w:rPr>
+      </w:pPr>
+    </w:p>
+    <w:p>
+      <w:pPr>
+        <w:spacing w:after="0"/>
+        <w:rPr>
+          <w:lang w:val="pt-BR"/>
+        </w:rPr>
+      </w:pPr>
+      <w:r>
+        <w:rPr>
+          <w:lang w:val="pt-BR"/>
+        </w:rPr>
+        <w:t>Média (.</w:t>
       </w:r>
       <w:proofErr w:type="spellStart"/>
       <w:r>
@@ -2251,7 +2084,6 @@
         <w:t>mean</w:t>
       </w:r>
       <w:proofErr w:type="spellEnd"/>
-      <w:proofErr w:type="gramEnd"/>
       <w:r>
         <w:rPr>
           <w:lang w:val="pt-BR"/>
@@ -2278,14 +2110,7 @@
         <w:rPr>
           <w:lang w:val="pt-BR"/>
         </w:rPr>
-        <w:t xml:space="preserve">Desvio Padrão </w:t>
-      </w:r>
-      <w:proofErr w:type="gramStart"/>
-      <w:r>
-        <w:rPr>
-          <w:lang w:val="pt-BR"/>
-        </w:rPr>
-        <w:t>(.</w:t>
+        <w:t>Desvio Padrão (.</w:t>
       </w:r>
       <w:proofErr w:type="spellStart"/>
       <w:r>
@@ -2295,26 +2120,11 @@
         <w:t>std</w:t>
       </w:r>
       <w:proofErr w:type="spellEnd"/>
-      <w:proofErr w:type="gramEnd"/>
-      <w:r>
-        <w:rPr>
-          <w:lang w:val="pt-BR"/>
-        </w:rPr>
-        <w:t>(</w:t>
-      </w:r>
-      <w:proofErr w:type="gramStart"/>
-      <w:r>
-        <w:rPr>
-          <w:lang w:val="pt-BR"/>
-        </w:rPr>
-        <w:t>))  A</w:t>
-      </w:r>
-      <w:proofErr w:type="gramEnd"/>
-      <w:r>
-        <w:rPr>
-          <w:lang w:val="pt-BR"/>
-        </w:rPr>
-        <w:t xml:space="preserve"> Anomalia: Se a média é 1 item faltando, mas alguns pedidos faltam 10, o desvio padrão explode. Isso é um alerta vermelho de fraude.</w:t>
+      <w:r>
+        <w:rPr>
+          <w:lang w:val="pt-BR"/>
+        </w:rPr>
+        <w:t>())  A Anomalia: Se a média é 1 item faltando, mas alguns pedidos faltam 10, o desvio padrão explode. Isso é um alerta vermelho de fraude.</w:t>
       </w:r>
     </w:p>
     <w:p>
@@ -2423,27 +2233,17 @@
       </w:r>
       <w:proofErr w:type="spellStart"/>
       <w:r>
-        <w:t>df_merge_ord_miss_</w:t>
-      </w:r>
-      <w:proofErr w:type="gramStart"/>
-      <w:r>
-        <w:t>prod.groupby</w:t>
+        <w:t>df_merge_ord_miss_prod.groupby</w:t>
       </w:r>
       <w:proofErr w:type="spellEnd"/>
-      <w:proofErr w:type="gramEnd"/>
-      <w:r>
-        <w:t>('period'</w:t>
-      </w:r>
-      <w:proofErr w:type="gramStart"/>
-      <w:r>
-        <w:t>).</w:t>
+      <w:r>
+        <w:t>('period').</w:t>
       </w:r>
       <w:proofErr w:type="spellStart"/>
       <w:r>
         <w:t>agg</w:t>
       </w:r>
       <w:proofErr w:type="spellEnd"/>
-      <w:proofErr w:type="gramEnd"/>
       <w:r>
         <w:t>({</w:t>
       </w:r>
@@ -2456,13 +2256,8 @@
         <w:t>    '</w:t>
       </w:r>
       <w:proofErr w:type="spellStart"/>
-      <w:proofErr w:type="gramStart"/>
-      <w:r>
-        <w:t>items</w:t>
-      </w:r>
-      <w:proofErr w:type="gramEnd"/>
-      <w:r>
-        <w:t>_missing</w:t>
+      <w:r>
+        <w:t>items_missing</w:t>
       </w:r>
       <w:proofErr w:type="spellEnd"/>
       <w:r>
@@ -2477,13 +2272,8 @@
         <w:t>    '</w:t>
       </w:r>
       <w:proofErr w:type="spellStart"/>
-      <w:proofErr w:type="gramStart"/>
-      <w:r>
-        <w:t>items</w:t>
-      </w:r>
-      <w:proofErr w:type="gramEnd"/>
-      <w:r>
-        <w:t>_delivered</w:t>
+      <w:r>
+        <w:t>items_delivered</w:t>
       </w:r>
       <w:proofErr w:type="spellEnd"/>
       <w:r>
@@ -2495,29 +2285,108 @@
         <w:spacing w:after="0"/>
       </w:pPr>
       <w:r>
-        <w:t>}</w:t>
-      </w:r>
-      <w:proofErr w:type="gramStart"/>
-      <w:r>
-        <w:t>).</w:t>
+        <w:t>}).</w:t>
       </w:r>
       <w:proofErr w:type="spellStart"/>
       <w:r>
-        <w:t>reset</w:t>
-      </w:r>
-      <w:proofErr w:type="gramEnd"/>
-      <w:r>
-        <w:t>_</w:t>
-      </w:r>
-      <w:proofErr w:type="gramStart"/>
-      <w:r>
-        <w:t>index</w:t>
+        <w:t>reset_index</w:t>
       </w:r>
       <w:proofErr w:type="spellEnd"/>
       <w:r>
-        <w:t>(</w:t>
-      </w:r>
-      <w:proofErr w:type="gramEnd"/>
+        <w:t>()</w:t>
+      </w:r>
+    </w:p>
+    <w:p>
+      <w:pPr>
+        <w:spacing w:after="0"/>
+      </w:pPr>
+    </w:p>
+    <w:p>
+      <w:pPr>
+        <w:spacing w:after="0"/>
+        <w:rPr>
+          <w:lang w:val="pt-BR"/>
+        </w:rPr>
+      </w:pPr>
+      <w:r>
+        <w:rPr>
+          <w:b/>
+          <w:bCs/>
+          <w:lang w:val="pt-BR"/>
+        </w:rPr>
+        <w:t># Calculando a Taxa Ponderada (sua fórmula anterior)</w:t>
+      </w:r>
+    </w:p>
+    <w:p>
+      <w:pPr>
+        <w:spacing w:after="0"/>
+      </w:pPr>
+      <w:proofErr w:type="spellStart"/>
+      <w:r>
+        <w:t>df_fraude</w:t>
+      </w:r>
+      <w:proofErr w:type="spellEnd"/>
+      <w:r>
+        <w:t>['</w:t>
+      </w:r>
+      <w:proofErr w:type="spellStart"/>
+      <w:r>
+        <w:t>taxa_real</w:t>
+      </w:r>
+      <w:proofErr w:type="spellEnd"/>
+      <w:r>
+        <w:t>_%'] = (</w:t>
+      </w:r>
+      <w:proofErr w:type="spellStart"/>
+      <w:r>
+        <w:t>df_fraude</w:t>
+      </w:r>
+      <w:proofErr w:type="spellEnd"/>
+      <w:r>
+        <w:t>[('</w:t>
+      </w:r>
+      <w:proofErr w:type="spellStart"/>
+      <w:r>
+        <w:t>items_missing</w:t>
+      </w:r>
+      <w:proofErr w:type="spellEnd"/>
+      <w:r>
+        <w:t xml:space="preserve">', 'sum')] / </w:t>
+      </w:r>
+      <w:proofErr w:type="spellStart"/>
+      <w:r>
+        <w:t>df_fraude</w:t>
+      </w:r>
+      <w:proofErr w:type="spellEnd"/>
+      <w:r>
+        <w:t>[('</w:t>
+      </w:r>
+      <w:proofErr w:type="spellStart"/>
+      <w:r>
+        <w:t>items_delivered</w:t>
+      </w:r>
+      <w:proofErr w:type="spellEnd"/>
+      <w:r>
+        <w:t>', 'sum')]) * 100</w:t>
+      </w:r>
+    </w:p>
+    <w:p>
+      <w:pPr>
+        <w:spacing w:after="0"/>
+      </w:pPr>
+    </w:p>
+    <w:p>
+      <w:pPr>
+        <w:spacing w:after="0"/>
+      </w:pPr>
+      <w:r>
+        <w:t>print(</w:t>
+      </w:r>
+      <w:proofErr w:type="spellStart"/>
+      <w:r>
+        <w:t>df_fraude</w:t>
+      </w:r>
+      <w:proofErr w:type="spellEnd"/>
       <w:r>
         <w:t>)</w:t>
       </w:r>
@@ -2530,652 +2399,469 @@
     <w:p>
       <w:pPr>
         <w:spacing w:after="0"/>
-        <w:rPr>
-          <w:lang w:val="pt-BR"/>
-        </w:rPr>
-      </w:pPr>
-      <w:r>
-        <w:rPr>
-          <w:b/>
-          <w:bCs/>
-          <w:lang w:val="pt-BR"/>
-        </w:rPr>
-        <w:t># Calculando a Taxa Ponderada (sua fórmula anterior)</w:t>
-      </w:r>
-    </w:p>
-    <w:p>
-      <w:pPr>
-        <w:spacing w:after="0"/>
-      </w:pPr>
+      </w:pPr>
+      <w:r>
+        <w:t>Use code with caution.</w:t>
+      </w:r>
+    </w:p>
+    <w:p>
+      <w:pPr>
+        <w:spacing w:after="0"/>
+      </w:pPr>
+    </w:p>
+    <w:p>
+      <w:pPr>
+        <w:spacing w:after="0"/>
+        <w:rPr>
+          <w:lang w:val="pt-BR"/>
+        </w:rPr>
+      </w:pPr>
+      <w:r>
+        <w:rPr>
+          <w:lang w:val="pt-BR"/>
+        </w:rPr>
+        <w:t>O que procurar nos dados?</w:t>
+      </w:r>
+    </w:p>
+    <w:p>
+      <w:pPr>
+        <w:spacing w:after="0"/>
+        <w:rPr>
+          <w:lang w:val="pt-BR"/>
+        </w:rPr>
+      </w:pPr>
+    </w:p>
+    <w:p>
+      <w:pPr>
+        <w:spacing w:after="0"/>
+        <w:rPr>
+          <w:lang w:val="pt-BR"/>
+        </w:rPr>
+      </w:pPr>
+      <w:r>
+        <w:rPr>
+          <w:lang w:val="pt-BR"/>
+        </w:rPr>
+        <w:lastRenderedPageBreak/>
+        <w:t>Desvio Padrão (.</w:t>
+      </w:r>
       <w:proofErr w:type="spellStart"/>
       <w:r>
-        <w:t>df_fraude</w:t>
+        <w:rPr>
+          <w:lang w:val="pt-BR"/>
+        </w:rPr>
+        <w:t>std</w:t>
       </w:r>
       <w:proofErr w:type="spellEnd"/>
       <w:r>
-        <w:t>['</w:t>
+        <w:rPr>
+          <w:lang w:val="pt-BR"/>
+        </w:rPr>
+        <w:t>())  A Anomalia: Se a média é 1 item faltando, mas alguns pedidos faltam 10, o desvio padrão explode. Isso é um alerta vermelho de fraude.</w:t>
+      </w:r>
+    </w:p>
+    <w:p>
+      <w:pPr>
+        <w:spacing w:after="0"/>
+        <w:rPr>
+          <w:lang w:val="pt-BR"/>
+        </w:rPr>
+      </w:pPr>
+    </w:p>
+    <w:p>
+      <w:pPr>
+        <w:spacing w:after="0"/>
+        <w:rPr>
+          <w:b/>
+          <w:bCs/>
+          <w:lang w:val="pt-BR"/>
+        </w:rPr>
+      </w:pPr>
+      <w:r>
+        <w:rPr>
+          <w:b/>
+          <w:bCs/>
+          <w:lang w:val="pt-BR"/>
+        </w:rPr>
+        <w:t>Taxa Real Alta + Média Baixa: Muitos pedidos com poucos itens faltando (provável erro operacional ou pequenos furtos constantes).</w:t>
+      </w:r>
+    </w:p>
+    <w:p>
+      <w:pPr>
+        <w:spacing w:after="0"/>
+        <w:rPr>
+          <w:b/>
+          <w:bCs/>
+          <w:lang w:val="pt-BR"/>
+        </w:rPr>
+      </w:pPr>
+    </w:p>
+    <w:p>
+      <w:pPr>
+        <w:spacing w:after="0"/>
+        <w:rPr>
+          <w:b/>
+          <w:bCs/>
+          <w:lang w:val="pt-BR"/>
+        </w:rPr>
+      </w:pPr>
+      <w:r>
+        <w:rPr>
+          <w:b/>
+          <w:bCs/>
+          <w:lang w:val="pt-BR"/>
+        </w:rPr>
+        <w:t>Taxa Real Alta + Desvio Padrão (</w:t>
       </w:r>
       <w:proofErr w:type="spellStart"/>
       <w:r>
-        <w:t>taxa_real</w:t>
+        <w:rPr>
+          <w:b/>
+          <w:bCs/>
+          <w:lang w:val="pt-BR"/>
+        </w:rPr>
+        <w:t>std</w:t>
       </w:r>
       <w:proofErr w:type="spellEnd"/>
       <w:r>
-        <w:t>_%'] = (</w:t>
+        <w:rPr>
+          <w:b/>
+          <w:bCs/>
+          <w:lang w:val="pt-BR"/>
+        </w:rPr>
+        <w:t>) Alto: Alguns pedidos com muitos itens faltando (comportamento clássico de fraude ou roubo de carga).</w:t>
+      </w:r>
+    </w:p>
+    <w:p>
+      <w:pPr>
+        <w:spacing w:after="0"/>
+        <w:rPr>
+          <w:lang w:val="pt-BR"/>
+        </w:rPr>
+      </w:pPr>
+    </w:p>
+    <w:p>
+      <w:pPr>
+        <w:spacing w:after="0"/>
+        <w:rPr>
+          <w:lang w:val="pt-BR"/>
+        </w:rPr>
+      </w:pPr>
+      <w:r>
+        <w:rPr>
+          <w:lang w:val="pt-BR"/>
+        </w:rPr>
+        <w:t>O seu resultado de 1.6% para o período da tarde parece dentro da normalidade para varejo, ou você suspeita que deveria ser maior?</w:t>
+      </w:r>
+    </w:p>
+    <w:p>
+      <w:pPr>
+        <w:spacing w:after="0"/>
+        <w:rPr>
+          <w:lang w:val="pt-BR"/>
+        </w:rPr>
+      </w:pPr>
+    </w:p>
+    <w:p>
+      <w:pPr>
+        <w:spacing w:after="0"/>
+        <w:rPr>
+          <w:b/>
+          <w:bCs/>
+          <w:lang w:val="pt-BR"/>
+        </w:rPr>
+      </w:pPr>
+      <w:r>
+        <w:rPr>
+          <w:lang w:val="pt-BR"/>
+        </w:rPr>
+        <w:br/>
+      </w:r>
+      <w:r>
+        <w:rPr>
+          <w:b/>
+          <w:bCs/>
+          <w:lang w:val="pt-BR"/>
+        </w:rPr>
+        <w:t xml:space="preserve">3. </w:t>
       </w:r>
       <w:proofErr w:type="spellStart"/>
       <w:r>
-        <w:t>df_</w:t>
-      </w:r>
-      <w:proofErr w:type="gramStart"/>
-      <w:r>
-        <w:t>fraude</w:t>
+        <w:rPr>
+          <w:b/>
+          <w:bCs/>
+          <w:lang w:val="pt-BR"/>
+        </w:rPr>
+        <w:t>Explicacao</w:t>
       </w:r>
       <w:proofErr w:type="spellEnd"/>
       <w:r>
-        <w:t>[</w:t>
-      </w:r>
-      <w:proofErr w:type="gramEnd"/>
-      <w:r>
-        <w:t>('</w:t>
+        <w:rPr>
+          <w:b/>
+          <w:bCs/>
+          <w:lang w:val="pt-BR"/>
+        </w:rPr>
+        <w:t xml:space="preserve"> STD:</w:t>
+      </w:r>
+    </w:p>
+    <w:p>
+      <w:pPr>
+        <w:spacing w:after="0"/>
+        <w:rPr>
+          <w:lang w:val="pt-BR"/>
+        </w:rPr>
+      </w:pPr>
+    </w:p>
+    <w:p>
+      <w:pPr>
+        <w:spacing w:after="0"/>
+        <w:rPr>
+          <w:lang w:val="pt-BR"/>
+        </w:rPr>
+      </w:pPr>
+      <w:r>
+        <w:rPr>
+          <w:lang w:val="pt-BR"/>
+        </w:rPr>
+        <w:t>O que procurar nos dados?</w:t>
+      </w:r>
+    </w:p>
+    <w:p>
+      <w:pPr>
+        <w:spacing w:after="0"/>
+        <w:rPr>
+          <w:lang w:val="pt-BR"/>
+        </w:rPr>
+      </w:pPr>
+    </w:p>
+    <w:p>
+      <w:pPr>
+        <w:spacing w:after="0"/>
+        <w:rPr>
+          <w:lang w:val="pt-BR"/>
+        </w:rPr>
+      </w:pPr>
+      <w:r>
+        <w:rPr>
+          <w:lang w:val="pt-BR"/>
+        </w:rPr>
+        <w:t>Desvio Padrão (.</w:t>
       </w:r>
       <w:proofErr w:type="spellStart"/>
       <w:r>
-        <w:t>items_missing</w:t>
+        <w:rPr>
+          <w:lang w:val="pt-BR"/>
+        </w:rPr>
+        <w:t>std</w:t>
       </w:r>
       <w:proofErr w:type="spellEnd"/>
       <w:r>
-        <w:t xml:space="preserve">', 'sum')] / </w:t>
+        <w:rPr>
+          <w:lang w:val="pt-BR"/>
+        </w:rPr>
+        <w:t>())  A Anomalia: Se a média é 1 item faltando, mas alguns pedidos faltam 10, o desvio padrão explode. Isso é um alerta vermelho de fraude.</w:t>
+      </w:r>
+    </w:p>
+    <w:p>
+      <w:pPr>
+        <w:spacing w:after="0"/>
+        <w:rPr>
+          <w:lang w:val="pt-BR"/>
+        </w:rPr>
+      </w:pPr>
+    </w:p>
+    <w:p>
+      <w:pPr>
+        <w:spacing w:after="0"/>
+        <w:rPr>
+          <w:lang w:val="pt-BR"/>
+        </w:rPr>
+      </w:pPr>
+      <w:r>
+        <w:rPr>
+          <w:lang w:val="pt-BR"/>
+        </w:rPr>
+        <w:t>Taxa Real Alta + Média Baixa: Muitos pedidos com poucos itens faltando (provável erro operacional ou pequenos furtos constantes).</w:t>
+      </w:r>
+    </w:p>
+    <w:p>
+      <w:pPr>
+        <w:spacing w:after="0"/>
+        <w:rPr>
+          <w:lang w:val="pt-BR"/>
+        </w:rPr>
+      </w:pPr>
+    </w:p>
+    <w:p>
+      <w:pPr>
+        <w:spacing w:after="0"/>
+        <w:rPr>
+          <w:lang w:val="pt-BR"/>
+        </w:rPr>
+      </w:pPr>
+      <w:r>
+        <w:rPr>
+          <w:lang w:val="pt-BR"/>
+        </w:rPr>
+        <w:t>Taxa Real Alta + Desvio Padrão (</w:t>
       </w:r>
       <w:proofErr w:type="spellStart"/>
       <w:r>
-        <w:t>df_</w:t>
-      </w:r>
-      <w:proofErr w:type="gramStart"/>
-      <w:r>
-        <w:t>fraude</w:t>
+        <w:rPr>
+          <w:lang w:val="pt-BR"/>
+        </w:rPr>
+        <w:t>std</w:t>
       </w:r>
       <w:proofErr w:type="spellEnd"/>
       <w:r>
-        <w:t>[</w:t>
-      </w:r>
-      <w:proofErr w:type="gramEnd"/>
-      <w:r>
-        <w:t>('</w:t>
+        <w:rPr>
+          <w:lang w:val="pt-BR"/>
+        </w:rPr>
+        <w:t>) Alto: Alguns pedidos com muitos itens faltando (comportamento clássico de fraude ou roubo de carga).</w:t>
+      </w:r>
+    </w:p>
+    <w:p>
+      <w:pPr>
+        <w:spacing w:after="0"/>
+        <w:rPr>
+          <w:lang w:val="pt-BR"/>
+        </w:rPr>
+      </w:pPr>
+    </w:p>
+    <w:p>
+      <w:pPr>
+        <w:spacing w:after="0"/>
+        <w:rPr>
+          <w:lang w:val="pt-BR"/>
+        </w:rPr>
+      </w:pPr>
+      <w:r>
+        <w:rPr>
+          <w:lang w:val="pt-BR"/>
+        </w:rPr>
+        <w:t>--/--</w:t>
+      </w:r>
+    </w:p>
+    <w:p>
+      <w:pPr>
+        <w:spacing w:after="0"/>
+        <w:rPr>
+          <w:lang w:val="pt-BR"/>
+        </w:rPr>
+      </w:pPr>
+    </w:p>
+    <w:p>
+      <w:pPr>
+        <w:spacing w:after="0"/>
+        <w:rPr>
+          <w:lang w:val="pt-BR"/>
+        </w:rPr>
+      </w:pPr>
+      <w:r>
+        <w:rPr>
+          <w:rFonts w:ascii="Segoe UI Emoji" w:hAnsi="Segoe UI Emoji" w:cs="Segoe UI Emoji"/>
+        </w:rPr>
+        <w:t>🎯</w:t>
+      </w:r>
+      <w:r>
+        <w:rPr>
+          <w:lang w:val="pt-BR"/>
+        </w:rPr>
+        <w:t xml:space="preserve"> Insight 1 — A variabilidade é alta</w:t>
+      </w:r>
+    </w:p>
+    <w:p>
+      <w:pPr>
+        <w:spacing w:after="0"/>
+        <w:rPr>
+          <w:lang w:val="pt-BR"/>
+        </w:rPr>
+      </w:pPr>
+    </w:p>
+    <w:p>
+      <w:pPr>
+        <w:spacing w:after="0"/>
+        <w:rPr>
+          <w:lang w:val="pt-BR"/>
+        </w:rPr>
+      </w:pPr>
+      <w:r>
+        <w:rPr>
+          <w:lang w:val="pt-BR"/>
+        </w:rPr>
+        <w:t>Perceba:</w:t>
+      </w:r>
+    </w:p>
+    <w:p>
+      <w:pPr>
+        <w:spacing w:after="0"/>
+        <w:rPr>
+          <w:lang w:val="pt-BR"/>
+        </w:rPr>
+      </w:pPr>
+    </w:p>
+    <w:p>
+      <w:pPr>
+        <w:spacing w:after="0"/>
+        <w:rPr>
+          <w:lang w:val="pt-BR"/>
+        </w:rPr>
+      </w:pPr>
+      <w:r>
+        <w:rPr>
+          <w:lang w:val="pt-BR"/>
+        </w:rPr>
+        <w:t>Média (</w:t>
       </w:r>
       <w:proofErr w:type="spellStart"/>
       <w:r>
-        <w:t>items_delivered</w:t>
+        <w:rPr>
+          <w:lang w:val="pt-BR"/>
+        </w:rPr>
+        <w:t>avg_missing</w:t>
       </w:r>
       <w:proofErr w:type="spellEnd"/>
       <w:r>
-        <w:t>', 'sum')]) * 100</w:t>
-      </w:r>
-    </w:p>
-    <w:p>
-      <w:pPr>
-        <w:spacing w:after="0"/>
-      </w:pPr>
-    </w:p>
-    <w:p>
-      <w:pPr>
-        <w:spacing w:after="0"/>
-      </w:pPr>
-      <w:r>
-        <w:t>print(</w:t>
+        <w:rPr>
+          <w:lang w:val="pt-BR"/>
+        </w:rPr>
+        <w:t>)≈ 0.16–0.17</w:t>
+      </w:r>
+    </w:p>
+    <w:p>
+      <w:pPr>
+        <w:spacing w:after="0"/>
+        <w:rPr>
+          <w:lang w:val="pt-BR"/>
+        </w:rPr>
+      </w:pPr>
+    </w:p>
+    <w:p>
+      <w:pPr>
+        <w:spacing w:after="0"/>
+        <w:rPr>
+          <w:lang w:val="pt-BR"/>
+        </w:rPr>
+      </w:pPr>
+      <w:r>
+        <w:rPr>
+          <w:lang w:val="pt-BR"/>
+        </w:rPr>
+        <w:t>Desvio padrão (</w:t>
       </w:r>
       <w:proofErr w:type="spellStart"/>
       <w:r>
-        <w:t>df_fraude</w:t>
+        <w:rPr>
+          <w:lang w:val="pt-BR"/>
+        </w:rPr>
+        <w:t>std_missing</w:t>
       </w:r>
       <w:proofErr w:type="spellEnd"/>
       <w:r>
-        <w:t>)</w:t>
-      </w:r>
-    </w:p>
-    <w:p>
-      <w:pPr>
-        <w:spacing w:after="0"/>
-      </w:pPr>
-    </w:p>
-    <w:p>
-      <w:pPr>
-        <w:spacing w:after="0"/>
-      </w:pPr>
-      <w:r>
-        <w:t>Use code with caution.</w:t>
-      </w:r>
-    </w:p>
-    <w:p>
-      <w:pPr>
-        <w:spacing w:after="0"/>
-      </w:pPr>
-    </w:p>
-    <w:p>
-      <w:pPr>
-        <w:spacing w:after="0"/>
-        <w:rPr>
-          <w:lang w:val="pt-BR"/>
-        </w:rPr>
-      </w:pPr>
-      <w:r>
-        <w:rPr>
-          <w:lang w:val="pt-BR"/>
-        </w:rPr>
-        <w:t>O que procurar nos dados?</w:t>
-      </w:r>
-    </w:p>
-    <w:p>
-      <w:pPr>
-        <w:spacing w:after="0"/>
-        <w:rPr>
-          <w:lang w:val="pt-BR"/>
-        </w:rPr>
-      </w:pPr>
-    </w:p>
-    <w:p>
-      <w:pPr>
-        <w:spacing w:after="0"/>
-        <w:rPr>
-          <w:lang w:val="pt-BR"/>
-        </w:rPr>
-      </w:pPr>
-      <w:r>
-        <w:rPr>
-          <w:lang w:val="pt-BR"/>
-        </w:rPr>
-        <w:lastRenderedPageBreak/>
-        <w:t xml:space="preserve">Desvio Padrão </w:t>
-      </w:r>
-      <w:proofErr w:type="gramStart"/>
-      <w:r>
-        <w:rPr>
-          <w:lang w:val="pt-BR"/>
-        </w:rPr>
-        <w:t>(.</w:t>
-      </w:r>
-      <w:proofErr w:type="spellStart"/>
-      <w:r>
-        <w:rPr>
-          <w:lang w:val="pt-BR"/>
-        </w:rPr>
-        <w:t>std</w:t>
-      </w:r>
-      <w:proofErr w:type="spellEnd"/>
-      <w:proofErr w:type="gramEnd"/>
-      <w:r>
-        <w:rPr>
-          <w:lang w:val="pt-BR"/>
-        </w:rPr>
-        <w:t>(</w:t>
-      </w:r>
-      <w:proofErr w:type="gramStart"/>
-      <w:r>
-        <w:rPr>
-          <w:lang w:val="pt-BR"/>
-        </w:rPr>
-        <w:t>))  A</w:t>
-      </w:r>
-      <w:proofErr w:type="gramEnd"/>
-      <w:r>
-        <w:rPr>
-          <w:lang w:val="pt-BR"/>
-        </w:rPr>
-        <w:t xml:space="preserve"> Anomalia: Se a média é 1 item faltando, mas alguns pedidos faltam 10, o desvio padrão explode. Isso é um alerta vermelho de fraude.</w:t>
-      </w:r>
-    </w:p>
-    <w:p>
-      <w:pPr>
-        <w:spacing w:after="0"/>
-        <w:rPr>
-          <w:lang w:val="pt-BR"/>
-        </w:rPr>
-      </w:pPr>
-    </w:p>
-    <w:p>
-      <w:pPr>
-        <w:spacing w:after="0"/>
-        <w:rPr>
-          <w:b/>
-          <w:bCs/>
-          <w:lang w:val="pt-BR"/>
-        </w:rPr>
-      </w:pPr>
-      <w:r>
-        <w:rPr>
-          <w:b/>
-          <w:bCs/>
-          <w:lang w:val="pt-BR"/>
-        </w:rPr>
-        <w:t>Taxa Real Alta + Média Baixa: Muitos pedidos com poucos itens faltando (provável erro operacional ou pequenos furtos constantes).</w:t>
-      </w:r>
-    </w:p>
-    <w:p>
-      <w:pPr>
-        <w:spacing w:after="0"/>
-        <w:rPr>
-          <w:b/>
-          <w:bCs/>
-          <w:lang w:val="pt-BR"/>
-        </w:rPr>
-      </w:pPr>
-    </w:p>
-    <w:p>
-      <w:pPr>
-        <w:spacing w:after="0"/>
-        <w:rPr>
-          <w:b/>
-          <w:bCs/>
-          <w:lang w:val="pt-BR"/>
-        </w:rPr>
-      </w:pPr>
-      <w:r>
-        <w:rPr>
-          <w:b/>
-          <w:bCs/>
-          <w:lang w:val="pt-BR"/>
-        </w:rPr>
-        <w:t>Taxa Real Alta + Desvio Padrão (</w:t>
-      </w:r>
-      <w:proofErr w:type="spellStart"/>
-      <w:r>
-        <w:rPr>
-          <w:b/>
-          <w:bCs/>
-          <w:lang w:val="pt-BR"/>
-        </w:rPr>
-        <w:t>std</w:t>
-      </w:r>
-      <w:proofErr w:type="spellEnd"/>
-      <w:r>
-        <w:rPr>
-          <w:b/>
-          <w:bCs/>
-          <w:lang w:val="pt-BR"/>
-        </w:rPr>
-        <w:t>) Alto: Alguns pedidos com muitos itens faltando (comportamento clássico de fraude ou roubo de carga).</w:t>
-      </w:r>
-    </w:p>
-    <w:p>
-      <w:pPr>
-        <w:spacing w:after="0"/>
-        <w:rPr>
-          <w:lang w:val="pt-BR"/>
-        </w:rPr>
-      </w:pPr>
-    </w:p>
-    <w:p>
-      <w:pPr>
-        <w:spacing w:after="0"/>
-        <w:rPr>
-          <w:lang w:val="pt-BR"/>
-        </w:rPr>
-      </w:pPr>
-      <w:r>
-        <w:rPr>
-          <w:lang w:val="pt-BR"/>
-        </w:rPr>
-        <w:t>O seu resultado de 1.6% para o período da tarde parece dentro da normalidade para varejo, ou você suspeita que deveria ser maior?</w:t>
-      </w:r>
-    </w:p>
-    <w:p>
-      <w:pPr>
-        <w:spacing w:after="0"/>
-        <w:rPr>
-          <w:lang w:val="pt-BR"/>
-        </w:rPr>
-      </w:pPr>
-    </w:p>
-    <w:p>
-      <w:pPr>
-        <w:spacing w:after="0"/>
-        <w:rPr>
-          <w:b/>
-          <w:bCs/>
-          <w:lang w:val="pt-BR"/>
-        </w:rPr>
-      </w:pPr>
-      <w:r>
-        <w:rPr>
-          <w:lang w:val="pt-BR"/>
-        </w:rPr>
-        <w:br/>
-      </w:r>
-      <w:r>
-        <w:rPr>
-          <w:b/>
-          <w:bCs/>
-          <w:lang w:val="pt-BR"/>
-        </w:rPr>
-        <w:t xml:space="preserve">3. </w:t>
-      </w:r>
-      <w:proofErr w:type="spellStart"/>
-      <w:r>
-        <w:rPr>
-          <w:b/>
-          <w:bCs/>
-          <w:lang w:val="pt-BR"/>
-        </w:rPr>
-        <w:t>Explicacao</w:t>
-      </w:r>
-      <w:proofErr w:type="spellEnd"/>
-      <w:r>
-        <w:rPr>
-          <w:b/>
-          <w:bCs/>
-          <w:lang w:val="pt-BR"/>
-        </w:rPr>
-        <w:t xml:space="preserve"> STD:</w:t>
-      </w:r>
-    </w:p>
-    <w:p>
-      <w:pPr>
-        <w:spacing w:after="0"/>
-        <w:rPr>
-          <w:lang w:val="pt-BR"/>
-        </w:rPr>
-      </w:pPr>
-    </w:p>
-    <w:p>
-      <w:pPr>
-        <w:spacing w:after="0"/>
-        <w:rPr>
-          <w:lang w:val="pt-BR"/>
-        </w:rPr>
-      </w:pPr>
-      <w:r>
-        <w:rPr>
-          <w:lang w:val="pt-BR"/>
-        </w:rPr>
-        <w:t>O que procurar nos dados?</w:t>
-      </w:r>
-    </w:p>
-    <w:p>
-      <w:pPr>
-        <w:spacing w:after="0"/>
-        <w:rPr>
-          <w:lang w:val="pt-BR"/>
-        </w:rPr>
-      </w:pPr>
-    </w:p>
-    <w:p>
-      <w:pPr>
-        <w:spacing w:after="0"/>
-        <w:rPr>
-          <w:lang w:val="pt-BR"/>
-        </w:rPr>
-      </w:pPr>
-      <w:r>
-        <w:rPr>
-          <w:lang w:val="pt-BR"/>
-        </w:rPr>
-        <w:t xml:space="preserve">Desvio Padrão </w:t>
-      </w:r>
-      <w:proofErr w:type="gramStart"/>
-      <w:r>
-        <w:rPr>
-          <w:lang w:val="pt-BR"/>
-        </w:rPr>
-        <w:t>(.</w:t>
-      </w:r>
-      <w:proofErr w:type="spellStart"/>
-      <w:r>
-        <w:rPr>
-          <w:lang w:val="pt-BR"/>
-        </w:rPr>
-        <w:t>std</w:t>
-      </w:r>
-      <w:proofErr w:type="spellEnd"/>
-      <w:proofErr w:type="gramEnd"/>
-      <w:r>
-        <w:rPr>
-          <w:lang w:val="pt-BR"/>
-        </w:rPr>
-        <w:t>(</w:t>
-      </w:r>
-      <w:proofErr w:type="gramStart"/>
-      <w:r>
-        <w:rPr>
-          <w:lang w:val="pt-BR"/>
-        </w:rPr>
-        <w:t>))  A</w:t>
-      </w:r>
-      <w:proofErr w:type="gramEnd"/>
-      <w:r>
-        <w:rPr>
-          <w:lang w:val="pt-BR"/>
-        </w:rPr>
-        <w:t xml:space="preserve"> Anomalia: Se a média é 1 item faltando, mas alguns pedidos faltam 10, o desvio padrão explode. Isso é um alerta vermelho de fraude.</w:t>
-      </w:r>
-    </w:p>
-    <w:p>
-      <w:pPr>
-        <w:spacing w:after="0"/>
-        <w:rPr>
-          <w:lang w:val="pt-BR"/>
-        </w:rPr>
-      </w:pPr>
-    </w:p>
-    <w:p>
-      <w:pPr>
-        <w:spacing w:after="0"/>
-        <w:rPr>
-          <w:lang w:val="pt-BR"/>
-        </w:rPr>
-      </w:pPr>
-      <w:r>
-        <w:rPr>
-          <w:lang w:val="pt-BR"/>
-        </w:rPr>
-        <w:t>Taxa Real Alta + Média Baixa: Muitos pedidos com poucos itens faltando (provável erro operacional ou pequenos furtos constantes).</w:t>
-      </w:r>
-    </w:p>
-    <w:p>
-      <w:pPr>
-        <w:spacing w:after="0"/>
-        <w:rPr>
-          <w:lang w:val="pt-BR"/>
-        </w:rPr>
-      </w:pPr>
-    </w:p>
-    <w:p>
-      <w:pPr>
-        <w:spacing w:after="0"/>
-        <w:rPr>
-          <w:lang w:val="pt-BR"/>
-        </w:rPr>
-      </w:pPr>
-      <w:r>
-        <w:rPr>
-          <w:lang w:val="pt-BR"/>
-        </w:rPr>
-        <w:t>Taxa Real Alta + Desvio Padrão (</w:t>
-      </w:r>
-      <w:proofErr w:type="spellStart"/>
-      <w:r>
-        <w:rPr>
-          <w:lang w:val="pt-BR"/>
-        </w:rPr>
-        <w:t>std</w:t>
-      </w:r>
-      <w:proofErr w:type="spellEnd"/>
-      <w:r>
-        <w:rPr>
-          <w:lang w:val="pt-BR"/>
-        </w:rPr>
-        <w:t>) Alto: Alguns pedidos com muitos itens faltando (comportamento clássico de fraude ou roubo de carga).</w:t>
-      </w:r>
-    </w:p>
-    <w:p>
-      <w:pPr>
-        <w:spacing w:after="0"/>
-        <w:rPr>
-          <w:lang w:val="pt-BR"/>
-        </w:rPr>
-      </w:pPr>
-    </w:p>
-    <w:p>
-      <w:pPr>
-        <w:spacing w:after="0"/>
-        <w:rPr>
-          <w:lang w:val="pt-BR"/>
-        </w:rPr>
-      </w:pPr>
-      <w:r>
-        <w:rPr>
-          <w:lang w:val="pt-BR"/>
-        </w:rPr>
-        <w:t>--/--</w:t>
-      </w:r>
-    </w:p>
-    <w:p>
-      <w:pPr>
-        <w:spacing w:after="0"/>
-        <w:rPr>
-          <w:lang w:val="pt-BR"/>
-        </w:rPr>
-      </w:pPr>
-    </w:p>
-    <w:p>
-      <w:pPr>
-        <w:spacing w:after="0"/>
-        <w:rPr>
-          <w:lang w:val="pt-BR"/>
-        </w:rPr>
-      </w:pPr>
-      <w:r>
-        <w:rPr>
-          <w:rFonts w:ascii="Segoe UI Emoji" w:hAnsi="Segoe UI Emoji" w:cs="Segoe UI Emoji"/>
-        </w:rPr>
-        <w:t>🎯</w:t>
-      </w:r>
-      <w:r>
-        <w:rPr>
-          <w:lang w:val="pt-BR"/>
-        </w:rPr>
-        <w:t xml:space="preserve"> Insight 1 — A variabilidade é alta</w:t>
-      </w:r>
-    </w:p>
-    <w:p>
-      <w:pPr>
-        <w:spacing w:after="0"/>
-        <w:rPr>
-          <w:lang w:val="pt-BR"/>
-        </w:rPr>
-      </w:pPr>
-    </w:p>
-    <w:p>
-      <w:pPr>
-        <w:spacing w:after="0"/>
-        <w:rPr>
-          <w:lang w:val="pt-BR"/>
-        </w:rPr>
-      </w:pPr>
-      <w:r>
-        <w:rPr>
-          <w:lang w:val="pt-BR"/>
-        </w:rPr>
-        <w:t>Perceba:</w:t>
-      </w:r>
-    </w:p>
-    <w:p>
-      <w:pPr>
-        <w:spacing w:after="0"/>
-        <w:rPr>
-          <w:lang w:val="pt-BR"/>
-        </w:rPr>
-      </w:pPr>
-    </w:p>
-    <w:p>
-      <w:pPr>
-        <w:spacing w:after="0"/>
-        <w:rPr>
-          <w:lang w:val="pt-BR"/>
-        </w:rPr>
-      </w:pPr>
-      <w:r>
-        <w:rPr>
-          <w:lang w:val="pt-BR"/>
-        </w:rPr>
-        <w:t>Média (</w:t>
-      </w:r>
-      <w:proofErr w:type="spellStart"/>
-      <w:r>
-        <w:rPr>
-          <w:lang w:val="pt-BR"/>
-        </w:rPr>
-        <w:t>avg_</w:t>
-      </w:r>
-      <w:proofErr w:type="gramStart"/>
-      <w:r>
-        <w:rPr>
-          <w:lang w:val="pt-BR"/>
-        </w:rPr>
-        <w:t>missing</w:t>
-      </w:r>
-      <w:proofErr w:type="spellEnd"/>
-      <w:r>
-        <w:rPr>
-          <w:lang w:val="pt-BR"/>
-        </w:rPr>
-        <w:t>)≈</w:t>
-      </w:r>
-      <w:proofErr w:type="gramEnd"/>
-      <w:r>
-        <w:rPr>
-          <w:lang w:val="pt-BR"/>
-        </w:rPr>
-        <w:t xml:space="preserve"> 0.16–0.17</w:t>
-      </w:r>
-    </w:p>
-    <w:p>
-      <w:pPr>
-        <w:spacing w:after="0"/>
-        <w:rPr>
-          <w:lang w:val="pt-BR"/>
-        </w:rPr>
-      </w:pPr>
-    </w:p>
-    <w:p>
-      <w:pPr>
-        <w:spacing w:after="0"/>
-        <w:rPr>
-          <w:lang w:val="pt-BR"/>
-        </w:rPr>
-      </w:pPr>
-      <w:r>
-        <w:rPr>
-          <w:lang w:val="pt-BR"/>
-        </w:rPr>
-        <w:t>Desvio padrão (</w:t>
-      </w:r>
-      <w:proofErr w:type="spellStart"/>
-      <w:r>
-        <w:rPr>
-          <w:lang w:val="pt-BR"/>
-        </w:rPr>
-        <w:t>std_</w:t>
-      </w:r>
-      <w:proofErr w:type="gramStart"/>
-      <w:r>
-        <w:rPr>
-          <w:lang w:val="pt-BR"/>
-        </w:rPr>
-        <w:t>missing</w:t>
-      </w:r>
-      <w:proofErr w:type="spellEnd"/>
-      <w:r>
-        <w:rPr>
-          <w:lang w:val="pt-BR"/>
-        </w:rPr>
-        <w:t>)≈</w:t>
-      </w:r>
-      <w:proofErr w:type="gramEnd"/>
-      <w:r>
-        <w:rPr>
-          <w:lang w:val="pt-BR"/>
-        </w:rPr>
-        <w:t xml:space="preserve"> 0.40–0.42</w:t>
+        <w:rPr>
+          <w:lang w:val="pt-BR"/>
+        </w:rPr>
+        <w:t>)≈ 0.40–0.42</w:t>
       </w:r>
     </w:p>
     <w:p>
@@ -4000,21 +3686,7 @@
         <w:rPr>
           <w:lang w:val="pt-BR"/>
         </w:rPr>
-        <w:t xml:space="preserve">→ Problema </w:t>
-      </w:r>
-      <w:proofErr w:type="gramStart"/>
-      <w:r>
-        <w:rPr>
-          <w:lang w:val="pt-BR"/>
-        </w:rPr>
-        <w:t>raro</w:t>
-      </w:r>
-      <w:proofErr w:type="gramEnd"/>
-      <w:r>
-        <w:rPr>
-          <w:lang w:val="pt-BR"/>
-        </w:rPr>
-        <w:t xml:space="preserve"> mas intenso</w:t>
+        <w:t>→ Problema raro mas intenso</w:t>
       </w:r>
     </w:p>
     <w:p>
@@ -4548,7 +4220,6 @@
         <w:t xml:space="preserve"> </w:t>
       </w:r>
       <w:proofErr w:type="spellStart"/>
-      <w:proofErr w:type="gramStart"/>
       <w:r>
         <w:rPr>
           <w:lang w:val="pt-BR"/>
@@ -4556,7 +4227,6 @@
         <w:t>numero</w:t>
       </w:r>
       <w:proofErr w:type="spellEnd"/>
-      <w:proofErr w:type="gramEnd"/>
       <w:r>
         <w:rPr>
           <w:lang w:val="pt-BR"/>
@@ -4592,7 +4262,6 @@
         <w:t xml:space="preserve">: </w:t>
       </w:r>
       <w:proofErr w:type="spellStart"/>
-      <w:proofErr w:type="gramStart"/>
       <w:r>
         <w:rPr>
           <w:lang w:val="pt-BR"/>
@@ -4604,9 +4273,264 @@
         <w:rPr>
           <w:lang w:val="pt-BR"/>
         </w:rPr>
-        <w:t xml:space="preserve"> ,</w:t>
-      </w:r>
-      <w:proofErr w:type="gramEnd"/>
+        <w:t xml:space="preserve"> , </w:t>
+      </w:r>
+      <w:proofErr w:type="spellStart"/>
+      <w:r>
+        <w:rPr>
+          <w:lang w:val="pt-BR"/>
+        </w:rPr>
+        <w:t>median</w:t>
+      </w:r>
+      <w:proofErr w:type="spellEnd"/>
+    </w:p>
+    <w:p>
+      <w:pPr>
+        <w:spacing w:after="0"/>
+        <w:rPr>
+          <w:lang w:val="pt-BR"/>
+        </w:rPr>
+      </w:pPr>
+    </w:p>
+    <w:p>
+      <w:pPr>
+        <w:spacing w:after="0"/>
+        <w:rPr>
+          <w:lang w:val="pt-BR"/>
+        </w:rPr>
+      </w:pPr>
+      <w:r>
+        <w:rPr>
+          <w:lang w:val="pt-BR"/>
+        </w:rPr>
+        <w:t xml:space="preserve"># </w:t>
+      </w:r>
+      <w:proofErr w:type="spellStart"/>
+      <w:r>
+        <w:rPr>
+          <w:lang w:val="pt-BR"/>
+        </w:rPr>
+        <w:t>Dispersion</w:t>
+      </w:r>
+      <w:proofErr w:type="spellEnd"/>
+    </w:p>
+    <w:p>
+      <w:pPr>
+        <w:spacing w:after="0"/>
+        <w:rPr>
+          <w:lang w:val="pt-BR"/>
+        </w:rPr>
+      </w:pPr>
+      <w:r>
+        <w:rPr>
+          <w:lang w:val="pt-BR"/>
+        </w:rPr>
+        <w:t xml:space="preserve"># </w:t>
+      </w:r>
+      <w:proofErr w:type="spellStart"/>
+      <w:r>
+        <w:rPr>
+          <w:lang w:val="pt-BR"/>
+        </w:rPr>
+        <w:t>Definition</w:t>
+      </w:r>
+      <w:proofErr w:type="spellEnd"/>
+      <w:r>
+        <w:rPr>
+          <w:lang w:val="pt-BR"/>
+        </w:rPr>
+        <w:t xml:space="preserve">: Dizem se os dados </w:t>
+      </w:r>
+      <w:proofErr w:type="spellStart"/>
+      <w:r>
+        <w:rPr>
+          <w:lang w:val="pt-BR"/>
+        </w:rPr>
+        <w:t>estao</w:t>
+      </w:r>
+      <w:proofErr w:type="spellEnd"/>
+      <w:r>
+        <w:rPr>
+          <w:lang w:val="pt-BR"/>
+        </w:rPr>
+        <w:t xml:space="preserve"> muito concentrados perto da </w:t>
+      </w:r>
+      <w:proofErr w:type="spellStart"/>
+      <w:r>
+        <w:rPr>
+          <w:lang w:val="pt-BR"/>
+        </w:rPr>
+        <w:t>media</w:t>
+      </w:r>
+      <w:proofErr w:type="spellEnd"/>
+      <w:r>
+        <w:rPr>
+          <w:lang w:val="pt-BR"/>
+        </w:rPr>
+        <w:t xml:space="preserve">/mediana ou se os dados </w:t>
+      </w:r>
+      <w:proofErr w:type="spellStart"/>
+      <w:r>
+        <w:rPr>
+          <w:lang w:val="pt-BR"/>
+        </w:rPr>
+        <w:t>estao</w:t>
+      </w:r>
+      <w:proofErr w:type="spellEnd"/>
+      <w:r>
+        <w:rPr>
+          <w:lang w:val="pt-BR"/>
+        </w:rPr>
+        <w:t xml:space="preserve"> muito dispersos da </w:t>
+      </w:r>
+      <w:proofErr w:type="spellStart"/>
+      <w:r>
+        <w:rPr>
+          <w:lang w:val="pt-BR"/>
+        </w:rPr>
+        <w:t>media</w:t>
+      </w:r>
+      <w:proofErr w:type="spellEnd"/>
+      <w:r>
+        <w:rPr>
+          <w:lang w:val="pt-BR"/>
+        </w:rPr>
+        <w:t>/mediana</w:t>
+      </w:r>
+    </w:p>
+    <w:p>
+      <w:pPr>
+        <w:spacing w:after="0"/>
+        <w:rPr>
+          <w:lang w:val="pt-BR"/>
+        </w:rPr>
+      </w:pPr>
+      <w:r>
+        <w:rPr>
+          <w:lang w:val="pt-BR"/>
+        </w:rPr>
+        <w:t xml:space="preserve"># </w:t>
+      </w:r>
+      <w:proofErr w:type="spellStart"/>
+      <w:r>
+        <w:rPr>
+          <w:lang w:val="pt-BR"/>
+        </w:rPr>
+        <w:t>Metrics</w:t>
+      </w:r>
+      <w:proofErr w:type="spellEnd"/>
+      <w:r>
+        <w:rPr>
+          <w:lang w:val="pt-BR"/>
+        </w:rPr>
+        <w:t xml:space="preserve">: </w:t>
+      </w:r>
+      <w:proofErr w:type="spellStart"/>
+      <w:r>
+        <w:rPr>
+          <w:lang w:val="pt-BR"/>
+        </w:rPr>
+        <w:t>std</w:t>
+      </w:r>
+      <w:proofErr w:type="spellEnd"/>
+      <w:r>
+        <w:rPr>
+          <w:lang w:val="pt-BR"/>
+        </w:rPr>
+        <w:t xml:space="preserve">, min, </w:t>
+      </w:r>
+      <w:proofErr w:type="spellStart"/>
+      <w:r>
+        <w:rPr>
+          <w:lang w:val="pt-BR"/>
+        </w:rPr>
+        <w:t>max</w:t>
+      </w:r>
+      <w:proofErr w:type="spellEnd"/>
+      <w:r>
+        <w:rPr>
+          <w:lang w:val="pt-BR"/>
+        </w:rPr>
+        <w:t xml:space="preserve">, range, </w:t>
+      </w:r>
+      <w:proofErr w:type="spellStart"/>
+      <w:r>
+        <w:rPr>
+          <w:lang w:val="pt-BR"/>
+        </w:rPr>
+        <w:t>skew</w:t>
+      </w:r>
+      <w:proofErr w:type="spellEnd"/>
+      <w:r>
+        <w:rPr>
+          <w:lang w:val="pt-BR"/>
+        </w:rPr>
+        <w:t xml:space="preserve"> (como </w:t>
+      </w:r>
+      <w:proofErr w:type="spellStart"/>
+      <w:r>
+        <w:rPr>
+          <w:lang w:val="pt-BR"/>
+        </w:rPr>
+        <w:t>eh</w:t>
+      </w:r>
+      <w:proofErr w:type="spellEnd"/>
+      <w:r>
+        <w:rPr>
+          <w:lang w:val="pt-BR"/>
+        </w:rPr>
+        <w:t xml:space="preserve"> a </w:t>
+      </w:r>
+      <w:proofErr w:type="spellStart"/>
+      <w:r>
+        <w:rPr>
+          <w:lang w:val="pt-BR"/>
+        </w:rPr>
+        <w:t>deformacao</w:t>
+      </w:r>
+      <w:proofErr w:type="spellEnd"/>
+      <w:r>
+        <w:rPr>
+          <w:lang w:val="pt-BR"/>
+        </w:rPr>
+        <w:t xml:space="preserve"> dos dados em </w:t>
+      </w:r>
+      <w:proofErr w:type="spellStart"/>
+      <w:r>
+        <w:rPr>
+          <w:lang w:val="pt-BR"/>
+        </w:rPr>
+        <w:t>relacao</w:t>
+      </w:r>
+      <w:proofErr w:type="spellEnd"/>
+      <w:r>
+        <w:rPr>
+          <w:lang w:val="pt-BR"/>
+        </w:rPr>
+        <w:t xml:space="preserve"> a </w:t>
+      </w:r>
+      <w:proofErr w:type="spellStart"/>
+      <w:r>
+        <w:rPr>
+          <w:lang w:val="pt-BR"/>
+        </w:rPr>
+        <w:t>distribuicao</w:t>
+      </w:r>
+      <w:proofErr w:type="spellEnd"/>
+      <w:r>
+        <w:rPr>
+          <w:lang w:val="pt-BR"/>
+        </w:rPr>
+        <w:t xml:space="preserve"> normal (forma de sino). Para e esquerda a </w:t>
+      </w:r>
+      <w:proofErr w:type="spellStart"/>
+      <w:r>
+        <w:rPr>
+          <w:lang w:val="pt-BR"/>
+        </w:rPr>
+        <w:t>skem</w:t>
+      </w:r>
+      <w:proofErr w:type="spellEnd"/>
       <w:r>
         <w:rPr>
           <w:lang w:val="pt-BR"/>
@@ -4618,279 +4542,9 @@
         <w:rPr>
           <w:lang w:val="pt-BR"/>
         </w:rPr>
-        <w:t>median</w:t>
+        <w:t>eh</w:t>
       </w:r>
       <w:proofErr w:type="spellEnd"/>
-    </w:p>
-    <w:p>
-      <w:pPr>
-        <w:spacing w:after="0"/>
-        <w:rPr>
-          <w:lang w:val="pt-BR"/>
-        </w:rPr>
-      </w:pPr>
-    </w:p>
-    <w:p>
-      <w:pPr>
-        <w:spacing w:after="0"/>
-        <w:rPr>
-          <w:lang w:val="pt-BR"/>
-        </w:rPr>
-      </w:pPr>
-      <w:r>
-        <w:rPr>
-          <w:lang w:val="pt-BR"/>
-        </w:rPr>
-        <w:t xml:space="preserve"># </w:t>
-      </w:r>
-      <w:proofErr w:type="spellStart"/>
-      <w:r>
-        <w:rPr>
-          <w:lang w:val="pt-BR"/>
-        </w:rPr>
-        <w:t>Dispersion</w:t>
-      </w:r>
-      <w:proofErr w:type="spellEnd"/>
-    </w:p>
-    <w:p>
-      <w:pPr>
-        <w:spacing w:after="0"/>
-        <w:rPr>
-          <w:lang w:val="pt-BR"/>
-        </w:rPr>
-      </w:pPr>
-      <w:r>
-        <w:rPr>
-          <w:lang w:val="pt-BR"/>
-        </w:rPr>
-        <w:t xml:space="preserve"># </w:t>
-      </w:r>
-      <w:proofErr w:type="spellStart"/>
-      <w:r>
-        <w:rPr>
-          <w:lang w:val="pt-BR"/>
-        </w:rPr>
-        <w:t>Definition</w:t>
-      </w:r>
-      <w:proofErr w:type="spellEnd"/>
-      <w:r>
-        <w:rPr>
-          <w:lang w:val="pt-BR"/>
-        </w:rPr>
-        <w:t xml:space="preserve">: Dizem se os dados </w:t>
-      </w:r>
-      <w:proofErr w:type="spellStart"/>
-      <w:r>
-        <w:rPr>
-          <w:lang w:val="pt-BR"/>
-        </w:rPr>
-        <w:t>estao</w:t>
-      </w:r>
-      <w:proofErr w:type="spellEnd"/>
-      <w:r>
-        <w:rPr>
-          <w:lang w:val="pt-BR"/>
-        </w:rPr>
-        <w:t xml:space="preserve"> muito concentrados perto da </w:t>
-      </w:r>
-      <w:proofErr w:type="spellStart"/>
-      <w:proofErr w:type="gramStart"/>
-      <w:r>
-        <w:rPr>
-          <w:lang w:val="pt-BR"/>
-        </w:rPr>
-        <w:t>media</w:t>
-      </w:r>
-      <w:proofErr w:type="spellEnd"/>
-      <w:proofErr w:type="gramEnd"/>
-      <w:r>
-        <w:rPr>
-          <w:lang w:val="pt-BR"/>
-        </w:rPr>
-        <w:t xml:space="preserve">/mediana ou se os dados </w:t>
-      </w:r>
-      <w:proofErr w:type="spellStart"/>
-      <w:r>
-        <w:rPr>
-          <w:lang w:val="pt-BR"/>
-        </w:rPr>
-        <w:t>estao</w:t>
-      </w:r>
-      <w:proofErr w:type="spellEnd"/>
-      <w:r>
-        <w:rPr>
-          <w:lang w:val="pt-BR"/>
-        </w:rPr>
-        <w:t xml:space="preserve"> muito dispersos da </w:t>
-      </w:r>
-      <w:proofErr w:type="spellStart"/>
-      <w:proofErr w:type="gramStart"/>
-      <w:r>
-        <w:rPr>
-          <w:lang w:val="pt-BR"/>
-        </w:rPr>
-        <w:t>media</w:t>
-      </w:r>
-      <w:proofErr w:type="spellEnd"/>
-      <w:proofErr w:type="gramEnd"/>
-      <w:r>
-        <w:rPr>
-          <w:lang w:val="pt-BR"/>
-        </w:rPr>
-        <w:t>/mediana</w:t>
-      </w:r>
-    </w:p>
-    <w:p>
-      <w:pPr>
-        <w:spacing w:after="0"/>
-        <w:rPr>
-          <w:lang w:val="pt-BR"/>
-        </w:rPr>
-      </w:pPr>
-      <w:r>
-        <w:rPr>
-          <w:lang w:val="pt-BR"/>
-        </w:rPr>
-        <w:t xml:space="preserve"># </w:t>
-      </w:r>
-      <w:proofErr w:type="spellStart"/>
-      <w:r>
-        <w:rPr>
-          <w:lang w:val="pt-BR"/>
-        </w:rPr>
-        <w:t>Metrics</w:t>
-      </w:r>
-      <w:proofErr w:type="spellEnd"/>
-      <w:r>
-        <w:rPr>
-          <w:lang w:val="pt-BR"/>
-        </w:rPr>
-        <w:t xml:space="preserve">: </w:t>
-      </w:r>
-      <w:proofErr w:type="spellStart"/>
-      <w:r>
-        <w:rPr>
-          <w:lang w:val="pt-BR"/>
-        </w:rPr>
-        <w:t>std</w:t>
-      </w:r>
-      <w:proofErr w:type="spellEnd"/>
-      <w:r>
-        <w:rPr>
-          <w:lang w:val="pt-BR"/>
-        </w:rPr>
-        <w:t xml:space="preserve">, min, </w:t>
-      </w:r>
-      <w:proofErr w:type="spellStart"/>
-      <w:r>
-        <w:rPr>
-          <w:lang w:val="pt-BR"/>
-        </w:rPr>
-        <w:t>max</w:t>
-      </w:r>
-      <w:proofErr w:type="spellEnd"/>
-      <w:r>
-        <w:rPr>
-          <w:lang w:val="pt-BR"/>
-        </w:rPr>
-        <w:t xml:space="preserve">, range, </w:t>
-      </w:r>
-      <w:proofErr w:type="spellStart"/>
-      <w:r>
-        <w:rPr>
-          <w:lang w:val="pt-BR"/>
-        </w:rPr>
-        <w:t>skew</w:t>
-      </w:r>
-      <w:proofErr w:type="spellEnd"/>
-      <w:r>
-        <w:rPr>
-          <w:lang w:val="pt-BR"/>
-        </w:rPr>
-        <w:t xml:space="preserve"> (como </w:t>
-      </w:r>
-      <w:proofErr w:type="spellStart"/>
-      <w:proofErr w:type="gramStart"/>
-      <w:r>
-        <w:rPr>
-          <w:lang w:val="pt-BR"/>
-        </w:rPr>
-        <w:t>eh</w:t>
-      </w:r>
-      <w:proofErr w:type="spellEnd"/>
-      <w:proofErr w:type="gramEnd"/>
-      <w:r>
-        <w:rPr>
-          <w:lang w:val="pt-BR"/>
-        </w:rPr>
-        <w:t xml:space="preserve"> a </w:t>
-      </w:r>
-      <w:proofErr w:type="spellStart"/>
-      <w:r>
-        <w:rPr>
-          <w:lang w:val="pt-BR"/>
-        </w:rPr>
-        <w:t>deformacao</w:t>
-      </w:r>
-      <w:proofErr w:type="spellEnd"/>
-      <w:r>
-        <w:rPr>
-          <w:lang w:val="pt-BR"/>
-        </w:rPr>
-        <w:t xml:space="preserve"> dos dados em </w:t>
-      </w:r>
-      <w:proofErr w:type="spellStart"/>
-      <w:r>
-        <w:rPr>
-          <w:lang w:val="pt-BR"/>
-        </w:rPr>
-        <w:t>relacao</w:t>
-      </w:r>
-      <w:proofErr w:type="spellEnd"/>
-      <w:r>
-        <w:rPr>
-          <w:lang w:val="pt-BR"/>
-        </w:rPr>
-        <w:t xml:space="preserve"> a </w:t>
-      </w:r>
-      <w:proofErr w:type="spellStart"/>
-      <w:r>
-        <w:rPr>
-          <w:lang w:val="pt-BR"/>
-        </w:rPr>
-        <w:t>distribuicao</w:t>
-      </w:r>
-      <w:proofErr w:type="spellEnd"/>
-      <w:r>
-        <w:rPr>
-          <w:lang w:val="pt-BR"/>
-        </w:rPr>
-        <w:t xml:space="preserve"> normal (forma de sino). Para e esquerda a </w:t>
-      </w:r>
-      <w:proofErr w:type="spellStart"/>
-      <w:r>
-        <w:rPr>
-          <w:lang w:val="pt-BR"/>
-        </w:rPr>
-        <w:t>skem</w:t>
-      </w:r>
-      <w:proofErr w:type="spellEnd"/>
-      <w:r>
-        <w:rPr>
-          <w:lang w:val="pt-BR"/>
-        </w:rPr>
-        <w:t xml:space="preserve"> </w:t>
-      </w:r>
-      <w:proofErr w:type="spellStart"/>
-      <w:proofErr w:type="gramStart"/>
-      <w:r>
-        <w:rPr>
-          <w:lang w:val="pt-BR"/>
-        </w:rPr>
-        <w:t>eh</w:t>
-      </w:r>
-      <w:proofErr w:type="spellEnd"/>
-      <w:proofErr w:type="gramEnd"/>
       <w:r>
         <w:rPr>
           <w:lang w:val="pt-BR"/>
@@ -5373,7 +5027,7 @@
         <w:spacing w:after="0"/>
       </w:pPr>
       <w:r>
-        <w:t>Morning combines higher frequency and higher dispersion of missing items, indicating greater operational instability and potential fraud exposure.</w:t>
+        <w:t>Morning combines higher frequency and higher dispersion, indicating greater operational instability and potential fraud exposure.</w:t>
       </w:r>
     </w:p>
     <w:p>
@@ -5463,11 +5117,9 @@
       <w:r>
         <w:t xml:space="preserve">Morning operations may face higher preparation pressure, increasing </w:t>
       </w:r>
-      <w:proofErr w:type="spellStart"/>
-      <w:r>
-        <w:t>fulfillment</w:t>
-      </w:r>
-      <w:proofErr w:type="spellEnd"/>
+      <w:r>
+        <w:t>fulfilment</w:t>
+      </w:r>
       <w:r>
         <w:t xml:space="preserve"> errors.</w:t>
       </w:r>
@@ -5824,21 +5476,7 @@
           <w:b/>
           <w:bCs/>
         </w:rPr>
-        <w:t xml:space="preserve">Weekends deliveries </w:t>
-      </w:r>
-      <w:r>
-        <w:rPr>
-          <w:b/>
-          <w:bCs/>
-        </w:rPr>
-        <w:t>present</w:t>
-      </w:r>
-      <w:r>
-        <w:rPr>
-          <w:b/>
-          <w:bCs/>
-        </w:rPr>
-        <w:t xml:space="preserve"> higher missing item rates and revenue loss rates.</w:t>
+        <w:t>Weekends deliveries present higher missing item rates and revenue loss rates.</w:t>
       </w:r>
     </w:p>
     <w:p>
@@ -5899,15 +5537,7 @@
         <w:spacing w:after="0"/>
       </w:pPr>
       <w:r>
-        <w:t>Saturday presents elevated rates compared to mid-</w:t>
-      </w:r>
-      <w:proofErr w:type="gramStart"/>
-      <w:r>
-        <w:t>week days</w:t>
-      </w:r>
-      <w:proofErr w:type="gramEnd"/>
-      <w:r>
-        <w:t>,</w:t>
+        <w:t>Saturday presents elevated rates compared to mid-week days,</w:t>
       </w:r>
     </w:p>
     <w:p>
@@ -6034,15 +5664,7 @@
         <w:spacing w:after="0"/>
       </w:pPr>
       <w:r>
-        <w:t>Saturday presents elevated rates compared to mid-</w:t>
-      </w:r>
-      <w:proofErr w:type="gramStart"/>
-      <w:r>
-        <w:t>week days</w:t>
-      </w:r>
-      <w:proofErr w:type="gramEnd"/>
-      <w:r>
-        <w:t>,</w:t>
+        <w:t>Saturday presents elevated rates compared to mid-week days,</w:t>
       </w:r>
     </w:p>
     <w:p>
@@ -7382,21 +7004,7 @@
           <w:b/>
           <w:bCs/>
         </w:rPr>
-        <w:t xml:space="preserve"> – </w:t>
-      </w:r>
-      <w:r>
-        <w:rPr>
-          <w:b/>
-          <w:bCs/>
-        </w:rPr>
-        <w:t xml:space="preserve">Average - </w:t>
-      </w:r>
-      <w:r>
-        <w:rPr>
-          <w:b/>
-          <w:bCs/>
-        </w:rPr>
-        <w:t>2 different risk types</w:t>
+        <w:t xml:space="preserve"> – Average - 2 different risk types</w:t>
       </w:r>
     </w:p>
     <w:p>
@@ -7442,10 +7050,7 @@
         <w:t xml:space="preserve"> </w:t>
       </w:r>
       <w:r>
-        <w:t>20</w:t>
-      </w:r>
-      <w:r>
-        <w:t xml:space="preserve"> </w:t>
+        <w:t xml:space="preserve">20 </w:t>
       </w:r>
     </w:p>
     <w:p>
@@ -7511,15 +7116,7 @@
         <w:spacing w:after="0"/>
       </w:pPr>
       <w:r>
-        <w:t xml:space="preserve">Electronics do not represent </w:t>
-      </w:r>
-      <w:proofErr w:type="gramStart"/>
-      <w:r>
-        <w:t>the majority of</w:t>
-      </w:r>
-      <w:proofErr w:type="gramEnd"/>
-      <w:r>
-        <w:t xml:space="preserve"> missing cases.</w:t>
+        <w:t>Electronics do not represent the majority of missing cases.</w:t>
       </w:r>
     </w:p>
     <w:p>
@@ -8305,17 +7902,8 @@
           <w:b/>
           <w:bCs/>
         </w:rPr>
-        <w:t xml:space="preserve"> </w:t>
-      </w:r>
-      <w:proofErr w:type="gramStart"/>
-      <w:r>
-        <w:rPr>
-          <w:b/>
-          <w:bCs/>
-        </w:rPr>
-        <w:t>para PowerPoint</w:t>
-      </w:r>
-      <w:proofErr w:type="gramEnd"/>
+        <w:t xml:space="preserve"> para PowerPoint</w:t>
+      </w:r>
     </w:p>
     <w:p>
       <w:pPr>
@@ -9098,15 +8686,7 @@
         <w:spacing w:after="0"/>
       </w:pPr>
       <w:r>
-        <w:t xml:space="preserve">Although Electronics represent a smaller portion of missing events, they concentrate </w:t>
-      </w:r>
-      <w:proofErr w:type="gramStart"/>
-      <w:r>
-        <w:t>the majority of</w:t>
-      </w:r>
-      <w:proofErr w:type="gramEnd"/>
-      <w:r>
-        <w:t xml:space="preserve"> the financial loss, indicating a </w:t>
+        <w:t xml:space="preserve">Although Electronics represent a smaller portion of missing events, they concentrate the majority of the financial loss, indicating a </w:t>
       </w:r>
       <w:r>
         <w:rPr>
@@ -11874,17 +11454,8 @@
           <w:b/>
           <w:bCs/>
         </w:rPr>
-        <w:t xml:space="preserve"> </w:t>
-      </w:r>
-      <w:proofErr w:type="gramStart"/>
-      <w:r>
-        <w:rPr>
-          <w:b/>
-          <w:bCs/>
-        </w:rPr>
-        <w:t>para PowerPoint</w:t>
-      </w:r>
-      <w:proofErr w:type="gramEnd"/>
+        <w:t xml:space="preserve"> para PowerPoint</w:t>
+      </w:r>
     </w:p>
     <w:p>
       <w:pPr>
@@ -12092,7 +11663,6 @@
         </w:rPr>
         <w:t>️</w:t>
       </w:r>
-      <w:proofErr w:type="gramStart"/>
       <w:r>
         <w:rPr>
           <w:rFonts w:ascii="Segoe UI Symbol" w:hAnsi="Segoe UI Symbol" w:cs="Segoe UI Symbol"/>
@@ -12108,16 +11678,7 @@
           <w:bCs/>
           <w:lang w:val="pt-BR"/>
         </w:rPr>
-        <w:t xml:space="preserve"> Se</w:t>
-      </w:r>
-      <w:proofErr w:type="gramEnd"/>
-      <w:r>
-        <w:rPr>
-          <w:b/>
-          <w:bCs/>
-          <w:lang w:val="pt-BR"/>
-        </w:rPr>
-        <w:t xml:space="preserve"> quiser melhorar MUITO o seu projeto</w:t>
+        <w:t xml:space="preserve"> Se quiser melhorar MUITO o seu projeto</w:t>
       </w:r>
     </w:p>
     <w:p>
@@ -12217,21 +11778,7 @@
         <w:rPr>
           <w:lang w:val="pt-BR"/>
         </w:rPr>
-        <w:t xml:space="preserve">Isso cria uma </w:t>
-      </w:r>
-      <w:proofErr w:type="gramStart"/>
-      <w:r>
-        <w:rPr>
-          <w:lang w:val="pt-BR"/>
-        </w:rPr>
-        <w:t>métrica tipo</w:t>
-      </w:r>
-      <w:proofErr w:type="gramEnd"/>
-      <w:r>
-        <w:rPr>
-          <w:lang w:val="pt-BR"/>
-        </w:rPr>
-        <w:t>:</w:t>
+        <w:t>Isso cria uma métrica tipo:</w:t>
       </w:r>
     </w:p>
     <w:p>
@@ -13503,14 +13050,88 @@
         <w:rPr>
           <w:b/>
           <w:bCs/>
-        </w:rPr>
-      </w:pPr>
-      <w:r>
-        <w:rPr>
-          <w:b/>
-          <w:bCs/>
-        </w:rPr>
-        <w:t>H7 — Product Price vs Missing Frequency</w:t>
+          <w:lang w:val="pt-BR"/>
+        </w:rPr>
+      </w:pPr>
+      <w:r>
+        <w:rPr>
+          <w:b/>
+          <w:bCs/>
+          <w:lang w:val="pt-BR"/>
+        </w:rPr>
+        <w:t xml:space="preserve">H7 — </w:t>
+      </w:r>
+      <w:proofErr w:type="spellStart"/>
+      <w:r>
+        <w:rPr>
+          <w:b/>
+          <w:bCs/>
+          <w:lang w:val="pt-BR"/>
+        </w:rPr>
+        <w:t>Product</w:t>
+      </w:r>
+      <w:proofErr w:type="spellEnd"/>
+      <w:r>
+        <w:rPr>
+          <w:b/>
+          <w:bCs/>
+          <w:lang w:val="pt-BR"/>
+        </w:rPr>
+        <w:t xml:space="preserve"> </w:t>
+      </w:r>
+      <w:proofErr w:type="spellStart"/>
+      <w:r>
+        <w:rPr>
+          <w:b/>
+          <w:bCs/>
+          <w:lang w:val="pt-BR"/>
+        </w:rPr>
+        <w:t>Price</w:t>
+      </w:r>
+      <w:proofErr w:type="spellEnd"/>
+      <w:r>
+        <w:rPr>
+          <w:b/>
+          <w:bCs/>
+          <w:lang w:val="pt-BR"/>
+        </w:rPr>
+        <w:t xml:space="preserve"> </w:t>
+      </w:r>
+      <w:proofErr w:type="spellStart"/>
+      <w:r>
+        <w:rPr>
+          <w:b/>
+          <w:bCs/>
+          <w:lang w:val="pt-BR"/>
+        </w:rPr>
+        <w:t>vs</w:t>
+      </w:r>
+      <w:proofErr w:type="spellEnd"/>
+      <w:r>
+        <w:rPr>
+          <w:b/>
+          <w:bCs/>
+          <w:lang w:val="pt-BR"/>
+        </w:rPr>
+        <w:t xml:space="preserve"> </w:t>
+      </w:r>
+      <w:proofErr w:type="spellStart"/>
+      <w:r>
+        <w:rPr>
+          <w:b/>
+          <w:bCs/>
+          <w:lang w:val="pt-BR"/>
+        </w:rPr>
+        <w:t>Missing</w:t>
+      </w:r>
+      <w:proofErr w:type="spellEnd"/>
+      <w:r>
+        <w:rPr>
+          <w:b/>
+          <w:bCs/>
+          <w:lang w:val="pt-BR"/>
+        </w:rPr>
+        <w:t xml:space="preserve"> Frequency</w:t>
       </w:r>
     </w:p>
     <w:p>
@@ -14072,17 +13693,8 @@
           <w:b/>
           <w:bCs/>
         </w:rPr>
-        <w:t xml:space="preserve"> </w:t>
-      </w:r>
-      <w:proofErr w:type="gramStart"/>
-      <w:r>
-        <w:rPr>
-          <w:b/>
-          <w:bCs/>
-        </w:rPr>
-        <w:t>para PowerPoint</w:t>
-      </w:r>
-      <w:proofErr w:type="gramEnd"/>
+        <w:t xml:space="preserve"> para PowerPoint</w:t>
+      </w:r>
     </w:p>
     <w:p>
       <w:pPr>
@@ -14210,17 +13822,8 @@
           <w:b/>
           <w:bCs/>
         </w:rPr>
-        <w:t xml:space="preserve"> </w:t>
-      </w:r>
-      <w:proofErr w:type="gramStart"/>
-      <w:r>
-        <w:rPr>
-          <w:b/>
-          <w:bCs/>
-        </w:rPr>
-        <w:t>para PowerPoint</w:t>
-      </w:r>
-      <w:proofErr w:type="gramEnd"/>
+        <w:t xml:space="preserve"> para PowerPoint</w:t>
+      </w:r>
     </w:p>
     <w:p>
       <w:pPr>
@@ -14762,7 +14365,6 @@
         </w:rPr>
         <w:t xml:space="preserve"> </w:t>
       </w:r>
-      <w:proofErr w:type="gramStart"/>
       <w:r>
         <w:rPr>
           <w:b/>
@@ -14789,15 +14391,7 @@
           <w:b/>
           <w:bCs/>
         </w:rPr>
-        <w:t>Missing</w:t>
-      </w:r>
-      <w:proofErr w:type="gramEnd"/>
-      <w:r>
-        <w:rPr>
-          <w:b/>
-          <w:bCs/>
-        </w:rPr>
-        <w:t xml:space="preserve"> item rates a</w:t>
+        <w:t>Missing item rates a</w:t>
       </w:r>
       <w:r>
         <w:rPr>
@@ -15174,42 +14768,89 @@
     <w:p>
       <w:pPr>
         <w:spacing w:after="0"/>
-      </w:pPr>
-      <w:r>
-        <w:t>Ou (</w:t>
+        <w:rPr>
+          <w:lang w:val="pt-BR"/>
+        </w:rPr>
+      </w:pPr>
+      <w:r>
+        <w:rPr>
+          <w:lang w:val="pt-BR"/>
+        </w:rPr>
+        <w:t xml:space="preserve">Ou (incluindo duas </w:t>
       </w:r>
       <w:proofErr w:type="spellStart"/>
       <w:r>
-        <w:t>incluindo</w:t>
+        <w:rPr>
+          <w:lang w:val="pt-BR"/>
+        </w:rPr>
+        <w:t>metricas</w:t>
       </w:r>
       <w:proofErr w:type="spellEnd"/>
       <w:r>
-        <w:t xml:space="preserve"> duas </w:t>
+        <w:rPr>
+          <w:lang w:val="pt-BR"/>
+        </w:rPr>
+        <w:t>)</w:t>
+      </w:r>
+    </w:p>
+    <w:p>
+      <w:pPr>
+        <w:spacing w:after="0"/>
+        <w:rPr>
+          <w:lang w:val="pt-BR"/>
+        </w:rPr>
+      </w:pPr>
+    </w:p>
+    <w:p>
+      <w:pPr>
+        <w:spacing w:after="0"/>
+        <w:rPr>
+          <w:lang w:val="pt-BR"/>
+        </w:rPr>
+      </w:pPr>
+      <w:r>
+        <w:rPr>
+          <w:b/>
+          <w:bCs/>
+          <w:lang w:val="pt-BR"/>
+        </w:rPr>
+        <w:t xml:space="preserve">Driver Age </w:t>
       </w:r>
       <w:proofErr w:type="spellStart"/>
       <w:r>
-        <w:t>metricas</w:t>
+        <w:rPr>
+          <w:b/>
+          <w:bCs/>
+          <w:lang w:val="pt-BR"/>
+        </w:rPr>
+        <w:t>Influences</w:t>
       </w:r>
       <w:proofErr w:type="spellEnd"/>
       <w:r>
-        <w:t>)</w:t>
-      </w:r>
-    </w:p>
-    <w:p>
-      <w:pPr>
-        <w:spacing w:after="0"/>
-      </w:pPr>
-    </w:p>
-    <w:p>
-      <w:pPr>
-        <w:spacing w:after="0"/>
-      </w:pPr>
-      <w:r>
-        <w:rPr>
-          <w:b/>
-          <w:bCs/>
-        </w:rPr>
-        <w:t>Driver Age Influences Operational Risk</w:t>
+        <w:rPr>
+          <w:b/>
+          <w:bCs/>
+          <w:lang w:val="pt-BR"/>
+        </w:rPr>
+        <w:t xml:space="preserve"> </w:t>
+      </w:r>
+      <w:proofErr w:type="spellStart"/>
+      <w:r>
+        <w:rPr>
+          <w:b/>
+          <w:bCs/>
+          <w:lang w:val="pt-BR"/>
+        </w:rPr>
+        <w:t>Operational</w:t>
+      </w:r>
+      <w:proofErr w:type="spellEnd"/>
+      <w:r>
+        <w:rPr>
+          <w:b/>
+          <w:bCs/>
+          <w:lang w:val="pt-BR"/>
+        </w:rPr>
+        <w:t xml:space="preserve"> Risk</w:t>
       </w:r>
     </w:p>
     <w:p>
@@ -15427,15 +15068,7 @@
         <w:spacing w:after="0"/>
       </w:pPr>
       <w:r>
-        <w:t xml:space="preserve">Lowest rates in Very </w:t>
-      </w:r>
-      <w:proofErr w:type="gramStart"/>
-      <w:r>
-        <w:t>High Volume</w:t>
-      </w:r>
-      <w:proofErr w:type="gramEnd"/>
-      <w:r>
-        <w:t xml:space="preserve"> Drivers</w:t>
+        <w:t>Lowest rates in Very High Volume Drivers</w:t>
       </w:r>
     </w:p>
     <w:p>
@@ -15676,19 +15309,11 @@
           <w:lang w:val="pt-BR"/>
         </w:rPr>
       </w:pPr>
-      <w:proofErr w:type="gramStart"/>
-      <w:r>
-        <w:rPr>
-          <w:lang w:val="pt-BR"/>
-        </w:rPr>
-        <w:t>Na verdade</w:t>
-      </w:r>
-      <w:proofErr w:type="gramEnd"/>
-      <w:r>
-        <w:rPr>
-          <w:lang w:val="pt-BR"/>
-        </w:rPr>
-        <w:t xml:space="preserve"> existe </w:t>
+      <w:r>
+        <w:rPr>
+          <w:lang w:val="pt-BR"/>
+        </w:rPr>
+        <w:t xml:space="preserve">Na verdade existe </w:t>
       </w:r>
       <w:r>
         <w:rPr>
@@ -15737,62 +15362,54 @@
       <w:r>
         <w:t>Missing item rates do not increase with driver trip volume.</w:t>
       </w:r>
-    </w:p>
-    <w:p>
-      <w:pPr>
-        <w:spacing w:after="0"/>
-      </w:pPr>
+      <w:r>
+        <w:t xml:space="preserve"> </w:t>
+      </w:r>
       <w:r>
         <w:t>Instead, medium-volume drivers show the highest missing incidence, while high-volume drivers present the lowest rates.</w:t>
       </w:r>
-    </w:p>
-    <w:p>
-      <w:pPr>
-        <w:spacing w:after="0"/>
-      </w:pPr>
+      <w:r>
+        <w:t xml:space="preserve"> </w:t>
+      </w:r>
       <w:r>
         <w:t xml:space="preserve">This pattern suggests an experience effect, where highly active drivers develop operational familiarity that reduces </w:t>
       </w:r>
+      <w:r>
+        <w:t>fulfilment</w:t>
+      </w:r>
+      <w:r>
+        <w:t xml:space="preserve"> errors.</w:t>
+      </w:r>
+    </w:p>
+    <w:p>
+      <w:pPr>
+        <w:spacing w:after="0"/>
+      </w:pPr>
+    </w:p>
+    <w:p>
+      <w:pPr>
+        <w:spacing w:after="0"/>
+      </w:pPr>
+      <w:r>
+        <w:t xml:space="preserve">Ou </w:t>
+      </w:r>
       <w:proofErr w:type="spellStart"/>
       <w:r>
-        <w:t>fulfillment</w:t>
+        <w:t>incluindo</w:t>
       </w:r>
       <w:proofErr w:type="spellEnd"/>
       <w:r>
-        <w:t xml:space="preserve"> errors.</w:t>
-      </w:r>
-    </w:p>
-    <w:p>
-      <w:pPr>
-        <w:spacing w:after="0"/>
-      </w:pPr>
-    </w:p>
-    <w:p>
-      <w:pPr>
-        <w:spacing w:after="0"/>
-        <w:rPr>
-          <w:lang w:val="pt-BR"/>
-        </w:rPr>
-      </w:pPr>
-      <w:r>
-        <w:rPr>
-          <w:lang w:val="pt-BR"/>
-        </w:rPr>
-        <w:t xml:space="preserve">Ou incluindo as duas </w:t>
-      </w:r>
-      <w:r>
-        <w:rPr>
-          <w:lang w:val="pt-BR"/>
-        </w:rPr>
+        <w:t xml:space="preserve"> as duas </w:t>
+      </w:r>
+      <w:proofErr w:type="spellStart"/>
+      <w:r>
         <w:t>métricas</w:t>
       </w:r>
-    </w:p>
-    <w:p>
-      <w:pPr>
-        <w:spacing w:after="0"/>
-        <w:rPr>
-          <w:lang w:val="pt-BR"/>
-        </w:rPr>
+      <w:proofErr w:type="spellEnd"/>
+    </w:p>
+    <w:p>
+      <w:pPr>
+        <w:spacing w:after="0"/>
       </w:pPr>
     </w:p>
     <w:p>
@@ -15934,10 +15551,16 @@
       <w:pPr>
         <w:spacing w:after="0"/>
       </w:pPr>
-      <w:r>
-        <w:lastRenderedPageBreak/>
-        <w:t>---/---</w:t>
-      </w:r>
+    </w:p>
+    <w:p>
+      <w:pPr>
+        <w:spacing w:after="0"/>
+      </w:pPr>
+    </w:p>
+    <w:p>
+      <w:pPr>
+        <w:spacing w:after="0"/>
+      </w:pPr>
     </w:p>
     <w:p>
       <w:pPr>

--- a/documents/Numerical Attributes.docx
+++ b/documents/Numerical Attributes.docx
@@ -378,7 +378,15 @@
         <w:spacing w:after="0"/>
       </w:pPr>
       <w:r>
-        <w:t>Mean and Median: Values are fairly uniformly distributed, with histogram bars of similar height, although there is a concentration of data between 20 and 23 years.</w:t>
+        <w:t xml:space="preserve">Mean and Median: Values are </w:t>
+      </w:r>
+      <w:proofErr w:type="gramStart"/>
+      <w:r>
+        <w:t>fairly uniformly</w:t>
+      </w:r>
+      <w:proofErr w:type="gramEnd"/>
+      <w:r>
+        <w:t xml:space="preserve"> distributed, with histogram bars of similar height, although there is a concentration of data between 20 and 23 years.</w:t>
       </w:r>
     </w:p>
     <w:p>
@@ -443,7 +451,15 @@
         <w:spacing w:after="0"/>
       </w:pPr>
       <w:r>
-        <w:t>Mean and Median: Values are fairly uniform, with histogram bars of roughly equal height, indicating a uniform distribution.</w:t>
+        <w:t xml:space="preserve">Mean and Median: Values are </w:t>
+      </w:r>
+      <w:proofErr w:type="gramStart"/>
+      <w:r>
+        <w:t>fairly uniform</w:t>
+      </w:r>
+      <w:proofErr w:type="gramEnd"/>
+      <w:r>
+        <w:t>, with histogram bars of roughly equal height, indicating a uniform distribution.</w:t>
       </w:r>
     </w:p>
     <w:p>
@@ -903,7 +919,21 @@
         <w:rPr>
           <w:lang w:val="pt-BR"/>
         </w:rPr>
-        <w:t xml:space="preserve"> (.sum()) = Taxa Ponderada</w:t>
+        <w:t xml:space="preserve"> </w:t>
+      </w:r>
+      <w:proofErr w:type="gramStart"/>
+      <w:r>
+        <w:rPr>
+          <w:lang w:val="pt-BR"/>
+        </w:rPr>
+        <w:t>(.sum</w:t>
+      </w:r>
+      <w:proofErr w:type="gramEnd"/>
+      <w:r>
+        <w:rPr>
+          <w:lang w:val="pt-BR"/>
+        </w:rPr>
+        <w:t>()) = Taxa Ponderada</w:t>
       </w:r>
     </w:p>
     <w:p>
@@ -1027,6 +1057,7 @@
         <w:t xml:space="preserve"> </w:t>
       </w:r>
       <w:proofErr w:type="spellStart"/>
+      <w:proofErr w:type="gramStart"/>
       <w:r>
         <w:rPr>
           <w:lang w:val="pt-BR"/>
@@ -1038,7 +1069,14 @@
         <w:rPr>
           <w:lang w:val="pt-BR"/>
         </w:rPr>
-        <w:t xml:space="preserve"> ) * 100</w:t>
+        <w:t xml:space="preserve"> )</w:t>
+      </w:r>
+      <w:proofErr w:type="gramEnd"/>
+      <w:r>
+        <w:rPr>
+          <w:lang w:val="pt-BR"/>
+        </w:rPr>
+        <w:t xml:space="preserve"> * 100</w:t>
       </w:r>
     </w:p>
     <w:p>
@@ -1110,7 +1148,14 @@
         <w:rPr>
           <w:lang w:val="pt-BR"/>
         </w:rPr>
-        <w:t>2. O seu .</w:t>
+        <w:t xml:space="preserve">2. O </w:t>
+      </w:r>
+      <w:proofErr w:type="gramStart"/>
+      <w:r>
+        <w:rPr>
+          <w:lang w:val="pt-BR"/>
+        </w:rPr>
+        <w:t>seu .</w:t>
       </w:r>
       <w:proofErr w:type="spellStart"/>
       <w:r>
@@ -1120,6 +1165,7 @@
         <w:t>mean</w:t>
       </w:r>
       <w:proofErr w:type="spellEnd"/>
+      <w:proofErr w:type="gramEnd"/>
       <w:r>
         <w:rPr>
           <w:lang w:val="pt-BR"/>
@@ -1154,7 +1200,14 @@
         <w:rPr>
           <w:lang w:val="pt-BR"/>
         </w:rPr>
-        <w:t>Quando você usa o .</w:t>
+        <w:t xml:space="preserve">Quando você usa </w:t>
+      </w:r>
+      <w:proofErr w:type="gramStart"/>
+      <w:r>
+        <w:rPr>
+          <w:lang w:val="pt-BR"/>
+        </w:rPr>
+        <w:t>o .</w:t>
       </w:r>
       <w:proofErr w:type="spellStart"/>
       <w:r>
@@ -1164,6 +1217,7 @@
         <w:t>mean</w:t>
       </w:r>
       <w:proofErr w:type="spellEnd"/>
+      <w:proofErr w:type="gramEnd"/>
       <w:r>
         <w:rPr>
           <w:lang w:val="pt-BR"/>
@@ -1251,6 +1305,7 @@
         <w:t xml:space="preserve"> </w:t>
       </w:r>
       <w:proofErr w:type="spellStart"/>
+      <w:proofErr w:type="gramStart"/>
       <w:r>
         <w:rPr>
           <w:lang w:val="pt-BR"/>
@@ -1262,7 +1317,14 @@
         <w:rPr>
           <w:lang w:val="pt-BR"/>
         </w:rPr>
-        <w:t>()</w:t>
+        <w:t>(</w:t>
+      </w:r>
+      <w:proofErr w:type="gramEnd"/>
+      <w:r>
+        <w:rPr>
+          <w:lang w:val="pt-BR"/>
+        </w:rPr>
+        <w:t>)</w:t>
       </w:r>
     </w:p>
     <w:p>
@@ -1298,7 +1360,14 @@
         <w:rPr>
           <w:lang w:val="pt-BR"/>
         </w:rPr>
-        <w:t>: quase todos os pedidos têm 10 itens), o resultado do .</w:t>
+        <w:t xml:space="preserve">: quase todos os pedidos têm 10 itens), o resultado </w:t>
+      </w:r>
+      <w:proofErr w:type="gramStart"/>
+      <w:r>
+        <w:rPr>
+          <w:lang w:val="pt-BR"/>
+        </w:rPr>
+        <w:t>do .</w:t>
       </w:r>
       <w:proofErr w:type="spellStart"/>
       <w:r>
@@ -1308,6 +1377,7 @@
         <w:t>mean</w:t>
       </w:r>
       <w:proofErr w:type="spellEnd"/>
+      <w:proofErr w:type="gramEnd"/>
       <w:r>
         <w:rPr>
           <w:lang w:val="pt-BR"/>
@@ -1533,7 +1603,21 @@
         <w:rPr>
           <w:lang w:val="pt-BR"/>
         </w:rPr>
-        <w:t>(2+0)/(10+2)</w:t>
+        <w:t>(2+</w:t>
+      </w:r>
+      <w:proofErr w:type="gramStart"/>
+      <w:r>
+        <w:rPr>
+          <w:lang w:val="pt-BR"/>
+        </w:rPr>
+        <w:t>0)/</w:t>
+      </w:r>
+      <w:proofErr w:type="gramEnd"/>
+      <w:r>
+        <w:rPr>
+          <w:lang w:val="pt-BR"/>
+        </w:rPr>
+        <w:t>(10+2)</w:t>
       </w:r>
     </w:p>
     <w:p>
@@ -1586,6 +1670,7 @@
         <w:t xml:space="preserve">16.6% pela </w:t>
       </w:r>
       <w:proofErr w:type="spellStart"/>
+      <w:proofErr w:type="gramStart"/>
       <w:r>
         <w:rPr>
           <w:lang w:val="pt-BR"/>
@@ -1593,11 +1678,19 @@
         <w:t>media</w:t>
       </w:r>
       <w:proofErr w:type="spellEnd"/>
-      <w:r>
-        <w:rPr>
-          <w:lang w:val="pt-BR"/>
-        </w:rPr>
-        <w:t xml:space="preserve"> (.</w:t>
+      <w:proofErr w:type="gramEnd"/>
+      <w:r>
+        <w:rPr>
+          <w:lang w:val="pt-BR"/>
+        </w:rPr>
+        <w:t xml:space="preserve"> </w:t>
+      </w:r>
+      <w:proofErr w:type="gramStart"/>
+      <w:r>
+        <w:rPr>
+          <w:lang w:val="pt-BR"/>
+        </w:rPr>
+        <w:t>(.</w:t>
       </w:r>
       <w:proofErr w:type="spellStart"/>
       <w:r>
@@ -1607,6 +1700,7 @@
         <w:t>mean</w:t>
       </w:r>
       <w:proofErr w:type="spellEnd"/>
+      <w:proofErr w:type="gramEnd"/>
       <w:r>
         <w:rPr>
           <w:lang w:val="pt-BR"/>
@@ -1617,7 +1711,21 @@
         <w:rPr>
           <w:lang w:val="pt-BR"/>
         </w:rPr>
-        <w:t>(2+0)/2 pedidos</w:t>
+        <w:t>(2+</w:t>
+      </w:r>
+      <w:proofErr w:type="gramStart"/>
+      <w:r>
+        <w:rPr>
+          <w:lang w:val="pt-BR"/>
+        </w:rPr>
+        <w:t>0)/</w:t>
+      </w:r>
+      <w:proofErr w:type="gramEnd"/>
+      <w:r>
+        <w:rPr>
+          <w:lang w:val="pt-BR"/>
+        </w:rPr>
+        <w:t>2 pedidos</w:t>
       </w:r>
     </w:p>
     <w:p>
@@ -1753,7 +1861,14 @@
         <w:rPr>
           <w:lang w:val="pt-BR"/>
         </w:rPr>
-        <w:t>Use a Média (.</w:t>
+        <w:t xml:space="preserve">Use a Média </w:t>
+      </w:r>
+      <w:proofErr w:type="gramStart"/>
+      <w:r>
+        <w:rPr>
+          <w:lang w:val="pt-BR"/>
+        </w:rPr>
+        <w:t>(.</w:t>
       </w:r>
       <w:proofErr w:type="spellStart"/>
       <w:r>
@@ -1763,6 +1878,7 @@
         <w:t>mean</w:t>
       </w:r>
       <w:proofErr w:type="spellEnd"/>
+      <w:proofErr w:type="gramEnd"/>
       <w:r>
         <w:rPr>
           <w:lang w:val="pt-BR"/>
@@ -1833,9 +1949,38 @@
         <w:rPr>
           <w:lang w:val="pt-BR"/>
         </w:rPr>
-        <w:t xml:space="preserve"> pararam analise de fraude esse método que fizemos aqui ( Taxa Ponderada) </w:t>
+        <w:t xml:space="preserve"> pararam </w:t>
+      </w:r>
+      <w:proofErr w:type="gramStart"/>
+      <w:r>
+        <w:rPr>
+          <w:lang w:val="pt-BR"/>
+        </w:rPr>
+        <w:t>analise</w:t>
+      </w:r>
+      <w:proofErr w:type="gramEnd"/>
+      <w:r>
+        <w:rPr>
+          <w:lang w:val="pt-BR"/>
+        </w:rPr>
+        <w:t xml:space="preserve"> de fraude esse método que fizemos aqui </w:t>
+      </w:r>
+      <w:proofErr w:type="gramStart"/>
+      <w:r>
+        <w:rPr>
+          <w:lang w:val="pt-BR"/>
+        </w:rPr>
+        <w:t>( Taxa</w:t>
+      </w:r>
+      <w:proofErr w:type="gramEnd"/>
+      <w:r>
+        <w:rPr>
+          <w:lang w:val="pt-BR"/>
+        </w:rPr>
+        <w:t xml:space="preserve"> Ponderada) </w:t>
       </w:r>
       <w:proofErr w:type="spellStart"/>
+      <w:proofErr w:type="gramStart"/>
       <w:r>
         <w:rPr>
           <w:lang w:val="pt-BR"/>
@@ -1843,6 +1988,7 @@
         <w:t>eh</w:t>
       </w:r>
       <w:proofErr w:type="spellEnd"/>
+      <w:proofErr w:type="gramEnd"/>
       <w:r>
         <w:rPr>
           <w:lang w:val="pt-BR"/>
@@ -2052,29 +2198,50 @@
         <w:rPr>
           <w:lang w:val="pt-BR"/>
         </w:rPr>
-        <w:t>Taxa Ponderada (Soma)   O Tamanho do Rombo: Quanto do meu estoque está sumindo em cada período.</w:t>
-      </w:r>
-    </w:p>
-    <w:p>
-      <w:pPr>
-        <w:spacing w:after="0"/>
-        <w:rPr>
-          <w:lang w:val="pt-BR"/>
-        </w:rPr>
-      </w:pPr>
-    </w:p>
-    <w:p>
-      <w:pPr>
-        <w:spacing w:after="0"/>
-        <w:rPr>
-          <w:lang w:val="pt-BR"/>
-        </w:rPr>
-      </w:pPr>
-      <w:r>
-        <w:rPr>
-          <w:lang w:val="pt-BR"/>
-        </w:rPr>
-        <w:t>Média (.</w:t>
+        <w:t>Taxa Ponderada (</w:t>
+      </w:r>
+      <w:proofErr w:type="gramStart"/>
+      <w:r>
+        <w:rPr>
+          <w:lang w:val="pt-BR"/>
+        </w:rPr>
+        <w:t xml:space="preserve">Soma)   </w:t>
+      </w:r>
+      <w:proofErr w:type="gramEnd"/>
+      <w:r>
+        <w:rPr>
+          <w:lang w:val="pt-BR"/>
+        </w:rPr>
+        <w:t>O Tamanho do Rombo: Quanto do meu estoque está sumindo em cada período.</w:t>
+      </w:r>
+    </w:p>
+    <w:p>
+      <w:pPr>
+        <w:spacing w:after="0"/>
+        <w:rPr>
+          <w:lang w:val="pt-BR"/>
+        </w:rPr>
+      </w:pPr>
+    </w:p>
+    <w:p>
+      <w:pPr>
+        <w:spacing w:after="0"/>
+        <w:rPr>
+          <w:lang w:val="pt-BR"/>
+        </w:rPr>
+      </w:pPr>
+      <w:r>
+        <w:rPr>
+          <w:lang w:val="pt-BR"/>
+        </w:rPr>
+        <w:t xml:space="preserve">Média </w:t>
+      </w:r>
+      <w:proofErr w:type="gramStart"/>
+      <w:r>
+        <w:rPr>
+          <w:lang w:val="pt-BR"/>
+        </w:rPr>
+        <w:t>(.</w:t>
       </w:r>
       <w:proofErr w:type="spellStart"/>
       <w:r>
@@ -2084,6 +2251,7 @@
         <w:t>mean</w:t>
       </w:r>
       <w:proofErr w:type="spellEnd"/>
+      <w:proofErr w:type="gramEnd"/>
       <w:r>
         <w:rPr>
           <w:lang w:val="pt-BR"/>
@@ -2110,7 +2278,14 @@
         <w:rPr>
           <w:lang w:val="pt-BR"/>
         </w:rPr>
-        <w:t>Desvio Padrão (.</w:t>
+        <w:t xml:space="preserve">Desvio Padrão </w:t>
+      </w:r>
+      <w:proofErr w:type="gramStart"/>
+      <w:r>
+        <w:rPr>
+          <w:lang w:val="pt-BR"/>
+        </w:rPr>
+        <w:t>(.</w:t>
       </w:r>
       <w:proofErr w:type="spellStart"/>
       <w:r>
@@ -2120,11 +2295,26 @@
         <w:t>std</w:t>
       </w:r>
       <w:proofErr w:type="spellEnd"/>
-      <w:r>
-        <w:rPr>
-          <w:lang w:val="pt-BR"/>
-        </w:rPr>
-        <w:t>())  A Anomalia: Se a média é 1 item faltando, mas alguns pedidos faltam 10, o desvio padrão explode. Isso é um alerta vermelho de fraude.</w:t>
+      <w:proofErr w:type="gramEnd"/>
+      <w:r>
+        <w:rPr>
+          <w:lang w:val="pt-BR"/>
+        </w:rPr>
+        <w:t>(</w:t>
+      </w:r>
+      <w:proofErr w:type="gramStart"/>
+      <w:r>
+        <w:rPr>
+          <w:lang w:val="pt-BR"/>
+        </w:rPr>
+        <w:t>))  A</w:t>
+      </w:r>
+      <w:proofErr w:type="gramEnd"/>
+      <w:r>
+        <w:rPr>
+          <w:lang w:val="pt-BR"/>
+        </w:rPr>
+        <w:t xml:space="preserve"> Anomalia: Se a média é 1 item faltando, mas alguns pedidos faltam 10, o desvio padrão explode. Isso é um alerta vermelho de fraude.</w:t>
       </w:r>
     </w:p>
     <w:p>
@@ -2233,17 +2423,27 @@
       </w:r>
       <w:proofErr w:type="spellStart"/>
       <w:r>
-        <w:t>df_merge_ord_miss_prod.groupby</w:t>
+        <w:t>df_merge_ord_miss_</w:t>
+      </w:r>
+      <w:proofErr w:type="gramStart"/>
+      <w:r>
+        <w:t>prod.groupby</w:t>
       </w:r>
       <w:proofErr w:type="spellEnd"/>
-      <w:r>
-        <w:t>('period').</w:t>
+      <w:proofErr w:type="gramEnd"/>
+      <w:r>
+        <w:t>('period'</w:t>
+      </w:r>
+      <w:proofErr w:type="gramStart"/>
+      <w:r>
+        <w:t>).</w:t>
       </w:r>
       <w:proofErr w:type="spellStart"/>
       <w:r>
         <w:t>agg</w:t>
       </w:r>
       <w:proofErr w:type="spellEnd"/>
+      <w:proofErr w:type="gramEnd"/>
       <w:r>
         <w:t>({</w:t>
       </w:r>
@@ -2256,612 +2456,726 @@
         <w:t>    '</w:t>
       </w:r>
       <w:proofErr w:type="spellStart"/>
+      <w:proofErr w:type="gramStart"/>
+      <w:r>
+        <w:t>items</w:t>
+      </w:r>
+      <w:proofErr w:type="gramEnd"/>
+      <w:r>
+        <w:t>_missing</w:t>
+      </w:r>
+      <w:proofErr w:type="spellEnd"/>
+      <w:r>
+        <w:t>': ['sum', 'mean', 'std'],</w:t>
+      </w:r>
+    </w:p>
+    <w:p>
+      <w:pPr>
+        <w:spacing w:after="0"/>
+      </w:pPr>
+      <w:r>
+        <w:t>    '</w:t>
+      </w:r>
+      <w:proofErr w:type="spellStart"/>
+      <w:proofErr w:type="gramStart"/>
+      <w:r>
+        <w:t>items</w:t>
+      </w:r>
+      <w:proofErr w:type="gramEnd"/>
+      <w:r>
+        <w:t>_delivered</w:t>
+      </w:r>
+      <w:proofErr w:type="spellEnd"/>
+      <w:r>
+        <w:t>': 'sum'</w:t>
+      </w:r>
+    </w:p>
+    <w:p>
+      <w:pPr>
+        <w:spacing w:after="0"/>
+      </w:pPr>
+      <w:r>
+        <w:t>}</w:t>
+      </w:r>
+      <w:proofErr w:type="gramStart"/>
+      <w:r>
+        <w:t>).</w:t>
+      </w:r>
+      <w:proofErr w:type="spellStart"/>
+      <w:r>
+        <w:t>reset</w:t>
+      </w:r>
+      <w:proofErr w:type="gramEnd"/>
+      <w:r>
+        <w:t>_</w:t>
+      </w:r>
+      <w:proofErr w:type="gramStart"/>
+      <w:r>
+        <w:t>index</w:t>
+      </w:r>
+      <w:proofErr w:type="spellEnd"/>
+      <w:r>
+        <w:t>(</w:t>
+      </w:r>
+      <w:proofErr w:type="gramEnd"/>
+      <w:r>
+        <w:t>)</w:t>
+      </w:r>
+    </w:p>
+    <w:p>
+      <w:pPr>
+        <w:spacing w:after="0"/>
+      </w:pPr>
+    </w:p>
+    <w:p>
+      <w:pPr>
+        <w:spacing w:after="0"/>
+        <w:rPr>
+          <w:lang w:val="pt-BR"/>
+        </w:rPr>
+      </w:pPr>
+      <w:r>
+        <w:rPr>
+          <w:b/>
+          <w:bCs/>
+          <w:lang w:val="pt-BR"/>
+        </w:rPr>
+        <w:t># Calculando a Taxa Ponderada (sua fórmula anterior)</w:t>
+      </w:r>
+    </w:p>
+    <w:p>
+      <w:pPr>
+        <w:spacing w:after="0"/>
+      </w:pPr>
+      <w:proofErr w:type="spellStart"/>
+      <w:r>
+        <w:t>df_fraude</w:t>
+      </w:r>
+      <w:proofErr w:type="spellEnd"/>
+      <w:r>
+        <w:t>['</w:t>
+      </w:r>
+      <w:proofErr w:type="spellStart"/>
+      <w:r>
+        <w:t>taxa_real</w:t>
+      </w:r>
+      <w:proofErr w:type="spellEnd"/>
+      <w:r>
+        <w:t>_%'] = (</w:t>
+      </w:r>
+      <w:proofErr w:type="spellStart"/>
+      <w:r>
+        <w:t>df_</w:t>
+      </w:r>
+      <w:proofErr w:type="gramStart"/>
+      <w:r>
+        <w:t>fraude</w:t>
+      </w:r>
+      <w:proofErr w:type="spellEnd"/>
+      <w:r>
+        <w:t>[</w:t>
+      </w:r>
+      <w:proofErr w:type="gramEnd"/>
+      <w:r>
+        <w:t>('</w:t>
+      </w:r>
+      <w:proofErr w:type="spellStart"/>
       <w:r>
         <w:t>items_missing</w:t>
       </w:r>
       <w:proofErr w:type="spellEnd"/>
       <w:r>
-        <w:t>': ['sum', 'mean', 'std'],</w:t>
-      </w:r>
-    </w:p>
-    <w:p>
-      <w:pPr>
-        <w:spacing w:after="0"/>
-      </w:pPr>
-      <w:r>
-        <w:t>    '</w:t>
+        <w:t xml:space="preserve">', 'sum')] / </w:t>
       </w:r>
       <w:proofErr w:type="spellStart"/>
       <w:r>
+        <w:t>df_</w:t>
+      </w:r>
+      <w:proofErr w:type="gramStart"/>
+      <w:r>
+        <w:t>fraude</w:t>
+      </w:r>
+      <w:proofErr w:type="spellEnd"/>
+      <w:r>
+        <w:t>[</w:t>
+      </w:r>
+      <w:proofErr w:type="gramEnd"/>
+      <w:r>
+        <w:t>('</w:t>
+      </w:r>
+      <w:proofErr w:type="spellStart"/>
+      <w:r>
         <w:t>items_delivered</w:t>
       </w:r>
       <w:proofErr w:type="spellEnd"/>
       <w:r>
-        <w:t>': 'sum'</w:t>
-      </w:r>
-    </w:p>
-    <w:p>
-      <w:pPr>
-        <w:spacing w:after="0"/>
-      </w:pPr>
-      <w:r>
-        <w:t>}).</w:t>
+        <w:t>', 'sum')]) * 100</w:t>
+      </w:r>
+    </w:p>
+    <w:p>
+      <w:pPr>
+        <w:spacing w:after="0"/>
+      </w:pPr>
+    </w:p>
+    <w:p>
+      <w:pPr>
+        <w:spacing w:after="0"/>
+      </w:pPr>
+      <w:r>
+        <w:t>print(</w:t>
       </w:r>
       <w:proofErr w:type="spellStart"/>
       <w:r>
-        <w:t>reset_index</w:t>
+        <w:t>df_fraude</w:t>
       </w:r>
       <w:proofErr w:type="spellEnd"/>
       <w:r>
-        <w:t>()</w:t>
-      </w:r>
-    </w:p>
-    <w:p>
-      <w:pPr>
-        <w:spacing w:after="0"/>
-      </w:pPr>
-    </w:p>
-    <w:p>
-      <w:pPr>
-        <w:spacing w:after="0"/>
-        <w:rPr>
-          <w:lang w:val="pt-BR"/>
-        </w:rPr>
-      </w:pPr>
-      <w:r>
-        <w:rPr>
-          <w:b/>
-          <w:bCs/>
-          <w:lang w:val="pt-BR"/>
-        </w:rPr>
-        <w:t># Calculando a Taxa Ponderada (sua fórmula anterior)</w:t>
-      </w:r>
-    </w:p>
-    <w:p>
-      <w:pPr>
-        <w:spacing w:after="0"/>
-      </w:pPr>
+        <w:t>)</w:t>
+      </w:r>
+    </w:p>
+    <w:p>
+      <w:pPr>
+        <w:spacing w:after="0"/>
+      </w:pPr>
+    </w:p>
+    <w:p>
+      <w:pPr>
+        <w:spacing w:after="0"/>
+      </w:pPr>
+      <w:r>
+        <w:t>Use code with caution.</w:t>
+      </w:r>
+    </w:p>
+    <w:p>
+      <w:pPr>
+        <w:spacing w:after="0"/>
+      </w:pPr>
+    </w:p>
+    <w:p>
+      <w:pPr>
+        <w:spacing w:after="0"/>
+        <w:rPr>
+          <w:lang w:val="pt-BR"/>
+        </w:rPr>
+      </w:pPr>
+      <w:r>
+        <w:rPr>
+          <w:lang w:val="pt-BR"/>
+        </w:rPr>
+        <w:t>O que procurar nos dados?</w:t>
+      </w:r>
+    </w:p>
+    <w:p>
+      <w:pPr>
+        <w:spacing w:after="0"/>
+        <w:rPr>
+          <w:lang w:val="pt-BR"/>
+        </w:rPr>
+      </w:pPr>
+    </w:p>
+    <w:p>
+      <w:pPr>
+        <w:spacing w:after="0"/>
+        <w:rPr>
+          <w:lang w:val="pt-BR"/>
+        </w:rPr>
+      </w:pPr>
+      <w:r>
+        <w:rPr>
+          <w:lang w:val="pt-BR"/>
+        </w:rPr>
+        <w:lastRenderedPageBreak/>
+        <w:t xml:space="preserve">Desvio Padrão </w:t>
+      </w:r>
+      <w:proofErr w:type="gramStart"/>
+      <w:r>
+        <w:rPr>
+          <w:lang w:val="pt-BR"/>
+        </w:rPr>
+        <w:t>(.</w:t>
+      </w:r>
       <w:proofErr w:type="spellStart"/>
       <w:r>
-        <w:t>df_fraude</w:t>
+        <w:rPr>
+          <w:lang w:val="pt-BR"/>
+        </w:rPr>
+        <w:t>std</w:t>
       </w:r>
       <w:proofErr w:type="spellEnd"/>
-      <w:r>
-        <w:t>['</w:t>
+      <w:proofErr w:type="gramEnd"/>
+      <w:r>
+        <w:rPr>
+          <w:lang w:val="pt-BR"/>
+        </w:rPr>
+        <w:t>(</w:t>
+      </w:r>
+      <w:proofErr w:type="gramStart"/>
+      <w:r>
+        <w:rPr>
+          <w:lang w:val="pt-BR"/>
+        </w:rPr>
+        <w:t>))  A</w:t>
+      </w:r>
+      <w:proofErr w:type="gramEnd"/>
+      <w:r>
+        <w:rPr>
+          <w:lang w:val="pt-BR"/>
+        </w:rPr>
+        <w:t xml:space="preserve"> Anomalia: Se a média é 1 item faltando, mas alguns pedidos faltam 10, o desvio padrão explode. Isso é um alerta vermelho de fraude.</w:t>
+      </w:r>
+    </w:p>
+    <w:p>
+      <w:pPr>
+        <w:spacing w:after="0"/>
+        <w:rPr>
+          <w:lang w:val="pt-BR"/>
+        </w:rPr>
+      </w:pPr>
+    </w:p>
+    <w:p>
+      <w:pPr>
+        <w:spacing w:after="0"/>
+        <w:rPr>
+          <w:b/>
+          <w:bCs/>
+          <w:lang w:val="pt-BR"/>
+        </w:rPr>
+      </w:pPr>
+      <w:r>
+        <w:rPr>
+          <w:b/>
+          <w:bCs/>
+          <w:lang w:val="pt-BR"/>
+        </w:rPr>
+        <w:t>Taxa Real Alta + Média Baixa: Muitos pedidos com poucos itens faltando (provável erro operacional ou pequenos furtos constantes).</w:t>
+      </w:r>
+    </w:p>
+    <w:p>
+      <w:pPr>
+        <w:spacing w:after="0"/>
+        <w:rPr>
+          <w:b/>
+          <w:bCs/>
+          <w:lang w:val="pt-BR"/>
+        </w:rPr>
+      </w:pPr>
+    </w:p>
+    <w:p>
+      <w:pPr>
+        <w:spacing w:after="0"/>
+        <w:rPr>
+          <w:b/>
+          <w:bCs/>
+          <w:lang w:val="pt-BR"/>
+        </w:rPr>
+      </w:pPr>
+      <w:r>
+        <w:rPr>
+          <w:b/>
+          <w:bCs/>
+          <w:lang w:val="pt-BR"/>
+        </w:rPr>
+        <w:t>Taxa Real Alta + Desvio Padrão (</w:t>
       </w:r>
       <w:proofErr w:type="spellStart"/>
       <w:r>
-        <w:t>taxa_real</w:t>
+        <w:rPr>
+          <w:b/>
+          <w:bCs/>
+          <w:lang w:val="pt-BR"/>
+        </w:rPr>
+        <w:t>std</w:t>
       </w:r>
       <w:proofErr w:type="spellEnd"/>
       <w:r>
-        <w:t>_%'] = (</w:t>
+        <w:rPr>
+          <w:b/>
+          <w:bCs/>
+          <w:lang w:val="pt-BR"/>
+        </w:rPr>
+        <w:t>) Alto: Alguns pedidos com muitos itens faltando (comportamento clássico de fraude ou roubo de carga).</w:t>
+      </w:r>
+    </w:p>
+    <w:p>
+      <w:pPr>
+        <w:spacing w:after="0"/>
+        <w:rPr>
+          <w:lang w:val="pt-BR"/>
+        </w:rPr>
+      </w:pPr>
+    </w:p>
+    <w:p>
+      <w:pPr>
+        <w:spacing w:after="0"/>
+        <w:rPr>
+          <w:lang w:val="pt-BR"/>
+        </w:rPr>
+      </w:pPr>
+      <w:r>
+        <w:rPr>
+          <w:lang w:val="pt-BR"/>
+        </w:rPr>
+        <w:t>O seu resultado de 1.6% para o período da tarde parece dentro da normalidade para varejo, ou você suspeita que deveria ser maior?</w:t>
+      </w:r>
+    </w:p>
+    <w:p>
+      <w:pPr>
+        <w:spacing w:after="0"/>
+        <w:rPr>
+          <w:lang w:val="pt-BR"/>
+        </w:rPr>
+      </w:pPr>
+    </w:p>
+    <w:p>
+      <w:pPr>
+        <w:spacing w:after="0"/>
+        <w:rPr>
+          <w:b/>
+          <w:bCs/>
+          <w:lang w:val="pt-BR"/>
+        </w:rPr>
+      </w:pPr>
+      <w:r>
+        <w:rPr>
+          <w:lang w:val="pt-BR"/>
+        </w:rPr>
+        <w:br/>
+      </w:r>
+      <w:r>
+        <w:rPr>
+          <w:b/>
+          <w:bCs/>
+          <w:lang w:val="pt-BR"/>
+        </w:rPr>
+        <w:t xml:space="preserve">3. </w:t>
       </w:r>
       <w:proofErr w:type="spellStart"/>
       <w:r>
-        <w:t>df_fraude</w:t>
+        <w:rPr>
+          <w:b/>
+          <w:bCs/>
+          <w:lang w:val="pt-BR"/>
+        </w:rPr>
+        <w:t>Explicacao</w:t>
       </w:r>
       <w:proofErr w:type="spellEnd"/>
       <w:r>
-        <w:t>[('</w:t>
+        <w:rPr>
+          <w:b/>
+          <w:bCs/>
+          <w:lang w:val="pt-BR"/>
+        </w:rPr>
+        <w:t xml:space="preserve"> STD:</w:t>
+      </w:r>
+    </w:p>
+    <w:p>
+      <w:pPr>
+        <w:spacing w:after="0"/>
+        <w:rPr>
+          <w:lang w:val="pt-BR"/>
+        </w:rPr>
+      </w:pPr>
+    </w:p>
+    <w:p>
+      <w:pPr>
+        <w:spacing w:after="0"/>
+        <w:rPr>
+          <w:lang w:val="pt-BR"/>
+        </w:rPr>
+      </w:pPr>
+      <w:r>
+        <w:rPr>
+          <w:lang w:val="pt-BR"/>
+        </w:rPr>
+        <w:t>O que procurar nos dados?</w:t>
+      </w:r>
+    </w:p>
+    <w:p>
+      <w:pPr>
+        <w:spacing w:after="0"/>
+        <w:rPr>
+          <w:lang w:val="pt-BR"/>
+        </w:rPr>
+      </w:pPr>
+    </w:p>
+    <w:p>
+      <w:pPr>
+        <w:spacing w:after="0"/>
+        <w:rPr>
+          <w:lang w:val="pt-BR"/>
+        </w:rPr>
+      </w:pPr>
+      <w:r>
+        <w:rPr>
+          <w:lang w:val="pt-BR"/>
+        </w:rPr>
+        <w:t xml:space="preserve">Desvio Padrão </w:t>
+      </w:r>
+      <w:proofErr w:type="gramStart"/>
+      <w:r>
+        <w:rPr>
+          <w:lang w:val="pt-BR"/>
+        </w:rPr>
+        <w:t>(.</w:t>
       </w:r>
       <w:proofErr w:type="spellStart"/>
       <w:r>
-        <w:t>items_missing</w:t>
+        <w:rPr>
+          <w:lang w:val="pt-BR"/>
+        </w:rPr>
+        <w:t>std</w:t>
       </w:r>
       <w:proofErr w:type="spellEnd"/>
-      <w:r>
-        <w:t xml:space="preserve">', 'sum')] / </w:t>
+      <w:proofErr w:type="gramEnd"/>
+      <w:r>
+        <w:rPr>
+          <w:lang w:val="pt-BR"/>
+        </w:rPr>
+        <w:t>(</w:t>
+      </w:r>
+      <w:proofErr w:type="gramStart"/>
+      <w:r>
+        <w:rPr>
+          <w:lang w:val="pt-BR"/>
+        </w:rPr>
+        <w:t>))  A</w:t>
+      </w:r>
+      <w:proofErr w:type="gramEnd"/>
+      <w:r>
+        <w:rPr>
+          <w:lang w:val="pt-BR"/>
+        </w:rPr>
+        <w:t xml:space="preserve"> Anomalia: Se a média é 1 item faltando, mas alguns pedidos faltam 10, o desvio padrão explode. Isso é um alerta vermelho de fraude.</w:t>
+      </w:r>
+    </w:p>
+    <w:p>
+      <w:pPr>
+        <w:spacing w:after="0"/>
+        <w:rPr>
+          <w:lang w:val="pt-BR"/>
+        </w:rPr>
+      </w:pPr>
+    </w:p>
+    <w:p>
+      <w:pPr>
+        <w:spacing w:after="0"/>
+        <w:rPr>
+          <w:lang w:val="pt-BR"/>
+        </w:rPr>
+      </w:pPr>
+      <w:r>
+        <w:rPr>
+          <w:lang w:val="pt-BR"/>
+        </w:rPr>
+        <w:t>Taxa Real Alta + Média Baixa: Muitos pedidos com poucos itens faltando (provável erro operacional ou pequenos furtos constantes).</w:t>
+      </w:r>
+    </w:p>
+    <w:p>
+      <w:pPr>
+        <w:spacing w:after="0"/>
+        <w:rPr>
+          <w:lang w:val="pt-BR"/>
+        </w:rPr>
+      </w:pPr>
+    </w:p>
+    <w:p>
+      <w:pPr>
+        <w:spacing w:after="0"/>
+        <w:rPr>
+          <w:lang w:val="pt-BR"/>
+        </w:rPr>
+      </w:pPr>
+      <w:r>
+        <w:rPr>
+          <w:lang w:val="pt-BR"/>
+        </w:rPr>
+        <w:t>Taxa Real Alta + Desvio Padrão (</w:t>
       </w:r>
       <w:proofErr w:type="spellStart"/>
       <w:r>
-        <w:t>df_fraude</w:t>
+        <w:rPr>
+          <w:lang w:val="pt-BR"/>
+        </w:rPr>
+        <w:t>std</w:t>
       </w:r>
       <w:proofErr w:type="spellEnd"/>
       <w:r>
-        <w:t>[('</w:t>
+        <w:rPr>
+          <w:lang w:val="pt-BR"/>
+        </w:rPr>
+        <w:t>) Alto: Alguns pedidos com muitos itens faltando (comportamento clássico de fraude ou roubo de carga).</w:t>
+      </w:r>
+    </w:p>
+    <w:p>
+      <w:pPr>
+        <w:spacing w:after="0"/>
+        <w:rPr>
+          <w:lang w:val="pt-BR"/>
+        </w:rPr>
+      </w:pPr>
+    </w:p>
+    <w:p>
+      <w:pPr>
+        <w:spacing w:after="0"/>
+        <w:rPr>
+          <w:lang w:val="pt-BR"/>
+        </w:rPr>
+      </w:pPr>
+      <w:r>
+        <w:rPr>
+          <w:lang w:val="pt-BR"/>
+        </w:rPr>
+        <w:t>--/--</w:t>
+      </w:r>
+    </w:p>
+    <w:p>
+      <w:pPr>
+        <w:spacing w:after="0"/>
+        <w:rPr>
+          <w:lang w:val="pt-BR"/>
+        </w:rPr>
+      </w:pPr>
+    </w:p>
+    <w:p>
+      <w:pPr>
+        <w:spacing w:after="0"/>
+        <w:rPr>
+          <w:lang w:val="pt-BR"/>
+        </w:rPr>
+      </w:pPr>
+      <w:r>
+        <w:rPr>
+          <w:rFonts w:ascii="Segoe UI Emoji" w:hAnsi="Segoe UI Emoji" w:cs="Segoe UI Emoji"/>
+        </w:rPr>
+        <w:t>🎯</w:t>
+      </w:r>
+      <w:r>
+        <w:rPr>
+          <w:lang w:val="pt-BR"/>
+        </w:rPr>
+        <w:t xml:space="preserve"> Insight 1 — A variabilidade é alta</w:t>
+      </w:r>
+    </w:p>
+    <w:p>
+      <w:pPr>
+        <w:spacing w:after="0"/>
+        <w:rPr>
+          <w:lang w:val="pt-BR"/>
+        </w:rPr>
+      </w:pPr>
+    </w:p>
+    <w:p>
+      <w:pPr>
+        <w:spacing w:after="0"/>
+        <w:rPr>
+          <w:lang w:val="pt-BR"/>
+        </w:rPr>
+      </w:pPr>
+      <w:r>
+        <w:rPr>
+          <w:lang w:val="pt-BR"/>
+        </w:rPr>
+        <w:t>Perceba:</w:t>
+      </w:r>
+    </w:p>
+    <w:p>
+      <w:pPr>
+        <w:spacing w:after="0"/>
+        <w:rPr>
+          <w:lang w:val="pt-BR"/>
+        </w:rPr>
+      </w:pPr>
+    </w:p>
+    <w:p>
+      <w:pPr>
+        <w:spacing w:after="0"/>
+        <w:rPr>
+          <w:lang w:val="pt-BR"/>
+        </w:rPr>
+      </w:pPr>
+      <w:r>
+        <w:rPr>
+          <w:lang w:val="pt-BR"/>
+        </w:rPr>
+        <w:t>Média (</w:t>
       </w:r>
       <w:proofErr w:type="spellStart"/>
       <w:r>
-        <w:t>items_delivered</w:t>
+        <w:rPr>
+          <w:lang w:val="pt-BR"/>
+        </w:rPr>
+        <w:t>avg_</w:t>
+      </w:r>
+      <w:proofErr w:type="gramStart"/>
+      <w:r>
+        <w:rPr>
+          <w:lang w:val="pt-BR"/>
+        </w:rPr>
+        <w:t>missing</w:t>
       </w:r>
       <w:proofErr w:type="spellEnd"/>
       <w:r>
-        <w:t>', 'sum')]) * 100</w:t>
-      </w:r>
-    </w:p>
-    <w:p>
-      <w:pPr>
-        <w:spacing w:after="0"/>
-      </w:pPr>
-    </w:p>
-    <w:p>
-      <w:pPr>
-        <w:spacing w:after="0"/>
-      </w:pPr>
-      <w:r>
-        <w:t>print(</w:t>
+        <w:rPr>
+          <w:lang w:val="pt-BR"/>
+        </w:rPr>
+        <w:t>)≈</w:t>
+      </w:r>
+      <w:proofErr w:type="gramEnd"/>
+      <w:r>
+        <w:rPr>
+          <w:lang w:val="pt-BR"/>
+        </w:rPr>
+        <w:t xml:space="preserve"> 0.16–0.17</w:t>
+      </w:r>
+    </w:p>
+    <w:p>
+      <w:pPr>
+        <w:spacing w:after="0"/>
+        <w:rPr>
+          <w:lang w:val="pt-BR"/>
+        </w:rPr>
+      </w:pPr>
+    </w:p>
+    <w:p>
+      <w:pPr>
+        <w:spacing w:after="0"/>
+        <w:rPr>
+          <w:lang w:val="pt-BR"/>
+        </w:rPr>
+      </w:pPr>
+      <w:r>
+        <w:rPr>
+          <w:lang w:val="pt-BR"/>
+        </w:rPr>
+        <w:t>Desvio padrão (</w:t>
       </w:r>
       <w:proofErr w:type="spellStart"/>
       <w:r>
-        <w:t>df_fraude</w:t>
+        <w:rPr>
+          <w:lang w:val="pt-BR"/>
+        </w:rPr>
+        <w:t>std_</w:t>
+      </w:r>
+      <w:proofErr w:type="gramStart"/>
+      <w:r>
+        <w:rPr>
+          <w:lang w:val="pt-BR"/>
+        </w:rPr>
+        <w:t>missing</w:t>
       </w:r>
       <w:proofErr w:type="spellEnd"/>
       <w:r>
-        <w:t>)</w:t>
-      </w:r>
-    </w:p>
-    <w:p>
-      <w:pPr>
-        <w:spacing w:after="0"/>
-      </w:pPr>
-    </w:p>
-    <w:p>
-      <w:pPr>
-        <w:spacing w:after="0"/>
-      </w:pPr>
-      <w:r>
-        <w:t>Use code with caution.</w:t>
-      </w:r>
-    </w:p>
-    <w:p>
-      <w:pPr>
-        <w:spacing w:after="0"/>
-      </w:pPr>
-    </w:p>
-    <w:p>
-      <w:pPr>
-        <w:spacing w:after="0"/>
-        <w:rPr>
-          <w:lang w:val="pt-BR"/>
-        </w:rPr>
-      </w:pPr>
-      <w:r>
-        <w:rPr>
-          <w:lang w:val="pt-BR"/>
-        </w:rPr>
-        <w:t>O que procurar nos dados?</w:t>
-      </w:r>
-    </w:p>
-    <w:p>
-      <w:pPr>
-        <w:spacing w:after="0"/>
-        <w:rPr>
-          <w:lang w:val="pt-BR"/>
-        </w:rPr>
-      </w:pPr>
-    </w:p>
-    <w:p>
-      <w:pPr>
-        <w:spacing w:after="0"/>
-        <w:rPr>
-          <w:lang w:val="pt-BR"/>
-        </w:rPr>
-      </w:pPr>
-      <w:r>
-        <w:rPr>
-          <w:lang w:val="pt-BR"/>
-        </w:rPr>
-        <w:lastRenderedPageBreak/>
-        <w:t>Desvio Padrão (.</w:t>
-      </w:r>
-      <w:proofErr w:type="spellStart"/>
-      <w:r>
-        <w:rPr>
-          <w:lang w:val="pt-BR"/>
-        </w:rPr>
-        <w:t>std</w:t>
-      </w:r>
-      <w:proofErr w:type="spellEnd"/>
-      <w:r>
-        <w:rPr>
-          <w:lang w:val="pt-BR"/>
-        </w:rPr>
-        <w:t>())  A Anomalia: Se a média é 1 item faltando, mas alguns pedidos faltam 10, o desvio padrão explode. Isso é um alerta vermelho de fraude.</w:t>
-      </w:r>
-    </w:p>
-    <w:p>
-      <w:pPr>
-        <w:spacing w:after="0"/>
-        <w:rPr>
-          <w:lang w:val="pt-BR"/>
-        </w:rPr>
-      </w:pPr>
-    </w:p>
-    <w:p>
-      <w:pPr>
-        <w:spacing w:after="0"/>
-        <w:rPr>
-          <w:b/>
-          <w:bCs/>
-          <w:lang w:val="pt-BR"/>
-        </w:rPr>
-      </w:pPr>
-      <w:r>
-        <w:rPr>
-          <w:b/>
-          <w:bCs/>
-          <w:lang w:val="pt-BR"/>
-        </w:rPr>
-        <w:t>Taxa Real Alta + Média Baixa: Muitos pedidos com poucos itens faltando (provável erro operacional ou pequenos furtos constantes).</w:t>
-      </w:r>
-    </w:p>
-    <w:p>
-      <w:pPr>
-        <w:spacing w:after="0"/>
-        <w:rPr>
-          <w:b/>
-          <w:bCs/>
-          <w:lang w:val="pt-BR"/>
-        </w:rPr>
-      </w:pPr>
-    </w:p>
-    <w:p>
-      <w:pPr>
-        <w:spacing w:after="0"/>
-        <w:rPr>
-          <w:b/>
-          <w:bCs/>
-          <w:lang w:val="pt-BR"/>
-        </w:rPr>
-      </w:pPr>
-      <w:r>
-        <w:rPr>
-          <w:b/>
-          <w:bCs/>
-          <w:lang w:val="pt-BR"/>
-        </w:rPr>
-        <w:t>Taxa Real Alta + Desvio Padrão (</w:t>
-      </w:r>
-      <w:proofErr w:type="spellStart"/>
-      <w:r>
-        <w:rPr>
-          <w:b/>
-          <w:bCs/>
-          <w:lang w:val="pt-BR"/>
-        </w:rPr>
-        <w:t>std</w:t>
-      </w:r>
-      <w:proofErr w:type="spellEnd"/>
-      <w:r>
-        <w:rPr>
-          <w:b/>
-          <w:bCs/>
-          <w:lang w:val="pt-BR"/>
-        </w:rPr>
-        <w:t>) Alto: Alguns pedidos com muitos itens faltando (comportamento clássico de fraude ou roubo de carga).</w:t>
-      </w:r>
-    </w:p>
-    <w:p>
-      <w:pPr>
-        <w:spacing w:after="0"/>
-        <w:rPr>
-          <w:lang w:val="pt-BR"/>
-        </w:rPr>
-      </w:pPr>
-    </w:p>
-    <w:p>
-      <w:pPr>
-        <w:spacing w:after="0"/>
-        <w:rPr>
-          <w:lang w:val="pt-BR"/>
-        </w:rPr>
-      </w:pPr>
-      <w:r>
-        <w:rPr>
-          <w:lang w:val="pt-BR"/>
-        </w:rPr>
-        <w:t>O seu resultado de 1.6% para o período da tarde parece dentro da normalidade para varejo, ou você suspeita que deveria ser maior?</w:t>
-      </w:r>
-    </w:p>
-    <w:p>
-      <w:pPr>
-        <w:spacing w:after="0"/>
-        <w:rPr>
-          <w:lang w:val="pt-BR"/>
-        </w:rPr>
-      </w:pPr>
-    </w:p>
-    <w:p>
-      <w:pPr>
-        <w:spacing w:after="0"/>
-        <w:rPr>
-          <w:b/>
-          <w:bCs/>
-          <w:lang w:val="pt-BR"/>
-        </w:rPr>
-      </w:pPr>
-      <w:r>
-        <w:rPr>
-          <w:lang w:val="pt-BR"/>
-        </w:rPr>
-        <w:br/>
-      </w:r>
-      <w:r>
-        <w:rPr>
-          <w:b/>
-          <w:bCs/>
-          <w:lang w:val="pt-BR"/>
-        </w:rPr>
-        <w:t xml:space="preserve">3. </w:t>
-      </w:r>
-      <w:proofErr w:type="spellStart"/>
-      <w:r>
-        <w:rPr>
-          <w:b/>
-          <w:bCs/>
-          <w:lang w:val="pt-BR"/>
-        </w:rPr>
-        <w:t>Explicacao</w:t>
-      </w:r>
-      <w:proofErr w:type="spellEnd"/>
-      <w:r>
-        <w:rPr>
-          <w:b/>
-          <w:bCs/>
-          <w:lang w:val="pt-BR"/>
-        </w:rPr>
-        <w:t xml:space="preserve"> STD:</w:t>
-      </w:r>
-    </w:p>
-    <w:p>
-      <w:pPr>
-        <w:spacing w:after="0"/>
-        <w:rPr>
-          <w:lang w:val="pt-BR"/>
-        </w:rPr>
-      </w:pPr>
-    </w:p>
-    <w:p>
-      <w:pPr>
-        <w:spacing w:after="0"/>
-        <w:rPr>
-          <w:lang w:val="pt-BR"/>
-        </w:rPr>
-      </w:pPr>
-      <w:r>
-        <w:rPr>
-          <w:lang w:val="pt-BR"/>
-        </w:rPr>
-        <w:t>O que procurar nos dados?</w:t>
-      </w:r>
-    </w:p>
-    <w:p>
-      <w:pPr>
-        <w:spacing w:after="0"/>
-        <w:rPr>
-          <w:lang w:val="pt-BR"/>
-        </w:rPr>
-      </w:pPr>
-    </w:p>
-    <w:p>
-      <w:pPr>
-        <w:spacing w:after="0"/>
-        <w:rPr>
-          <w:lang w:val="pt-BR"/>
-        </w:rPr>
-      </w:pPr>
-      <w:r>
-        <w:rPr>
-          <w:lang w:val="pt-BR"/>
-        </w:rPr>
-        <w:t>Desvio Padrão (.</w:t>
-      </w:r>
-      <w:proofErr w:type="spellStart"/>
-      <w:r>
-        <w:rPr>
-          <w:lang w:val="pt-BR"/>
-        </w:rPr>
-        <w:t>std</w:t>
-      </w:r>
-      <w:proofErr w:type="spellEnd"/>
-      <w:r>
-        <w:rPr>
-          <w:lang w:val="pt-BR"/>
-        </w:rPr>
-        <w:t>())  A Anomalia: Se a média é 1 item faltando, mas alguns pedidos faltam 10, o desvio padrão explode. Isso é um alerta vermelho de fraude.</w:t>
-      </w:r>
-    </w:p>
-    <w:p>
-      <w:pPr>
-        <w:spacing w:after="0"/>
-        <w:rPr>
-          <w:lang w:val="pt-BR"/>
-        </w:rPr>
-      </w:pPr>
-    </w:p>
-    <w:p>
-      <w:pPr>
-        <w:spacing w:after="0"/>
-        <w:rPr>
-          <w:lang w:val="pt-BR"/>
-        </w:rPr>
-      </w:pPr>
-      <w:r>
-        <w:rPr>
-          <w:lang w:val="pt-BR"/>
-        </w:rPr>
-        <w:t>Taxa Real Alta + Média Baixa: Muitos pedidos com poucos itens faltando (provável erro operacional ou pequenos furtos constantes).</w:t>
-      </w:r>
-    </w:p>
-    <w:p>
-      <w:pPr>
-        <w:spacing w:after="0"/>
-        <w:rPr>
-          <w:lang w:val="pt-BR"/>
-        </w:rPr>
-      </w:pPr>
-    </w:p>
-    <w:p>
-      <w:pPr>
-        <w:spacing w:after="0"/>
-        <w:rPr>
-          <w:lang w:val="pt-BR"/>
-        </w:rPr>
-      </w:pPr>
-      <w:r>
-        <w:rPr>
-          <w:lang w:val="pt-BR"/>
-        </w:rPr>
-        <w:t>Taxa Real Alta + Desvio Padrão (</w:t>
-      </w:r>
-      <w:proofErr w:type="spellStart"/>
-      <w:r>
-        <w:rPr>
-          <w:lang w:val="pt-BR"/>
-        </w:rPr>
-        <w:t>std</w:t>
-      </w:r>
-      <w:proofErr w:type="spellEnd"/>
-      <w:r>
-        <w:rPr>
-          <w:lang w:val="pt-BR"/>
-        </w:rPr>
-        <w:t>) Alto: Alguns pedidos com muitos itens faltando (comportamento clássico de fraude ou roubo de carga).</w:t>
-      </w:r>
-    </w:p>
-    <w:p>
-      <w:pPr>
-        <w:spacing w:after="0"/>
-        <w:rPr>
-          <w:lang w:val="pt-BR"/>
-        </w:rPr>
-      </w:pPr>
-    </w:p>
-    <w:p>
-      <w:pPr>
-        <w:spacing w:after="0"/>
-        <w:rPr>
-          <w:lang w:val="pt-BR"/>
-        </w:rPr>
-      </w:pPr>
-      <w:r>
-        <w:rPr>
-          <w:lang w:val="pt-BR"/>
-        </w:rPr>
-        <w:t>--/--</w:t>
-      </w:r>
-    </w:p>
-    <w:p>
-      <w:pPr>
-        <w:spacing w:after="0"/>
-        <w:rPr>
-          <w:lang w:val="pt-BR"/>
-        </w:rPr>
-      </w:pPr>
-    </w:p>
-    <w:p>
-      <w:pPr>
-        <w:spacing w:after="0"/>
-        <w:rPr>
-          <w:lang w:val="pt-BR"/>
-        </w:rPr>
-      </w:pPr>
-      <w:r>
-        <w:rPr>
-          <w:rFonts w:ascii="Segoe UI Emoji" w:hAnsi="Segoe UI Emoji" w:cs="Segoe UI Emoji"/>
-        </w:rPr>
-        <w:t>🎯</w:t>
-      </w:r>
-      <w:r>
-        <w:rPr>
-          <w:lang w:val="pt-BR"/>
-        </w:rPr>
-        <w:t xml:space="preserve"> Insight 1 — A variabilidade é alta</w:t>
-      </w:r>
-    </w:p>
-    <w:p>
-      <w:pPr>
-        <w:spacing w:after="0"/>
-        <w:rPr>
-          <w:lang w:val="pt-BR"/>
-        </w:rPr>
-      </w:pPr>
-    </w:p>
-    <w:p>
-      <w:pPr>
-        <w:spacing w:after="0"/>
-        <w:rPr>
-          <w:lang w:val="pt-BR"/>
-        </w:rPr>
-      </w:pPr>
-      <w:r>
-        <w:rPr>
-          <w:lang w:val="pt-BR"/>
-        </w:rPr>
-        <w:t>Perceba:</w:t>
-      </w:r>
-    </w:p>
-    <w:p>
-      <w:pPr>
-        <w:spacing w:after="0"/>
-        <w:rPr>
-          <w:lang w:val="pt-BR"/>
-        </w:rPr>
-      </w:pPr>
-    </w:p>
-    <w:p>
-      <w:pPr>
-        <w:spacing w:after="0"/>
-        <w:rPr>
-          <w:lang w:val="pt-BR"/>
-        </w:rPr>
-      </w:pPr>
-      <w:r>
-        <w:rPr>
-          <w:lang w:val="pt-BR"/>
-        </w:rPr>
-        <w:t>Média (</w:t>
-      </w:r>
-      <w:proofErr w:type="spellStart"/>
-      <w:r>
-        <w:rPr>
-          <w:lang w:val="pt-BR"/>
-        </w:rPr>
-        <w:t>avg_missing</w:t>
-      </w:r>
-      <w:proofErr w:type="spellEnd"/>
-      <w:r>
-        <w:rPr>
-          <w:lang w:val="pt-BR"/>
-        </w:rPr>
-        <w:t>)≈ 0.16–0.17</w:t>
-      </w:r>
-    </w:p>
-    <w:p>
-      <w:pPr>
-        <w:spacing w:after="0"/>
-        <w:rPr>
-          <w:lang w:val="pt-BR"/>
-        </w:rPr>
-      </w:pPr>
-    </w:p>
-    <w:p>
-      <w:pPr>
-        <w:spacing w:after="0"/>
-        <w:rPr>
-          <w:lang w:val="pt-BR"/>
-        </w:rPr>
-      </w:pPr>
-      <w:r>
-        <w:rPr>
-          <w:lang w:val="pt-BR"/>
-        </w:rPr>
-        <w:t>Desvio padrão (</w:t>
-      </w:r>
-      <w:proofErr w:type="spellStart"/>
-      <w:r>
-        <w:rPr>
-          <w:lang w:val="pt-BR"/>
-        </w:rPr>
-        <w:t>std_missing</w:t>
-      </w:r>
-      <w:proofErr w:type="spellEnd"/>
-      <w:r>
-        <w:rPr>
-          <w:lang w:val="pt-BR"/>
-        </w:rPr>
-        <w:t>)≈ 0.40–0.42</w:t>
+        <w:rPr>
+          <w:lang w:val="pt-BR"/>
+        </w:rPr>
+        <w:t>)≈</w:t>
+      </w:r>
+      <w:proofErr w:type="gramEnd"/>
+      <w:r>
+        <w:rPr>
+          <w:lang w:val="pt-BR"/>
+        </w:rPr>
+        <w:t xml:space="preserve"> 0.40–0.42</w:t>
       </w:r>
     </w:p>
     <w:p>
@@ -3686,7 +4000,21 @@
         <w:rPr>
           <w:lang w:val="pt-BR"/>
         </w:rPr>
-        <w:t>→ Problema raro mas intenso</w:t>
+        <w:t xml:space="preserve">→ Problema </w:t>
+      </w:r>
+      <w:proofErr w:type="gramStart"/>
+      <w:r>
+        <w:rPr>
+          <w:lang w:val="pt-BR"/>
+        </w:rPr>
+        <w:t>raro</w:t>
+      </w:r>
+      <w:proofErr w:type="gramEnd"/>
+      <w:r>
+        <w:rPr>
+          <w:lang w:val="pt-BR"/>
+        </w:rPr>
+        <w:t xml:space="preserve"> mas intenso</w:t>
       </w:r>
     </w:p>
     <w:p>
@@ -3780,12 +4108,163 @@
           <w:lang w:val="pt-BR"/>
         </w:rPr>
       </w:pPr>
-      <w:r>
-        <w:rPr>
-          <w:b/>
-          <w:bCs/>
-          <w:lang w:val="pt-BR"/>
-        </w:rPr>
+    </w:p>
+    <w:p>
+      <w:pPr>
+        <w:spacing w:after="0"/>
+        <w:rPr>
+          <w:b/>
+          <w:bCs/>
+          <w:lang w:val="pt-BR"/>
+        </w:rPr>
+      </w:pPr>
+    </w:p>
+    <w:p>
+      <w:pPr>
+        <w:spacing w:after="0"/>
+        <w:rPr>
+          <w:b/>
+          <w:bCs/>
+          <w:lang w:val="pt-BR"/>
+        </w:rPr>
+      </w:pPr>
+    </w:p>
+    <w:p>
+      <w:pPr>
+        <w:spacing w:after="0"/>
+        <w:rPr>
+          <w:b/>
+          <w:bCs/>
+          <w:lang w:val="pt-BR"/>
+        </w:rPr>
+      </w:pPr>
+    </w:p>
+    <w:p>
+      <w:pPr>
+        <w:spacing w:after="0"/>
+        <w:rPr>
+          <w:b/>
+          <w:bCs/>
+          <w:lang w:val="pt-BR"/>
+        </w:rPr>
+      </w:pPr>
+    </w:p>
+    <w:p>
+      <w:pPr>
+        <w:spacing w:after="0"/>
+        <w:rPr>
+          <w:b/>
+          <w:bCs/>
+          <w:lang w:val="pt-BR"/>
+        </w:rPr>
+      </w:pPr>
+    </w:p>
+    <w:p>
+      <w:pPr>
+        <w:spacing w:after="0"/>
+        <w:rPr>
+          <w:b/>
+          <w:bCs/>
+          <w:lang w:val="pt-BR"/>
+        </w:rPr>
+      </w:pPr>
+    </w:p>
+    <w:p>
+      <w:pPr>
+        <w:spacing w:after="0"/>
+        <w:rPr>
+          <w:b/>
+          <w:bCs/>
+          <w:lang w:val="pt-BR"/>
+        </w:rPr>
+      </w:pPr>
+    </w:p>
+    <w:p>
+      <w:pPr>
+        <w:spacing w:after="0"/>
+        <w:rPr>
+          <w:b/>
+          <w:bCs/>
+          <w:lang w:val="pt-BR"/>
+        </w:rPr>
+      </w:pPr>
+    </w:p>
+    <w:p>
+      <w:pPr>
+        <w:spacing w:after="0"/>
+        <w:rPr>
+          <w:b/>
+          <w:bCs/>
+          <w:lang w:val="pt-BR"/>
+        </w:rPr>
+      </w:pPr>
+    </w:p>
+    <w:p>
+      <w:pPr>
+        <w:spacing w:after="0"/>
+        <w:rPr>
+          <w:b/>
+          <w:bCs/>
+          <w:lang w:val="pt-BR"/>
+        </w:rPr>
+      </w:pPr>
+    </w:p>
+    <w:p>
+      <w:pPr>
+        <w:spacing w:after="0"/>
+        <w:rPr>
+          <w:b/>
+          <w:bCs/>
+          <w:lang w:val="pt-BR"/>
+        </w:rPr>
+      </w:pPr>
+    </w:p>
+    <w:p>
+      <w:pPr>
+        <w:spacing w:after="0"/>
+        <w:rPr>
+          <w:b/>
+          <w:bCs/>
+          <w:lang w:val="pt-BR"/>
+        </w:rPr>
+      </w:pPr>
+    </w:p>
+    <w:p>
+      <w:pPr>
+        <w:spacing w:after="0"/>
+        <w:rPr>
+          <w:b/>
+          <w:bCs/>
+          <w:lang w:val="pt-BR"/>
+        </w:rPr>
+      </w:pPr>
+    </w:p>
+    <w:p>
+      <w:pPr>
+        <w:spacing w:after="0"/>
+        <w:rPr>
+          <w:b/>
+          <w:bCs/>
+          <w:lang w:val="pt-BR"/>
+        </w:rPr>
+      </w:pPr>
+    </w:p>
+    <w:p>
+      <w:pPr>
+        <w:spacing w:after="0"/>
+        <w:rPr>
+          <w:b/>
+          <w:bCs/>
+          <w:lang w:val="pt-BR"/>
+        </w:rPr>
+      </w:pPr>
+      <w:r>
+        <w:rPr>
+          <w:b/>
+          <w:bCs/>
+          <w:lang w:val="pt-BR"/>
+        </w:rPr>
+        <w:lastRenderedPageBreak/>
         <w:t xml:space="preserve">4. Risk </w:t>
       </w:r>
       <w:proofErr w:type="spellStart"/>
@@ -3964,979 +4443,1128 @@
         <w:spacing w:after="0"/>
       </w:pPr>
       <w:r>
+        <w:t>0.6 revenue</w:t>
+      </w:r>
+    </w:p>
+    <w:p>
+      <w:pPr>
+        <w:spacing w:after="0"/>
+      </w:pPr>
+    </w:p>
+    <w:p>
+      <w:pPr>
+        <w:spacing w:after="0"/>
+      </w:pPr>
+      <w:r>
+        <w:t>e</w:t>
+      </w:r>
+    </w:p>
+    <w:p>
+      <w:pPr>
+        <w:spacing w:after="0"/>
+      </w:pPr>
+    </w:p>
+    <w:p>
+      <w:pPr>
+        <w:spacing w:after="0"/>
+      </w:pPr>
+      <w:r>
+        <w:t>0.3 incidence</w:t>
+      </w:r>
+    </w:p>
+    <w:p>
+      <w:pPr>
+        <w:spacing w:after="0"/>
+      </w:pPr>
+      <w:r>
+        <w:t xml:space="preserve">0.3 </w:t>
+      </w:r>
+      <w:proofErr w:type="spellStart"/>
+      <w:r>
+        <w:t>weighted_rate</w:t>
+      </w:r>
+      <w:proofErr w:type="spellEnd"/>
+    </w:p>
+    <w:p>
+      <w:pPr>
+        <w:spacing w:after="0"/>
+      </w:pPr>
+      <w:r>
+        <w:t>0.4 revenue</w:t>
+      </w:r>
+    </w:p>
+    <w:p>
+      <w:pPr>
+        <w:spacing w:after="0"/>
+      </w:pPr>
+    </w:p>
+    <w:p>
+      <w:pPr>
+        <w:spacing w:after="0"/>
+      </w:pPr>
+      <w:r>
+        <w:t>A composite risk score was calculated combining operational and financial indicators:</w:t>
+      </w:r>
+    </w:p>
+    <w:p>
+      <w:pPr>
+        <w:spacing w:after="0"/>
+      </w:pPr>
+    </w:p>
+    <w:p>
+      <w:pPr>
+        <w:spacing w:after="0"/>
+      </w:pPr>
+      <w:r>
+        <w:t>Component         -          Meaning             -            Weight</w:t>
+      </w:r>
+    </w:p>
+    <w:p>
+      <w:pPr>
+        <w:spacing w:after="0"/>
+      </w:pPr>
+    </w:p>
+    <w:p>
+      <w:pPr>
+        <w:spacing w:after="0"/>
+      </w:pPr>
+      <w:proofErr w:type="spellStart"/>
+      <w:r>
+        <w:t>incidence_rate</w:t>
+      </w:r>
+      <w:proofErr w:type="spellEnd"/>
+      <w:r>
+        <w:t xml:space="preserve">      -        frequency of incidents        </w:t>
+      </w:r>
+      <w:proofErr w:type="gramStart"/>
+      <w:r>
+        <w:t>-  30</w:t>
+      </w:r>
+      <w:proofErr w:type="gramEnd"/>
+      <w:r>
+        <w:t>%</w:t>
+      </w:r>
+    </w:p>
+    <w:p>
+      <w:pPr>
+        <w:spacing w:after="0"/>
+      </w:pPr>
+    </w:p>
+    <w:p>
+      <w:pPr>
+        <w:spacing w:after="0"/>
+      </w:pPr>
+      <w:proofErr w:type="spellStart"/>
+      <w:r>
+        <w:t>weighted_missing</w:t>
+      </w:r>
+      <w:proofErr w:type="spellEnd"/>
+      <w:r>
+        <w:t xml:space="preserve">     -       operational severity         -   25%</w:t>
+      </w:r>
+    </w:p>
+    <w:p>
+      <w:pPr>
+        <w:spacing w:after="0"/>
+      </w:pPr>
+    </w:p>
+    <w:p>
+      <w:pPr>
+        <w:spacing w:after="0"/>
+      </w:pPr>
+      <w:r>
+        <w:t>Average revenue loss    -    financial intensity         -    20%</w:t>
+      </w:r>
+    </w:p>
+    <w:p>
+      <w:pPr>
+        <w:spacing w:after="0"/>
+      </w:pPr>
+    </w:p>
+    <w:p>
+      <w:pPr>
+        <w:spacing w:after="0"/>
+      </w:pPr>
+      <w:proofErr w:type="spellStart"/>
+      <w:r>
+        <w:t>weighted_revenue_loss</w:t>
+      </w:r>
+      <w:proofErr w:type="spellEnd"/>
+      <w:r>
+        <w:t xml:space="preserve">   -    financial efficiency </w:t>
+      </w:r>
+      <w:proofErr w:type="gramStart"/>
+      <w:r>
+        <w:t>loss  -</w:t>
+      </w:r>
+      <w:proofErr w:type="gramEnd"/>
+      <w:r>
+        <w:t xml:space="preserve">     15%       </w:t>
+      </w:r>
+    </w:p>
+    <w:p>
+      <w:pPr>
+        <w:spacing w:after="0"/>
+      </w:pPr>
+    </w:p>
+    <w:p>
+      <w:pPr>
+        <w:spacing w:after="0"/>
+      </w:pPr>
+      <w:proofErr w:type="spellStart"/>
+      <w:r>
+        <w:t>order_volume</w:t>
+      </w:r>
+      <w:proofErr w:type="spellEnd"/>
+      <w:r>
+        <w:t xml:space="preserve">           -     reliability of sample     -      10%</w:t>
+      </w:r>
+    </w:p>
+    <w:p>
+      <w:pPr>
+        <w:spacing w:after="0"/>
+      </w:pPr>
+    </w:p>
+    <w:p>
+      <w:pPr>
+        <w:spacing w:after="0"/>
+      </w:pPr>
+    </w:p>
+    <w:p>
+      <w:pPr>
+        <w:spacing w:after="0"/>
+        <w:rPr>
+          <w:lang w:val="pt-BR"/>
+        </w:rPr>
+      </w:pPr>
+      <w:r>
+        <w:rPr>
+          <w:lang w:val="pt-BR"/>
+        </w:rPr>
+        <w:t>Testar múltiplos pesos e ver se o ranking muda drasticamente.</w:t>
+      </w:r>
+    </w:p>
+    <w:p>
+      <w:pPr>
+        <w:spacing w:after="0"/>
+        <w:rPr>
+          <w:lang w:val="pt-BR"/>
+        </w:rPr>
+      </w:pPr>
+    </w:p>
+    <w:p>
+      <w:pPr>
+        <w:spacing w:after="0"/>
+        <w:rPr>
+          <w:lang w:val="pt-BR"/>
+        </w:rPr>
+      </w:pPr>
+      <w:r>
+        <w:rPr>
+          <w:lang w:val="pt-BR"/>
+        </w:rPr>
+        <w:t>Se ranking muda muito → score é instável.</w:t>
+      </w:r>
+    </w:p>
+    <w:p>
+      <w:pPr>
+        <w:spacing w:after="0"/>
+        <w:rPr>
+          <w:lang w:val="pt-BR"/>
+        </w:rPr>
+      </w:pPr>
+    </w:p>
+    <w:p>
+      <w:pPr>
+        <w:spacing w:after="0"/>
+        <w:rPr>
+          <w:lang w:val="pt-BR"/>
+        </w:rPr>
+      </w:pPr>
+      <w:r>
+        <w:rPr>
+          <w:lang w:val="pt-BR"/>
+        </w:rPr>
+        <w:t>Se ranking é estável → pesos não são críticos.</w:t>
+      </w:r>
+    </w:p>
+    <w:p>
+      <w:pPr>
+        <w:spacing w:after="0"/>
+        <w:rPr>
+          <w:lang w:val="pt-BR"/>
+        </w:rPr>
+      </w:pPr>
+    </w:p>
+    <w:p>
+      <w:pPr>
+        <w:spacing w:after="0"/>
+        <w:rPr>
+          <w:b/>
+          <w:bCs/>
+          <w:lang w:val="pt-BR"/>
+        </w:rPr>
+      </w:pPr>
+      <w:r>
+        <w:rPr>
+          <w:b/>
+          <w:bCs/>
+          <w:lang w:val="pt-BR"/>
+        </w:rPr>
+        <w:t>5</w:t>
+      </w:r>
+      <w:r>
+        <w:rPr>
+          <w:b/>
+          <w:bCs/>
+          <w:lang w:val="pt-BR"/>
+        </w:rPr>
+        <w:t xml:space="preserve">. </w:t>
+      </w:r>
+      <w:proofErr w:type="spellStart"/>
+      <w:r>
+        <w:rPr>
+          <w:b/>
+          <w:bCs/>
+          <w:lang w:val="pt-BR"/>
+        </w:rPr>
+        <w:t>Descriptive</w:t>
+      </w:r>
+      <w:proofErr w:type="spellEnd"/>
+      <w:r>
+        <w:rPr>
+          <w:b/>
+          <w:bCs/>
+          <w:lang w:val="pt-BR"/>
+        </w:rPr>
+        <w:t xml:space="preserve"> </w:t>
+      </w:r>
+      <w:proofErr w:type="spellStart"/>
+      <w:r>
+        <w:rPr>
+          <w:b/>
+          <w:bCs/>
+          <w:lang w:val="pt-BR"/>
+        </w:rPr>
+        <w:t>Statistical</w:t>
+      </w:r>
+      <w:proofErr w:type="spellEnd"/>
+      <w:r>
+        <w:rPr>
+          <w:b/>
+          <w:bCs/>
+          <w:lang w:val="pt-BR"/>
+        </w:rPr>
+        <w:t>:</w:t>
+      </w:r>
+    </w:p>
+    <w:p>
+      <w:pPr>
+        <w:spacing w:after="0"/>
+        <w:rPr>
+          <w:lang w:val="pt-BR"/>
+        </w:rPr>
+      </w:pPr>
+    </w:p>
+    <w:p>
+      <w:pPr>
+        <w:spacing w:after="0"/>
+        <w:rPr>
+          <w:lang w:val="pt-BR"/>
+        </w:rPr>
+      </w:pPr>
+      <w:r>
+        <w:rPr>
+          <w:lang w:val="pt-BR"/>
+        </w:rPr>
+        <w:t xml:space="preserve"># Central </w:t>
+      </w:r>
+      <w:proofErr w:type="spellStart"/>
+      <w:r>
+        <w:rPr>
+          <w:lang w:val="pt-BR"/>
+        </w:rPr>
+        <w:t>Tendecy</w:t>
+      </w:r>
+      <w:proofErr w:type="spellEnd"/>
+    </w:p>
+    <w:p>
+      <w:pPr>
+        <w:spacing w:after="0"/>
+        <w:rPr>
+          <w:lang w:val="pt-BR"/>
+        </w:rPr>
+      </w:pPr>
+      <w:r>
+        <w:rPr>
+          <w:lang w:val="pt-BR"/>
+        </w:rPr>
+        <w:t xml:space="preserve"># </w:t>
+      </w:r>
+      <w:proofErr w:type="spellStart"/>
+      <w:r>
+        <w:rPr>
+          <w:lang w:val="pt-BR"/>
+        </w:rPr>
+        <w:t>Definition</w:t>
+      </w:r>
+      <w:proofErr w:type="spellEnd"/>
+      <w:r>
+        <w:rPr>
+          <w:lang w:val="pt-BR"/>
+        </w:rPr>
+        <w:t xml:space="preserve">: resume os dados em um </w:t>
+      </w:r>
+      <w:proofErr w:type="spellStart"/>
+      <w:r>
+        <w:rPr>
+          <w:lang w:val="pt-BR"/>
+        </w:rPr>
+        <w:t>unico</w:t>
+      </w:r>
+      <w:proofErr w:type="spellEnd"/>
+      <w:r>
+        <w:rPr>
+          <w:lang w:val="pt-BR"/>
+        </w:rPr>
+        <w:t xml:space="preserve"> </w:t>
+      </w:r>
+      <w:proofErr w:type="spellStart"/>
+      <w:proofErr w:type="gramStart"/>
+      <w:r>
+        <w:rPr>
+          <w:lang w:val="pt-BR"/>
+        </w:rPr>
+        <w:t>numero</w:t>
+      </w:r>
+      <w:proofErr w:type="spellEnd"/>
+      <w:proofErr w:type="gramEnd"/>
+      <w:r>
+        <w:rPr>
+          <w:lang w:val="pt-BR"/>
+        </w:rPr>
+        <w:t>.</w:t>
+      </w:r>
+    </w:p>
+    <w:p>
+      <w:pPr>
+        <w:spacing w:after="0"/>
+        <w:rPr>
+          <w:lang w:val="pt-BR"/>
+        </w:rPr>
+      </w:pPr>
+      <w:r>
+        <w:rPr>
+          <w:lang w:val="pt-BR"/>
+        </w:rPr>
+        <w:t xml:space="preserve"># </w:t>
+      </w:r>
+      <w:proofErr w:type="spellStart"/>
+      <w:r>
+        <w:rPr>
+          <w:lang w:val="pt-BR"/>
+        </w:rPr>
+        <w:t>Metrics</w:t>
+      </w:r>
+      <w:proofErr w:type="spellEnd"/>
+      <w:r>
+        <w:rPr>
+          <w:lang w:val="pt-BR"/>
+        </w:rPr>
+        <w:t xml:space="preserve">: </w:t>
+      </w:r>
+      <w:proofErr w:type="spellStart"/>
+      <w:proofErr w:type="gramStart"/>
+      <w:r>
+        <w:rPr>
+          <w:lang w:val="pt-BR"/>
+        </w:rPr>
+        <w:t>mean</w:t>
+      </w:r>
+      <w:proofErr w:type="spellEnd"/>
+      <w:r>
+        <w:rPr>
+          <w:lang w:val="pt-BR"/>
+        </w:rPr>
+        <w:t xml:space="preserve"> ,</w:t>
+      </w:r>
+      <w:proofErr w:type="gramEnd"/>
+      <w:r>
+        <w:rPr>
+          <w:lang w:val="pt-BR"/>
+        </w:rPr>
+        <w:t xml:space="preserve"> </w:t>
+      </w:r>
+      <w:proofErr w:type="spellStart"/>
+      <w:r>
+        <w:rPr>
+          <w:lang w:val="pt-BR"/>
+        </w:rPr>
+        <w:t>median</w:t>
+      </w:r>
+      <w:proofErr w:type="spellEnd"/>
+    </w:p>
+    <w:p>
+      <w:pPr>
+        <w:spacing w:after="0"/>
+        <w:rPr>
+          <w:lang w:val="pt-BR"/>
+        </w:rPr>
+      </w:pPr>
+    </w:p>
+    <w:p>
+      <w:pPr>
+        <w:spacing w:after="0"/>
+        <w:rPr>
+          <w:lang w:val="pt-BR"/>
+        </w:rPr>
+      </w:pPr>
+      <w:r>
+        <w:rPr>
+          <w:lang w:val="pt-BR"/>
+        </w:rPr>
+        <w:t xml:space="preserve"># </w:t>
+      </w:r>
+      <w:proofErr w:type="spellStart"/>
+      <w:r>
+        <w:rPr>
+          <w:lang w:val="pt-BR"/>
+        </w:rPr>
+        <w:t>Dispersion</w:t>
+      </w:r>
+      <w:proofErr w:type="spellEnd"/>
+    </w:p>
+    <w:p>
+      <w:pPr>
+        <w:spacing w:after="0"/>
+        <w:rPr>
+          <w:lang w:val="pt-BR"/>
+        </w:rPr>
+      </w:pPr>
+      <w:r>
+        <w:rPr>
+          <w:lang w:val="pt-BR"/>
+        </w:rPr>
+        <w:t xml:space="preserve"># </w:t>
+      </w:r>
+      <w:proofErr w:type="spellStart"/>
+      <w:r>
+        <w:rPr>
+          <w:lang w:val="pt-BR"/>
+        </w:rPr>
+        <w:t>Definition</w:t>
+      </w:r>
+      <w:proofErr w:type="spellEnd"/>
+      <w:r>
+        <w:rPr>
+          <w:lang w:val="pt-BR"/>
+        </w:rPr>
+        <w:t xml:space="preserve">: Dizem se os dados </w:t>
+      </w:r>
+      <w:proofErr w:type="spellStart"/>
+      <w:r>
+        <w:rPr>
+          <w:lang w:val="pt-BR"/>
+        </w:rPr>
+        <w:t>estao</w:t>
+      </w:r>
+      <w:proofErr w:type="spellEnd"/>
+      <w:r>
+        <w:rPr>
+          <w:lang w:val="pt-BR"/>
+        </w:rPr>
+        <w:t xml:space="preserve"> muito concentrados perto da </w:t>
+      </w:r>
+      <w:proofErr w:type="spellStart"/>
+      <w:proofErr w:type="gramStart"/>
+      <w:r>
+        <w:rPr>
+          <w:lang w:val="pt-BR"/>
+        </w:rPr>
+        <w:t>media</w:t>
+      </w:r>
+      <w:proofErr w:type="spellEnd"/>
+      <w:proofErr w:type="gramEnd"/>
+      <w:r>
+        <w:rPr>
+          <w:lang w:val="pt-BR"/>
+        </w:rPr>
+        <w:t xml:space="preserve">/mediana ou se os dados </w:t>
+      </w:r>
+      <w:proofErr w:type="spellStart"/>
+      <w:r>
+        <w:rPr>
+          <w:lang w:val="pt-BR"/>
+        </w:rPr>
+        <w:t>estao</w:t>
+      </w:r>
+      <w:proofErr w:type="spellEnd"/>
+      <w:r>
+        <w:rPr>
+          <w:lang w:val="pt-BR"/>
+        </w:rPr>
+        <w:t xml:space="preserve"> muito dispersos da </w:t>
+      </w:r>
+      <w:proofErr w:type="spellStart"/>
+      <w:proofErr w:type="gramStart"/>
+      <w:r>
+        <w:rPr>
+          <w:lang w:val="pt-BR"/>
+        </w:rPr>
+        <w:t>media</w:t>
+      </w:r>
+      <w:proofErr w:type="spellEnd"/>
+      <w:proofErr w:type="gramEnd"/>
+      <w:r>
+        <w:rPr>
+          <w:lang w:val="pt-BR"/>
+        </w:rPr>
+        <w:t>/mediana</w:t>
+      </w:r>
+    </w:p>
+    <w:p>
+      <w:pPr>
+        <w:spacing w:after="0"/>
+        <w:rPr>
+          <w:lang w:val="pt-BR"/>
+        </w:rPr>
+      </w:pPr>
+      <w:r>
+        <w:rPr>
+          <w:lang w:val="pt-BR"/>
+        </w:rPr>
+        <w:t xml:space="preserve"># </w:t>
+      </w:r>
+      <w:proofErr w:type="spellStart"/>
+      <w:r>
+        <w:rPr>
+          <w:lang w:val="pt-BR"/>
+        </w:rPr>
+        <w:t>Metrics</w:t>
+      </w:r>
+      <w:proofErr w:type="spellEnd"/>
+      <w:r>
+        <w:rPr>
+          <w:lang w:val="pt-BR"/>
+        </w:rPr>
+        <w:t xml:space="preserve">: </w:t>
+      </w:r>
+      <w:proofErr w:type="spellStart"/>
+      <w:r>
+        <w:rPr>
+          <w:lang w:val="pt-BR"/>
+        </w:rPr>
+        <w:t>std</w:t>
+      </w:r>
+      <w:proofErr w:type="spellEnd"/>
+      <w:r>
+        <w:rPr>
+          <w:lang w:val="pt-BR"/>
+        </w:rPr>
+        <w:t xml:space="preserve">, min, </w:t>
+      </w:r>
+      <w:proofErr w:type="spellStart"/>
+      <w:r>
+        <w:rPr>
+          <w:lang w:val="pt-BR"/>
+        </w:rPr>
+        <w:t>max</w:t>
+      </w:r>
+      <w:proofErr w:type="spellEnd"/>
+      <w:r>
+        <w:rPr>
+          <w:lang w:val="pt-BR"/>
+        </w:rPr>
+        <w:t xml:space="preserve">, range, </w:t>
+      </w:r>
+      <w:proofErr w:type="spellStart"/>
+      <w:r>
+        <w:rPr>
+          <w:lang w:val="pt-BR"/>
+        </w:rPr>
+        <w:t>skew</w:t>
+      </w:r>
+      <w:proofErr w:type="spellEnd"/>
+      <w:r>
+        <w:rPr>
+          <w:lang w:val="pt-BR"/>
+        </w:rPr>
+        <w:t xml:space="preserve"> (como </w:t>
+      </w:r>
+      <w:proofErr w:type="spellStart"/>
+      <w:proofErr w:type="gramStart"/>
+      <w:r>
+        <w:rPr>
+          <w:lang w:val="pt-BR"/>
+        </w:rPr>
+        <w:t>eh</w:t>
+      </w:r>
+      <w:proofErr w:type="spellEnd"/>
+      <w:proofErr w:type="gramEnd"/>
+      <w:r>
+        <w:rPr>
+          <w:lang w:val="pt-BR"/>
+        </w:rPr>
+        <w:t xml:space="preserve"> a </w:t>
+      </w:r>
+      <w:proofErr w:type="spellStart"/>
+      <w:r>
+        <w:rPr>
+          <w:lang w:val="pt-BR"/>
+        </w:rPr>
+        <w:t>deformacao</w:t>
+      </w:r>
+      <w:proofErr w:type="spellEnd"/>
+      <w:r>
+        <w:rPr>
+          <w:lang w:val="pt-BR"/>
+        </w:rPr>
+        <w:t xml:space="preserve"> dos dados em </w:t>
+      </w:r>
+      <w:proofErr w:type="spellStart"/>
+      <w:r>
+        <w:rPr>
+          <w:lang w:val="pt-BR"/>
+        </w:rPr>
+        <w:t>relacao</w:t>
+      </w:r>
+      <w:proofErr w:type="spellEnd"/>
+      <w:r>
+        <w:rPr>
+          <w:lang w:val="pt-BR"/>
+        </w:rPr>
+        <w:t xml:space="preserve"> a </w:t>
+      </w:r>
+      <w:proofErr w:type="spellStart"/>
+      <w:r>
+        <w:rPr>
+          <w:lang w:val="pt-BR"/>
+        </w:rPr>
+        <w:t>distribuicao</w:t>
+      </w:r>
+      <w:proofErr w:type="spellEnd"/>
+      <w:r>
+        <w:rPr>
+          <w:lang w:val="pt-BR"/>
+        </w:rPr>
+        <w:t xml:space="preserve"> normal (forma de sino). Para e esquerda a </w:t>
+      </w:r>
+      <w:proofErr w:type="spellStart"/>
+      <w:r>
+        <w:rPr>
+          <w:lang w:val="pt-BR"/>
+        </w:rPr>
+        <w:t>skem</w:t>
+      </w:r>
+      <w:proofErr w:type="spellEnd"/>
+      <w:r>
+        <w:rPr>
+          <w:lang w:val="pt-BR"/>
+        </w:rPr>
+        <w:t xml:space="preserve"> </w:t>
+      </w:r>
+      <w:proofErr w:type="spellStart"/>
+      <w:proofErr w:type="gramStart"/>
+      <w:r>
+        <w:rPr>
+          <w:lang w:val="pt-BR"/>
+        </w:rPr>
+        <w:t>eh</w:t>
+      </w:r>
+      <w:proofErr w:type="spellEnd"/>
+      <w:proofErr w:type="gramEnd"/>
+      <w:r>
+        <w:rPr>
+          <w:lang w:val="pt-BR"/>
+        </w:rPr>
+        <w:t xml:space="preserve"> positiva, para </w:t>
+      </w:r>
+      <w:proofErr w:type="spellStart"/>
+      <w:r>
+        <w:rPr>
+          <w:lang w:val="pt-BR"/>
+        </w:rPr>
+        <w:t>direite</w:t>
+      </w:r>
+      <w:proofErr w:type="spellEnd"/>
+      <w:r>
+        <w:rPr>
+          <w:lang w:val="pt-BR"/>
+        </w:rPr>
+        <w:t xml:space="preserve"> negativa), </w:t>
+      </w:r>
+    </w:p>
+    <w:p>
+      <w:pPr>
+        <w:spacing w:after="0"/>
+        <w:rPr>
+          <w:lang w:val="pt-BR"/>
+        </w:rPr>
+      </w:pPr>
+      <w:r>
+        <w:rPr>
+          <w:lang w:val="pt-BR"/>
+        </w:rPr>
+        <w:t xml:space="preserve"># </w:t>
+      </w:r>
+      <w:proofErr w:type="spellStart"/>
+      <w:r>
+        <w:rPr>
+          <w:lang w:val="pt-BR"/>
+        </w:rPr>
+        <w:t>kurtosis</w:t>
+      </w:r>
+      <w:proofErr w:type="spellEnd"/>
+      <w:r>
+        <w:rPr>
+          <w:lang w:val="pt-BR"/>
+        </w:rPr>
+        <w:t xml:space="preserve"> (fala sobre a </w:t>
+      </w:r>
+      <w:proofErr w:type="spellStart"/>
+      <w:r>
+        <w:rPr>
+          <w:lang w:val="pt-BR"/>
+        </w:rPr>
+        <w:t>concentracao</w:t>
+      </w:r>
+      <w:proofErr w:type="spellEnd"/>
+      <w:r>
+        <w:rPr>
+          <w:lang w:val="pt-BR"/>
+        </w:rPr>
+        <w:t xml:space="preserve"> dos dados. Quanto maior a </w:t>
+      </w:r>
+      <w:proofErr w:type="spellStart"/>
+      <w:r>
+        <w:rPr>
+          <w:lang w:val="pt-BR"/>
+        </w:rPr>
+        <w:t>kurtose</w:t>
+      </w:r>
+      <w:proofErr w:type="spellEnd"/>
+      <w:r>
+        <w:rPr>
+          <w:lang w:val="pt-BR"/>
+        </w:rPr>
+        <w:t xml:space="preserve"> positiva, mais dados concentrados com pico muito alto. Quanto menor a </w:t>
+      </w:r>
+      <w:proofErr w:type="spellStart"/>
+      <w:r>
+        <w:rPr>
+          <w:lang w:val="pt-BR"/>
+        </w:rPr>
+        <w:t>kurtose</w:t>
+      </w:r>
+      <w:proofErr w:type="spellEnd"/>
+      <w:r>
+        <w:rPr>
+          <w:lang w:val="pt-BR"/>
+        </w:rPr>
+        <w:t xml:space="preserve"> negativa,</w:t>
+      </w:r>
+    </w:p>
+    <w:p>
+      <w:pPr>
+        <w:spacing w:after="0"/>
+        <w:rPr>
+          <w:lang w:val="pt-BR"/>
+        </w:rPr>
+      </w:pPr>
+      <w:r>
+        <w:rPr>
+          <w:lang w:val="pt-BR"/>
+        </w:rPr>
+        <w:t># tem-se pico menor e valores mais dispersos).</w:t>
+      </w:r>
+    </w:p>
+    <w:p>
+      <w:pPr>
+        <w:spacing w:after="0"/>
+        <w:rPr>
+          <w:lang w:val="pt-BR"/>
+        </w:rPr>
+      </w:pPr>
+    </w:p>
+    <w:p>
+      <w:pPr>
+        <w:spacing w:after="0"/>
+        <w:rPr>
+          <w:lang w:val="pt-BR"/>
+        </w:rPr>
+      </w:pPr>
+    </w:p>
+    <w:p>
+      <w:pPr>
+        <w:spacing w:after="0"/>
+        <w:rPr>
+          <w:b/>
+          <w:bCs/>
+          <w:lang w:val="pt-BR"/>
+        </w:rPr>
+      </w:pPr>
+      <w:r>
+        <w:rPr>
+          <w:b/>
+          <w:bCs/>
+          <w:lang w:val="pt-BR"/>
+        </w:rPr>
+        <w:t>6</w:t>
+      </w:r>
+      <w:r>
+        <w:rPr>
+          <w:b/>
+          <w:bCs/>
+          <w:lang w:val="pt-BR"/>
+        </w:rPr>
+        <w:t>. Incluir na Apresentação</w:t>
+      </w:r>
+      <w:r>
+        <w:rPr>
+          <w:b/>
+          <w:bCs/>
+          <w:lang w:val="pt-BR"/>
+        </w:rPr>
+        <w:t>:</w:t>
+      </w:r>
+    </w:p>
+    <w:p>
+      <w:pPr>
+        <w:spacing w:after="0"/>
+        <w:rPr>
+          <w:lang w:val="pt-BR"/>
+        </w:rPr>
+      </w:pPr>
+    </w:p>
+    <w:p>
+      <w:pPr>
+        <w:spacing w:after="0"/>
+        <w:rPr>
+          <w:lang w:val="pt-BR"/>
+        </w:rPr>
+      </w:pPr>
+      <w:r>
+        <w:rPr>
+          <w:lang w:val="pt-BR"/>
+        </w:rPr>
+        <w:t xml:space="preserve">Overview: </w:t>
+      </w:r>
+    </w:p>
+    <w:p>
+      <w:pPr>
+        <w:spacing w:after="0"/>
+        <w:rPr>
+          <w:lang w:val="pt-BR"/>
+        </w:rPr>
+      </w:pPr>
+    </w:p>
+    <w:p>
+      <w:pPr>
+        <w:spacing w:after="0"/>
+        <w:rPr>
+          <w:b/>
+          <w:bCs/>
+          <w:lang w:val="pt-BR"/>
+        </w:rPr>
+      </w:pPr>
+    </w:p>
+    <w:p>
+      <w:pPr>
+        <w:spacing w:after="0"/>
+        <w:rPr>
+          <w:b/>
+          <w:bCs/>
+          <w:lang w:val="pt-BR"/>
+        </w:rPr>
+      </w:pPr>
+    </w:p>
+    <w:p>
+      <w:pPr>
+        <w:spacing w:after="0"/>
+        <w:rPr>
+          <w:b/>
+          <w:bCs/>
+          <w:lang w:val="pt-BR"/>
+        </w:rPr>
+      </w:pPr>
+    </w:p>
+    <w:p>
+      <w:pPr>
+        <w:spacing w:after="0"/>
+        <w:rPr>
+          <w:b/>
+          <w:bCs/>
+          <w:lang w:val="pt-BR"/>
+        </w:rPr>
+      </w:pPr>
+    </w:p>
+    <w:p>
+      <w:pPr>
+        <w:spacing w:after="0"/>
+        <w:rPr>
+          <w:b/>
+          <w:bCs/>
+          <w:lang w:val="pt-BR"/>
+        </w:rPr>
+      </w:pPr>
+    </w:p>
+    <w:p>
+      <w:pPr>
+        <w:spacing w:after="0"/>
+        <w:rPr>
+          <w:b/>
+          <w:bCs/>
+          <w:lang w:val="pt-BR"/>
+        </w:rPr>
+      </w:pPr>
+    </w:p>
+    <w:p>
+      <w:pPr>
+        <w:spacing w:after="0"/>
+        <w:rPr>
+          <w:b/>
+          <w:bCs/>
+          <w:lang w:val="pt-BR"/>
+        </w:rPr>
+      </w:pPr>
+      <w:r>
+        <w:rPr>
+          <w:b/>
+          <w:bCs/>
+          <w:lang w:val="pt-BR"/>
+        </w:rPr>
+        <w:t xml:space="preserve">7. </w:t>
+      </w:r>
+      <w:r>
+        <w:rPr>
+          <w:b/>
+          <w:bCs/>
+          <w:lang w:val="pt-BR"/>
+        </w:rPr>
+        <w:t>Hipóteses</w:t>
+      </w:r>
+      <w:r>
+        <w:rPr>
+          <w:b/>
+          <w:bCs/>
+          <w:lang w:val="pt-BR"/>
+        </w:rPr>
+        <w:t xml:space="preserve"> para o Power Point:</w:t>
+      </w:r>
+    </w:p>
+    <w:p>
+      <w:pPr>
+        <w:spacing w:after="0"/>
+        <w:rPr>
+          <w:lang w:val="pt-BR"/>
+        </w:rPr>
+      </w:pPr>
+    </w:p>
+    <w:p>
+      <w:pPr>
+        <w:spacing w:after="0"/>
+        <w:rPr>
+          <w:b/>
+          <w:bCs/>
+        </w:rPr>
+      </w:pPr>
+      <w:r>
+        <w:rPr>
+          <w:b/>
+          <w:bCs/>
+        </w:rPr>
+        <w:t xml:space="preserve">## </w:t>
+      </w:r>
+      <w:r>
+        <w:rPr>
+          <w:b/>
+          <w:bCs/>
+        </w:rPr>
+        <w:t>Hypothesis 1</w:t>
+      </w:r>
+      <w:r>
+        <w:rPr>
+          <w:b/>
+          <w:bCs/>
+        </w:rPr>
+        <w:t xml:space="preserve">: </w:t>
+      </w:r>
+      <w:r>
+        <w:rPr>
+          <w:b/>
+          <w:bCs/>
+        </w:rPr>
+        <w:t>H1: The missing item rates and revenue loss rates are significantly higher during night deliveries compared to morning and afternoon.</w:t>
+      </w:r>
+    </w:p>
+    <w:p>
+      <w:pPr>
+        <w:spacing w:after="0"/>
+        <w:rPr>
+          <w:b/>
+          <w:bCs/>
+        </w:rPr>
+      </w:pPr>
+    </w:p>
+    <w:p>
+      <w:pPr>
+        <w:spacing w:after="0"/>
+        <w:rPr>
+          <w:b/>
+          <w:bCs/>
+        </w:rPr>
+      </w:pPr>
+      <w:r>
+        <w:rPr>
+          <w:b/>
+          <w:bCs/>
+        </w:rPr>
+        <w:t>– Rejected</w:t>
+      </w:r>
+    </w:p>
+    <w:p>
+      <w:pPr>
+        <w:spacing w:after="0"/>
+      </w:pPr>
+    </w:p>
+    <w:p>
+      <w:pPr>
+        <w:spacing w:after="0"/>
+      </w:pPr>
+      <w:r>
+        <w:t>Morning is the most critical operational window:</w:t>
+      </w:r>
+    </w:p>
+    <w:p>
+      <w:pPr>
+        <w:spacing w:after="0"/>
+      </w:pPr>
+      <w:r>
+        <w:t>Higher missing frequency</w:t>
+      </w:r>
+    </w:p>
+    <w:p>
+      <w:pPr>
+        <w:spacing w:after="0"/>
+      </w:pPr>
+      <w:r>
+        <w:t>Higher missing intensity</w:t>
+      </w:r>
+    </w:p>
+    <w:p>
+      <w:pPr>
+        <w:spacing w:after="0"/>
+      </w:pPr>
+      <w:r>
+        <w:t>Greater variability</w:t>
+      </w:r>
+    </w:p>
+    <w:p>
+      <w:pPr>
+        <w:spacing w:after="0"/>
+      </w:pPr>
+      <w:r>
         <w:lastRenderedPageBreak/>
-        <w:t>0.6 revenue</w:t>
-      </w:r>
-    </w:p>
-    <w:p>
-      <w:pPr>
-        <w:spacing w:after="0"/>
-      </w:pPr>
-    </w:p>
-    <w:p>
-      <w:pPr>
-        <w:spacing w:after="0"/>
-      </w:pPr>
-      <w:r>
-        <w:t>e</w:t>
-      </w:r>
-    </w:p>
-    <w:p>
-      <w:pPr>
-        <w:spacing w:after="0"/>
-      </w:pPr>
-    </w:p>
-    <w:p>
-      <w:pPr>
-        <w:spacing w:after="0"/>
-      </w:pPr>
-      <w:r>
-        <w:t>0.3 incidence</w:t>
-      </w:r>
-    </w:p>
-    <w:p>
-      <w:pPr>
-        <w:spacing w:after="0"/>
-      </w:pPr>
-      <w:r>
-        <w:t xml:space="preserve">0.3 </w:t>
-      </w:r>
-      <w:proofErr w:type="spellStart"/>
-      <w:r>
-        <w:t>weighted_rate</w:t>
-      </w:r>
-      <w:proofErr w:type="spellEnd"/>
-    </w:p>
-    <w:p>
-      <w:pPr>
-        <w:spacing w:after="0"/>
-      </w:pPr>
-      <w:r>
-        <w:t>0.4 revenue</w:t>
-      </w:r>
-    </w:p>
-    <w:p>
-      <w:pPr>
-        <w:spacing w:after="0"/>
-      </w:pPr>
-    </w:p>
-    <w:p>
-      <w:pPr>
-        <w:spacing w:after="0"/>
-        <w:rPr>
-          <w:lang w:val="pt-BR"/>
-        </w:rPr>
-      </w:pPr>
-      <w:r>
-        <w:rPr>
-          <w:lang w:val="pt-BR"/>
-        </w:rPr>
-        <w:t>Testar múltiplos pesos e ver se o ranking muda drasticamente.</w:t>
-      </w:r>
-    </w:p>
-    <w:p>
-      <w:pPr>
-        <w:spacing w:after="0"/>
-        <w:rPr>
-          <w:lang w:val="pt-BR"/>
-        </w:rPr>
-      </w:pPr>
-    </w:p>
-    <w:p>
-      <w:pPr>
-        <w:spacing w:after="0"/>
-        <w:rPr>
-          <w:lang w:val="pt-BR"/>
-        </w:rPr>
-      </w:pPr>
-      <w:r>
-        <w:rPr>
-          <w:lang w:val="pt-BR"/>
-        </w:rPr>
-        <w:t>Se ranking muda muito → score é instável.</w:t>
-      </w:r>
-    </w:p>
-    <w:p>
-      <w:pPr>
-        <w:spacing w:after="0"/>
-        <w:rPr>
-          <w:lang w:val="pt-BR"/>
-        </w:rPr>
-      </w:pPr>
-    </w:p>
-    <w:p>
-      <w:pPr>
-        <w:spacing w:after="0"/>
-        <w:rPr>
-          <w:lang w:val="pt-BR"/>
-        </w:rPr>
-      </w:pPr>
-      <w:r>
-        <w:rPr>
-          <w:lang w:val="pt-BR"/>
-        </w:rPr>
-        <w:t>Se ranking é estável → pesos não são críticos.</w:t>
-      </w:r>
-    </w:p>
-    <w:p>
-      <w:pPr>
-        <w:spacing w:after="0"/>
-        <w:rPr>
-          <w:lang w:val="pt-BR"/>
-        </w:rPr>
-      </w:pPr>
-    </w:p>
-    <w:p>
-      <w:pPr>
-        <w:spacing w:after="0"/>
-        <w:rPr>
-          <w:b/>
-          <w:bCs/>
-          <w:lang w:val="pt-BR"/>
-        </w:rPr>
-      </w:pPr>
-      <w:r>
-        <w:rPr>
-          <w:b/>
-          <w:bCs/>
-          <w:lang w:val="pt-BR"/>
-        </w:rPr>
-        <w:t>5</w:t>
-      </w:r>
-      <w:r>
-        <w:rPr>
-          <w:b/>
-          <w:bCs/>
-          <w:lang w:val="pt-BR"/>
-        </w:rPr>
-        <w:t xml:space="preserve">. </w:t>
-      </w:r>
-      <w:proofErr w:type="spellStart"/>
-      <w:r>
-        <w:rPr>
-          <w:b/>
-          <w:bCs/>
-          <w:lang w:val="pt-BR"/>
-        </w:rPr>
-        <w:t>Descriptive</w:t>
-      </w:r>
-      <w:proofErr w:type="spellEnd"/>
-      <w:r>
-        <w:rPr>
-          <w:b/>
-          <w:bCs/>
-          <w:lang w:val="pt-BR"/>
-        </w:rPr>
-        <w:t xml:space="preserve"> </w:t>
-      </w:r>
-      <w:proofErr w:type="spellStart"/>
-      <w:r>
-        <w:rPr>
-          <w:b/>
-          <w:bCs/>
-          <w:lang w:val="pt-BR"/>
-        </w:rPr>
-        <w:t>Statistical</w:t>
-      </w:r>
-      <w:proofErr w:type="spellEnd"/>
-      <w:r>
-        <w:rPr>
-          <w:b/>
-          <w:bCs/>
-          <w:lang w:val="pt-BR"/>
-        </w:rPr>
-        <w:t>:</w:t>
-      </w:r>
-    </w:p>
-    <w:p>
-      <w:pPr>
-        <w:spacing w:after="0"/>
-        <w:rPr>
-          <w:lang w:val="pt-BR"/>
-        </w:rPr>
-      </w:pPr>
-    </w:p>
-    <w:p>
-      <w:pPr>
-        <w:spacing w:after="0"/>
-        <w:rPr>
-          <w:lang w:val="pt-BR"/>
-        </w:rPr>
-      </w:pPr>
-      <w:r>
-        <w:rPr>
-          <w:lang w:val="pt-BR"/>
-        </w:rPr>
-        <w:t xml:space="preserve"># Central </w:t>
-      </w:r>
-      <w:proofErr w:type="spellStart"/>
-      <w:r>
-        <w:rPr>
-          <w:lang w:val="pt-BR"/>
-        </w:rPr>
-        <w:t>Tendecy</w:t>
-      </w:r>
-      <w:proofErr w:type="spellEnd"/>
-    </w:p>
-    <w:p>
-      <w:pPr>
-        <w:spacing w:after="0"/>
-        <w:rPr>
-          <w:lang w:val="pt-BR"/>
-        </w:rPr>
-      </w:pPr>
-      <w:r>
-        <w:rPr>
-          <w:lang w:val="pt-BR"/>
-        </w:rPr>
-        <w:t xml:space="preserve"># </w:t>
-      </w:r>
-      <w:proofErr w:type="spellStart"/>
-      <w:r>
-        <w:rPr>
-          <w:lang w:val="pt-BR"/>
-        </w:rPr>
-        <w:t>Definition</w:t>
-      </w:r>
-      <w:proofErr w:type="spellEnd"/>
-      <w:r>
-        <w:rPr>
-          <w:lang w:val="pt-BR"/>
-        </w:rPr>
-        <w:t xml:space="preserve">: resume os dados em um </w:t>
-      </w:r>
-      <w:proofErr w:type="spellStart"/>
-      <w:r>
-        <w:rPr>
-          <w:lang w:val="pt-BR"/>
-        </w:rPr>
-        <w:t>unico</w:t>
-      </w:r>
-      <w:proofErr w:type="spellEnd"/>
-      <w:r>
-        <w:rPr>
-          <w:lang w:val="pt-BR"/>
-        </w:rPr>
-        <w:t xml:space="preserve"> </w:t>
-      </w:r>
-      <w:proofErr w:type="spellStart"/>
-      <w:r>
-        <w:rPr>
-          <w:lang w:val="pt-BR"/>
-        </w:rPr>
-        <w:t>numero</w:t>
-      </w:r>
-      <w:proofErr w:type="spellEnd"/>
-      <w:r>
-        <w:rPr>
-          <w:lang w:val="pt-BR"/>
-        </w:rPr>
-        <w:t>.</w:t>
-      </w:r>
-    </w:p>
-    <w:p>
-      <w:pPr>
-        <w:spacing w:after="0"/>
-        <w:rPr>
-          <w:lang w:val="pt-BR"/>
-        </w:rPr>
-      </w:pPr>
-      <w:r>
-        <w:rPr>
-          <w:lang w:val="pt-BR"/>
-        </w:rPr>
-        <w:t xml:space="preserve"># </w:t>
-      </w:r>
-      <w:proofErr w:type="spellStart"/>
-      <w:r>
-        <w:rPr>
-          <w:lang w:val="pt-BR"/>
-        </w:rPr>
-        <w:t>Metrics</w:t>
-      </w:r>
-      <w:proofErr w:type="spellEnd"/>
-      <w:r>
-        <w:rPr>
-          <w:lang w:val="pt-BR"/>
-        </w:rPr>
-        <w:t xml:space="preserve">: </w:t>
-      </w:r>
-      <w:proofErr w:type="spellStart"/>
-      <w:r>
-        <w:rPr>
-          <w:lang w:val="pt-BR"/>
-        </w:rPr>
-        <w:t>mean</w:t>
-      </w:r>
-      <w:proofErr w:type="spellEnd"/>
-      <w:r>
-        <w:rPr>
-          <w:lang w:val="pt-BR"/>
-        </w:rPr>
-        <w:t xml:space="preserve"> , </w:t>
-      </w:r>
-      <w:proofErr w:type="spellStart"/>
-      <w:r>
-        <w:rPr>
-          <w:lang w:val="pt-BR"/>
-        </w:rPr>
-        <w:t>median</w:t>
-      </w:r>
-      <w:proofErr w:type="spellEnd"/>
-    </w:p>
-    <w:p>
-      <w:pPr>
-        <w:spacing w:after="0"/>
-        <w:rPr>
-          <w:lang w:val="pt-BR"/>
-        </w:rPr>
-      </w:pPr>
-    </w:p>
-    <w:p>
-      <w:pPr>
-        <w:spacing w:after="0"/>
-        <w:rPr>
-          <w:lang w:val="pt-BR"/>
-        </w:rPr>
-      </w:pPr>
-      <w:r>
-        <w:rPr>
-          <w:lang w:val="pt-BR"/>
-        </w:rPr>
-        <w:t xml:space="preserve"># </w:t>
-      </w:r>
-      <w:proofErr w:type="spellStart"/>
-      <w:r>
-        <w:rPr>
-          <w:lang w:val="pt-BR"/>
-        </w:rPr>
-        <w:t>Dispersion</w:t>
-      </w:r>
-      <w:proofErr w:type="spellEnd"/>
-    </w:p>
-    <w:p>
-      <w:pPr>
-        <w:spacing w:after="0"/>
-        <w:rPr>
-          <w:lang w:val="pt-BR"/>
-        </w:rPr>
-      </w:pPr>
-      <w:r>
-        <w:rPr>
-          <w:lang w:val="pt-BR"/>
-        </w:rPr>
-        <w:t xml:space="preserve"># </w:t>
-      </w:r>
-      <w:proofErr w:type="spellStart"/>
-      <w:r>
-        <w:rPr>
-          <w:lang w:val="pt-BR"/>
-        </w:rPr>
-        <w:t>Definition</w:t>
-      </w:r>
-      <w:proofErr w:type="spellEnd"/>
-      <w:r>
-        <w:rPr>
-          <w:lang w:val="pt-BR"/>
-        </w:rPr>
-        <w:t xml:space="preserve">: Dizem se os dados </w:t>
-      </w:r>
-      <w:proofErr w:type="spellStart"/>
-      <w:r>
-        <w:rPr>
-          <w:lang w:val="pt-BR"/>
-        </w:rPr>
-        <w:t>estao</w:t>
-      </w:r>
-      <w:proofErr w:type="spellEnd"/>
-      <w:r>
-        <w:rPr>
-          <w:lang w:val="pt-BR"/>
-        </w:rPr>
-        <w:t xml:space="preserve"> muito concentrados perto da </w:t>
-      </w:r>
-      <w:proofErr w:type="spellStart"/>
-      <w:r>
-        <w:rPr>
-          <w:lang w:val="pt-BR"/>
-        </w:rPr>
-        <w:t>media</w:t>
-      </w:r>
-      <w:proofErr w:type="spellEnd"/>
-      <w:r>
-        <w:rPr>
-          <w:lang w:val="pt-BR"/>
-        </w:rPr>
-        <w:t xml:space="preserve">/mediana ou se os dados </w:t>
-      </w:r>
-      <w:proofErr w:type="spellStart"/>
-      <w:r>
-        <w:rPr>
-          <w:lang w:val="pt-BR"/>
-        </w:rPr>
-        <w:t>estao</w:t>
-      </w:r>
-      <w:proofErr w:type="spellEnd"/>
-      <w:r>
-        <w:rPr>
-          <w:lang w:val="pt-BR"/>
-        </w:rPr>
-        <w:t xml:space="preserve"> muito dispersos da </w:t>
-      </w:r>
-      <w:proofErr w:type="spellStart"/>
-      <w:r>
-        <w:rPr>
-          <w:lang w:val="pt-BR"/>
-        </w:rPr>
-        <w:t>media</w:t>
-      </w:r>
-      <w:proofErr w:type="spellEnd"/>
-      <w:r>
-        <w:rPr>
-          <w:lang w:val="pt-BR"/>
-        </w:rPr>
-        <w:t>/mediana</w:t>
-      </w:r>
-    </w:p>
-    <w:p>
-      <w:pPr>
-        <w:spacing w:after="0"/>
-        <w:rPr>
-          <w:lang w:val="pt-BR"/>
-        </w:rPr>
-      </w:pPr>
-      <w:r>
-        <w:rPr>
-          <w:lang w:val="pt-BR"/>
-        </w:rPr>
-        <w:t xml:space="preserve"># </w:t>
-      </w:r>
-      <w:proofErr w:type="spellStart"/>
-      <w:r>
-        <w:rPr>
-          <w:lang w:val="pt-BR"/>
-        </w:rPr>
-        <w:t>Metrics</w:t>
-      </w:r>
-      <w:proofErr w:type="spellEnd"/>
-      <w:r>
-        <w:rPr>
-          <w:lang w:val="pt-BR"/>
-        </w:rPr>
-        <w:t xml:space="preserve">: </w:t>
-      </w:r>
-      <w:proofErr w:type="spellStart"/>
-      <w:r>
-        <w:rPr>
-          <w:lang w:val="pt-BR"/>
-        </w:rPr>
-        <w:t>std</w:t>
-      </w:r>
-      <w:proofErr w:type="spellEnd"/>
-      <w:r>
-        <w:rPr>
-          <w:lang w:val="pt-BR"/>
-        </w:rPr>
-        <w:t xml:space="preserve">, min, </w:t>
-      </w:r>
-      <w:proofErr w:type="spellStart"/>
-      <w:r>
-        <w:rPr>
-          <w:lang w:val="pt-BR"/>
-        </w:rPr>
-        <w:t>max</w:t>
-      </w:r>
-      <w:proofErr w:type="spellEnd"/>
-      <w:r>
-        <w:rPr>
-          <w:lang w:val="pt-BR"/>
-        </w:rPr>
-        <w:t xml:space="preserve">, range, </w:t>
-      </w:r>
-      <w:proofErr w:type="spellStart"/>
-      <w:r>
-        <w:rPr>
-          <w:lang w:val="pt-BR"/>
-        </w:rPr>
-        <w:t>skew</w:t>
-      </w:r>
-      <w:proofErr w:type="spellEnd"/>
-      <w:r>
-        <w:rPr>
-          <w:lang w:val="pt-BR"/>
-        </w:rPr>
-        <w:t xml:space="preserve"> (como </w:t>
-      </w:r>
-      <w:proofErr w:type="spellStart"/>
-      <w:r>
-        <w:rPr>
-          <w:lang w:val="pt-BR"/>
-        </w:rPr>
-        <w:t>eh</w:t>
-      </w:r>
-      <w:proofErr w:type="spellEnd"/>
-      <w:r>
-        <w:rPr>
-          <w:lang w:val="pt-BR"/>
-        </w:rPr>
-        <w:t xml:space="preserve"> a </w:t>
-      </w:r>
-      <w:proofErr w:type="spellStart"/>
-      <w:r>
-        <w:rPr>
-          <w:lang w:val="pt-BR"/>
-        </w:rPr>
-        <w:t>deformacao</w:t>
-      </w:r>
-      <w:proofErr w:type="spellEnd"/>
-      <w:r>
-        <w:rPr>
-          <w:lang w:val="pt-BR"/>
-        </w:rPr>
-        <w:t xml:space="preserve"> dos dados em </w:t>
-      </w:r>
-      <w:proofErr w:type="spellStart"/>
-      <w:r>
-        <w:rPr>
-          <w:lang w:val="pt-BR"/>
-        </w:rPr>
-        <w:t>relacao</w:t>
-      </w:r>
-      <w:proofErr w:type="spellEnd"/>
-      <w:r>
-        <w:rPr>
-          <w:lang w:val="pt-BR"/>
-        </w:rPr>
-        <w:t xml:space="preserve"> a </w:t>
-      </w:r>
-      <w:proofErr w:type="spellStart"/>
-      <w:r>
-        <w:rPr>
-          <w:lang w:val="pt-BR"/>
-        </w:rPr>
-        <w:t>distribuicao</w:t>
-      </w:r>
-      <w:proofErr w:type="spellEnd"/>
-      <w:r>
-        <w:rPr>
-          <w:lang w:val="pt-BR"/>
-        </w:rPr>
-        <w:t xml:space="preserve"> normal (forma de sino). Para e esquerda a </w:t>
-      </w:r>
-      <w:proofErr w:type="spellStart"/>
-      <w:r>
-        <w:rPr>
-          <w:lang w:val="pt-BR"/>
-        </w:rPr>
-        <w:t>skem</w:t>
-      </w:r>
-      <w:proofErr w:type="spellEnd"/>
-      <w:r>
-        <w:rPr>
-          <w:lang w:val="pt-BR"/>
-        </w:rPr>
-        <w:t xml:space="preserve"> </w:t>
-      </w:r>
-      <w:proofErr w:type="spellStart"/>
-      <w:r>
-        <w:rPr>
-          <w:lang w:val="pt-BR"/>
-        </w:rPr>
-        <w:t>eh</w:t>
-      </w:r>
-      <w:proofErr w:type="spellEnd"/>
-      <w:r>
-        <w:rPr>
-          <w:lang w:val="pt-BR"/>
-        </w:rPr>
-        <w:t xml:space="preserve"> positiva, para </w:t>
-      </w:r>
-      <w:proofErr w:type="spellStart"/>
-      <w:r>
-        <w:rPr>
-          <w:lang w:val="pt-BR"/>
-        </w:rPr>
-        <w:t>direite</w:t>
-      </w:r>
-      <w:proofErr w:type="spellEnd"/>
-      <w:r>
-        <w:rPr>
-          <w:lang w:val="pt-BR"/>
-        </w:rPr>
-        <w:t xml:space="preserve"> negativa), </w:t>
-      </w:r>
-    </w:p>
-    <w:p>
-      <w:pPr>
-        <w:spacing w:after="0"/>
-        <w:rPr>
-          <w:lang w:val="pt-BR"/>
-        </w:rPr>
-      </w:pPr>
-      <w:r>
-        <w:rPr>
-          <w:lang w:val="pt-BR"/>
-        </w:rPr>
-        <w:t xml:space="preserve"># </w:t>
-      </w:r>
-      <w:proofErr w:type="spellStart"/>
-      <w:r>
-        <w:rPr>
-          <w:lang w:val="pt-BR"/>
-        </w:rPr>
-        <w:t>kurtosis</w:t>
-      </w:r>
-      <w:proofErr w:type="spellEnd"/>
-      <w:r>
-        <w:rPr>
-          <w:lang w:val="pt-BR"/>
-        </w:rPr>
-        <w:t xml:space="preserve"> (fala sobre a </w:t>
-      </w:r>
-      <w:proofErr w:type="spellStart"/>
-      <w:r>
-        <w:rPr>
-          <w:lang w:val="pt-BR"/>
-        </w:rPr>
-        <w:t>concentracao</w:t>
-      </w:r>
-      <w:proofErr w:type="spellEnd"/>
-      <w:r>
-        <w:rPr>
-          <w:lang w:val="pt-BR"/>
-        </w:rPr>
-        <w:t xml:space="preserve"> dos dados. Quanto maior a </w:t>
-      </w:r>
-      <w:proofErr w:type="spellStart"/>
-      <w:r>
-        <w:rPr>
-          <w:lang w:val="pt-BR"/>
-        </w:rPr>
-        <w:t>kurtose</w:t>
-      </w:r>
-      <w:proofErr w:type="spellEnd"/>
-      <w:r>
-        <w:rPr>
-          <w:lang w:val="pt-BR"/>
-        </w:rPr>
-        <w:t xml:space="preserve"> positiva, mais dados concentrados com pico muito alto. Quanto menor a </w:t>
-      </w:r>
-      <w:proofErr w:type="spellStart"/>
-      <w:r>
-        <w:rPr>
-          <w:lang w:val="pt-BR"/>
-        </w:rPr>
-        <w:t>kurtose</w:t>
-      </w:r>
-      <w:proofErr w:type="spellEnd"/>
-      <w:r>
-        <w:rPr>
-          <w:lang w:val="pt-BR"/>
-        </w:rPr>
-        <w:t xml:space="preserve"> negativa,</w:t>
-      </w:r>
-    </w:p>
-    <w:p>
-      <w:pPr>
-        <w:spacing w:after="0"/>
-        <w:rPr>
-          <w:lang w:val="pt-BR"/>
-        </w:rPr>
-      </w:pPr>
-      <w:r>
-        <w:rPr>
-          <w:lang w:val="pt-BR"/>
-        </w:rPr>
-        <w:t># tem-se pico menor e valores mais dispersos).</w:t>
-      </w:r>
-    </w:p>
-    <w:p>
-      <w:pPr>
-        <w:spacing w:after="0"/>
-        <w:rPr>
-          <w:lang w:val="pt-BR"/>
-        </w:rPr>
-      </w:pPr>
-    </w:p>
-    <w:p>
-      <w:pPr>
-        <w:spacing w:after="0"/>
-        <w:rPr>
-          <w:lang w:val="pt-BR"/>
-        </w:rPr>
-      </w:pPr>
-    </w:p>
-    <w:p>
-      <w:pPr>
-        <w:spacing w:after="0"/>
-        <w:rPr>
-          <w:b/>
-          <w:bCs/>
-          <w:lang w:val="pt-BR"/>
-        </w:rPr>
-      </w:pPr>
-      <w:r>
-        <w:rPr>
-          <w:b/>
-          <w:bCs/>
-          <w:lang w:val="pt-BR"/>
-        </w:rPr>
-        <w:t>6</w:t>
-      </w:r>
-      <w:r>
-        <w:rPr>
-          <w:b/>
-          <w:bCs/>
-          <w:lang w:val="pt-BR"/>
-        </w:rPr>
-        <w:t>. Incluir na Apresentação</w:t>
-      </w:r>
-      <w:r>
-        <w:rPr>
-          <w:b/>
-          <w:bCs/>
-          <w:lang w:val="pt-BR"/>
-        </w:rPr>
-        <w:t>:</w:t>
-      </w:r>
-    </w:p>
-    <w:p>
-      <w:pPr>
-        <w:spacing w:after="0"/>
-        <w:rPr>
-          <w:lang w:val="pt-BR"/>
-        </w:rPr>
-      </w:pPr>
-    </w:p>
-    <w:p>
-      <w:pPr>
-        <w:spacing w:after="0"/>
-        <w:rPr>
-          <w:lang w:val="pt-BR"/>
-        </w:rPr>
-      </w:pPr>
-      <w:r>
-        <w:rPr>
-          <w:lang w:val="pt-BR"/>
-        </w:rPr>
-        <w:t xml:space="preserve">Overview: </w:t>
-      </w:r>
-    </w:p>
-    <w:p>
-      <w:pPr>
-        <w:spacing w:after="0"/>
-        <w:rPr>
-          <w:lang w:val="pt-BR"/>
-        </w:rPr>
-      </w:pPr>
-    </w:p>
-    <w:p>
-      <w:pPr>
-        <w:spacing w:after="0"/>
-        <w:rPr>
-          <w:b/>
-          <w:bCs/>
-          <w:lang w:val="pt-BR"/>
-        </w:rPr>
-      </w:pPr>
-    </w:p>
-    <w:p>
-      <w:pPr>
-        <w:spacing w:after="0"/>
-        <w:rPr>
-          <w:b/>
-          <w:bCs/>
-          <w:lang w:val="pt-BR"/>
-        </w:rPr>
-      </w:pPr>
-    </w:p>
-    <w:p>
-      <w:pPr>
-        <w:spacing w:after="0"/>
-        <w:rPr>
-          <w:b/>
-          <w:bCs/>
-          <w:lang w:val="pt-BR"/>
-        </w:rPr>
-      </w:pPr>
-    </w:p>
-    <w:p>
-      <w:pPr>
-        <w:spacing w:after="0"/>
-        <w:rPr>
-          <w:b/>
-          <w:bCs/>
-          <w:lang w:val="pt-BR"/>
-        </w:rPr>
-      </w:pPr>
-    </w:p>
-    <w:p>
-      <w:pPr>
-        <w:spacing w:after="0"/>
-        <w:rPr>
-          <w:b/>
-          <w:bCs/>
-          <w:lang w:val="pt-BR"/>
-        </w:rPr>
-      </w:pPr>
-    </w:p>
-    <w:p>
-      <w:pPr>
-        <w:spacing w:after="0"/>
-        <w:rPr>
-          <w:b/>
-          <w:bCs/>
-          <w:lang w:val="pt-BR"/>
-        </w:rPr>
-      </w:pPr>
-    </w:p>
-    <w:p>
-      <w:pPr>
-        <w:spacing w:after="0"/>
-        <w:rPr>
-          <w:b/>
-          <w:bCs/>
-          <w:lang w:val="pt-BR"/>
-        </w:rPr>
-      </w:pPr>
-      <w:r>
-        <w:rPr>
-          <w:b/>
-          <w:bCs/>
-          <w:lang w:val="pt-BR"/>
-        </w:rPr>
-        <w:lastRenderedPageBreak/>
-        <w:t xml:space="preserve">7. </w:t>
-      </w:r>
-      <w:r>
-        <w:rPr>
-          <w:b/>
-          <w:bCs/>
-          <w:lang w:val="pt-BR"/>
-        </w:rPr>
-        <w:t>Hipóteses</w:t>
-      </w:r>
-      <w:r>
-        <w:rPr>
-          <w:b/>
-          <w:bCs/>
-          <w:lang w:val="pt-BR"/>
-        </w:rPr>
-        <w:t xml:space="preserve"> para o Power Point:</w:t>
-      </w:r>
-    </w:p>
-    <w:p>
-      <w:pPr>
-        <w:spacing w:after="0"/>
-        <w:rPr>
-          <w:lang w:val="pt-BR"/>
-        </w:rPr>
-      </w:pPr>
-    </w:p>
-    <w:p>
-      <w:pPr>
-        <w:spacing w:after="0"/>
-        <w:rPr>
-          <w:b/>
-          <w:bCs/>
-        </w:rPr>
-      </w:pPr>
-      <w:r>
-        <w:rPr>
-          <w:b/>
-          <w:bCs/>
-        </w:rPr>
-        <w:t xml:space="preserve">## </w:t>
-      </w:r>
-      <w:r>
-        <w:rPr>
-          <w:b/>
-          <w:bCs/>
-        </w:rPr>
-        <w:t>Hypothesis 1</w:t>
-      </w:r>
-      <w:r>
-        <w:rPr>
-          <w:b/>
-          <w:bCs/>
-        </w:rPr>
-        <w:t xml:space="preserve">: </w:t>
-      </w:r>
-      <w:r>
-        <w:rPr>
-          <w:b/>
-          <w:bCs/>
-        </w:rPr>
-        <w:t>H1: The missing item rates and revenue loss rates are significantly higher during night deliveries compared to morning and afternoon.</w:t>
-      </w:r>
-    </w:p>
-    <w:p>
-      <w:pPr>
-        <w:spacing w:after="0"/>
-        <w:rPr>
-          <w:b/>
-          <w:bCs/>
-        </w:rPr>
-      </w:pPr>
-    </w:p>
-    <w:p>
-      <w:pPr>
-        <w:spacing w:after="0"/>
-        <w:rPr>
-          <w:b/>
-          <w:bCs/>
-        </w:rPr>
-      </w:pPr>
-      <w:r>
-        <w:rPr>
-          <w:b/>
-          <w:bCs/>
-        </w:rPr>
-        <w:t>– Rejected</w:t>
-      </w:r>
-    </w:p>
-    <w:p>
-      <w:pPr>
-        <w:spacing w:after="0"/>
-      </w:pPr>
-    </w:p>
-    <w:p>
-      <w:pPr>
-        <w:spacing w:after="0"/>
-      </w:pPr>
-      <w:r>
-        <w:t>Morning is the most critical operational window:</w:t>
-      </w:r>
-    </w:p>
-    <w:p>
-      <w:pPr>
-        <w:spacing w:after="0"/>
-      </w:pPr>
-      <w:r>
-        <w:t>Higher missing frequency</w:t>
-      </w:r>
-    </w:p>
-    <w:p>
-      <w:pPr>
-        <w:spacing w:after="0"/>
-      </w:pPr>
-      <w:r>
-        <w:t>Higher missing intensity</w:t>
-      </w:r>
-    </w:p>
-    <w:p>
-      <w:pPr>
-        <w:spacing w:after="0"/>
-      </w:pPr>
-      <w:r>
-        <w:t>Greater variability</w:t>
-      </w:r>
-    </w:p>
-    <w:p>
-      <w:pPr>
-        <w:spacing w:after="0"/>
-      </w:pPr>
-      <w:r>
         <w:t>→ Indicates higher instability and risk exposure.</w:t>
       </w:r>
     </w:p>
@@ -5212,7 +5840,6 @@
         <w:spacing w:after="0"/>
       </w:pPr>
       <w:r>
-        <w:lastRenderedPageBreak/>
         <w:t>There is no consistent upward pattern during traditional high-demand periods, suggesting that revenue loss is not driven by seasonal volume peaks.</w:t>
       </w:r>
     </w:p>
@@ -5312,6 +5939,7 @@
         <w:spacing w:after="0"/>
       </w:pPr>
       <w:r>
+        <w:lastRenderedPageBreak/>
         <w:t>Ou (</w:t>
       </w:r>
       <w:proofErr w:type="spellStart"/>
@@ -5537,7 +6165,15 @@
         <w:spacing w:after="0"/>
       </w:pPr>
       <w:r>
-        <w:t>Saturday presents elevated rates compared to mid-week days,</w:t>
+        <w:t>Saturday presents elevated rates compared to mid-</w:t>
+      </w:r>
+      <w:proofErr w:type="gramStart"/>
+      <w:r>
+        <w:t>week days</w:t>
+      </w:r>
+      <w:proofErr w:type="gramEnd"/>
+      <w:r>
+        <w:t>,</w:t>
       </w:r>
     </w:p>
     <w:p>
@@ -5620,7 +6256,6 @@
         <w:rPr>
           <w:rFonts w:ascii="Segoe UI Emoji" w:hAnsi="Segoe UI Emoji" w:cs="Segoe UI Emoji"/>
         </w:rPr>
-        <w:lastRenderedPageBreak/>
         <w:t>❌</w:t>
       </w:r>
       <w:r>
@@ -5664,7 +6299,15 @@
         <w:spacing w:after="0"/>
       </w:pPr>
       <w:r>
-        <w:t>Saturday presents elevated rates compared to mid-week days,</w:t>
+        <w:t>Saturday presents elevated rates compared to mid-</w:t>
+      </w:r>
+      <w:proofErr w:type="gramStart"/>
+      <w:r>
+        <w:t>week days</w:t>
+      </w:r>
+      <w:proofErr w:type="gramEnd"/>
+      <w:r>
+        <w:t>,</w:t>
       </w:r>
     </w:p>
     <w:p>
@@ -6082,86 +6725,291 @@
         <w:rPr>
           <w:lang w:val="pt-BR"/>
         </w:rPr>
+        <w:t>Existe ranking claro</w:t>
+      </w:r>
+    </w:p>
+    <w:p>
+      <w:pPr>
+        <w:spacing w:after="0"/>
+        <w:rPr>
+          <w:lang w:val="pt-BR"/>
+        </w:rPr>
+      </w:pPr>
+      <w:r>
+        <w:rPr>
+          <w:lang w:val="pt-BR"/>
+        </w:rPr>
+        <w:t xml:space="preserve">Mas o spread é pequeno (~0.26 </w:t>
+      </w:r>
+      <w:proofErr w:type="spellStart"/>
+      <w:r>
+        <w:rPr>
+          <w:lang w:val="pt-BR"/>
+        </w:rPr>
+        <w:t>p.p</w:t>
+      </w:r>
+      <w:proofErr w:type="spellEnd"/>
+      <w:r>
+        <w:rPr>
+          <w:lang w:val="pt-BR"/>
+        </w:rPr>
+        <w:t>.)</w:t>
+      </w:r>
+    </w:p>
+    <w:p>
+      <w:pPr>
+        <w:spacing w:after="0"/>
+        <w:rPr>
+          <w:lang w:val="pt-BR"/>
+        </w:rPr>
+      </w:pPr>
+      <w:r>
+        <w:rPr>
+          <w:lang w:val="pt-BR"/>
+        </w:rPr>
+        <w:t>Não há “outlier regional”</w:t>
+      </w:r>
+    </w:p>
+    <w:p>
+      <w:pPr>
+        <w:spacing w:after="0"/>
+        <w:rPr>
+          <w:lang w:val="pt-BR"/>
+        </w:rPr>
+      </w:pPr>
+      <w:r>
+        <w:rPr>
+          <w:lang w:val="pt-BR"/>
+        </w:rPr>
+        <w:t>Risco parece mais sistêmico do que localizado</w:t>
+      </w:r>
+    </w:p>
+    <w:p>
+      <w:pPr>
+        <w:spacing w:after="0"/>
+        <w:rPr>
+          <w:lang w:val="pt-BR"/>
+        </w:rPr>
+      </w:pPr>
+      <w:r>
+        <w:rPr>
+          <w:lang w:val="pt-BR"/>
+        </w:rPr>
+        <w:t>Isso é um insight importante.</w:t>
+      </w:r>
+    </w:p>
+    <w:p>
+      <w:pPr>
+        <w:spacing w:after="0"/>
+        <w:rPr>
+          <w:lang w:val="pt-BR"/>
+        </w:rPr>
+      </w:pPr>
+    </w:p>
+    <w:p>
+      <w:pPr>
+        <w:spacing w:after="0"/>
+      </w:pPr>
+      <w:r>
+        <w:rPr>
+          <w:rFonts w:ascii="Segoe UI Emoji" w:hAnsi="Segoe UI Emoji" w:cs="Segoe UI Emoji"/>
+        </w:rPr>
+        <w:t>📊</w:t>
+      </w:r>
+      <w:r>
+        <w:t xml:space="preserve"> </w:t>
+      </w:r>
+      <w:proofErr w:type="spellStart"/>
+      <w:r>
+        <w:t>Versão</w:t>
+      </w:r>
+      <w:proofErr w:type="spellEnd"/>
+      <w:r>
+        <w:t xml:space="preserve"> PowerPoint (</w:t>
+      </w:r>
+      <w:proofErr w:type="spellStart"/>
+      <w:r>
+        <w:t>Executiva</w:t>
+      </w:r>
+      <w:proofErr w:type="spellEnd"/>
+      <w:r>
+        <w:t>)</w:t>
+      </w:r>
+    </w:p>
+    <w:p>
+      <w:pPr>
+        <w:spacing w:after="0"/>
+      </w:pPr>
+      <w:r>
+        <w:t>H4 — Do Missing Item Rates Differ Across Regions?</w:t>
+      </w:r>
+    </w:p>
+    <w:p>
+      <w:pPr>
+        <w:spacing w:after="0"/>
+      </w:pPr>
+      <w:r>
+        <w:rPr>
+          <w:rFonts w:ascii="Segoe UI Emoji" w:hAnsi="Segoe UI Emoji" w:cs="Segoe UI Emoji"/>
+        </w:rPr>
+        <w:t>⚠️</w:t>
+      </w:r>
+      <w:r>
+        <w:t xml:space="preserve"> Partially Supported</w:t>
+      </w:r>
+    </w:p>
+    <w:p>
+      <w:pPr>
+        <w:spacing w:after="0"/>
+      </w:pPr>
+      <w:r>
+        <w:rPr>
+          <w:rFonts w:ascii="Segoe UI Emoji" w:hAnsi="Segoe UI Emoji" w:cs="Segoe UI Emoji"/>
+        </w:rPr>
+        <w:t>📍</w:t>
+      </w:r>
+      <w:r>
+        <w:t xml:space="preserve"> Highest Risk Regions</w:t>
+      </w:r>
+    </w:p>
+    <w:p>
+      <w:pPr>
+        <w:spacing w:after="0"/>
+      </w:pPr>
+      <w:r>
+        <w:t>Altamonte Springs</w:t>
+      </w:r>
+    </w:p>
+    <w:p>
+      <w:pPr>
+        <w:spacing w:after="0"/>
+      </w:pPr>
+      <w:r>
         <w:lastRenderedPageBreak/>
-        <w:t>Existe ranking claro</w:t>
-      </w:r>
-    </w:p>
-    <w:p>
-      <w:pPr>
-        <w:spacing w:after="0"/>
-        <w:rPr>
-          <w:lang w:val="pt-BR"/>
-        </w:rPr>
-      </w:pPr>
-      <w:r>
-        <w:rPr>
-          <w:lang w:val="pt-BR"/>
-        </w:rPr>
-        <w:t xml:space="preserve">Mas o spread é pequeno (~0.26 </w:t>
+        <w:t>16.20% incidence</w:t>
+      </w:r>
+    </w:p>
+    <w:p>
+      <w:pPr>
+        <w:spacing w:after="0"/>
+      </w:pPr>
+      <w:r>
+        <w:t>1.79% weighted missing rate</w:t>
+      </w:r>
+    </w:p>
+    <w:p>
+      <w:pPr>
+        <w:spacing w:after="0"/>
+      </w:pPr>
+      <w:r>
+        <w:t>Followed by:</w:t>
+      </w:r>
+    </w:p>
+    <w:p>
+      <w:pPr>
+        <w:spacing w:after="0"/>
+      </w:pPr>
+      <w:r>
+        <w:t>Apopka</w:t>
+      </w:r>
+    </w:p>
+    <w:p>
+      <w:pPr>
+        <w:spacing w:after="0"/>
+      </w:pPr>
+      <w:r>
+        <w:t>Clermont</w:t>
+      </w:r>
+    </w:p>
+    <w:p>
+      <w:pPr>
+        <w:spacing w:after="0"/>
+      </w:pPr>
+    </w:p>
+    <w:p>
+      <w:pPr>
+        <w:spacing w:after="0"/>
+      </w:pPr>
+      <w:r>
+        <w:rPr>
+          <w:rFonts w:ascii="Segoe UI Emoji" w:hAnsi="Segoe UI Emoji" w:cs="Segoe UI Emoji"/>
+        </w:rPr>
+        <w:t>📉</w:t>
+      </w:r>
+      <w:r>
+        <w:t xml:space="preserve"> Lowest Risk Regions</w:t>
+      </w:r>
+    </w:p>
+    <w:p>
+      <w:pPr>
+        <w:spacing w:after="0"/>
+      </w:pPr>
+      <w:r>
+        <w:t>Kissimmee (1.53%)</w:t>
+      </w:r>
+    </w:p>
+    <w:p>
+      <w:pPr>
+        <w:spacing w:after="0"/>
+      </w:pPr>
+      <w:r>
+        <w:t>Sanford (1.56%)</w:t>
+      </w:r>
+    </w:p>
+    <w:p>
+      <w:pPr>
+        <w:spacing w:after="0"/>
+      </w:pPr>
+    </w:p>
+    <w:p>
+      <w:pPr>
+        <w:spacing w:after="0"/>
+      </w:pPr>
+      <w:r>
+        <w:rPr>
+          <w:rFonts w:ascii="Segoe UI Emoji" w:hAnsi="Segoe UI Emoji" w:cs="Segoe UI Emoji"/>
+        </w:rPr>
+        <w:t>🧠</w:t>
+      </w:r>
+      <w:r>
+        <w:t xml:space="preserve"> Insight</w:t>
+      </w:r>
+    </w:p>
+    <w:p>
+      <w:pPr>
+        <w:spacing w:after="0"/>
+      </w:pPr>
+      <w:r>
+        <w:t>Regional variation exists, but differences are moderate</w:t>
+      </w:r>
+    </w:p>
+    <w:p>
+      <w:pPr>
+        <w:spacing w:after="0"/>
+      </w:pPr>
+      <w:r>
+        <w:t>(range: 1.53% – 1.79%).</w:t>
+      </w:r>
+    </w:p>
+    <w:p>
+      <w:pPr>
+        <w:spacing w:after="0"/>
+      </w:pPr>
+      <w:r>
+        <w:t xml:space="preserve">No region shows extreme or abnormal </w:t>
       </w:r>
       <w:proofErr w:type="spellStart"/>
       <w:r>
-        <w:rPr>
-          <w:lang w:val="pt-BR"/>
-        </w:rPr>
-        <w:t>p.p</w:t>
+        <w:t>behavior</w:t>
       </w:r>
       <w:proofErr w:type="spellEnd"/>
       <w:r>
-        <w:rPr>
-          <w:lang w:val="pt-BR"/>
-        </w:rPr>
-        <w:t>.)</w:t>
-      </w:r>
-    </w:p>
-    <w:p>
-      <w:pPr>
-        <w:spacing w:after="0"/>
-        <w:rPr>
-          <w:lang w:val="pt-BR"/>
-        </w:rPr>
-      </w:pPr>
-      <w:r>
-        <w:rPr>
-          <w:lang w:val="pt-BR"/>
-        </w:rPr>
-        <w:t>Não há “outlier regional”</w:t>
-      </w:r>
-    </w:p>
-    <w:p>
-      <w:pPr>
-        <w:spacing w:after="0"/>
-        <w:rPr>
-          <w:lang w:val="pt-BR"/>
-        </w:rPr>
-      </w:pPr>
-      <w:r>
-        <w:rPr>
-          <w:lang w:val="pt-BR"/>
-        </w:rPr>
-        <w:t>Risco parece mais sistêmico do que localizado</w:t>
-      </w:r>
-    </w:p>
-    <w:p>
-      <w:pPr>
-        <w:spacing w:after="0"/>
-        <w:rPr>
-          <w:lang w:val="pt-BR"/>
-        </w:rPr>
-      </w:pPr>
-      <w:r>
-        <w:rPr>
-          <w:lang w:val="pt-BR"/>
-        </w:rPr>
-        <w:t>Isso é um insight importante.</w:t>
-      </w:r>
-    </w:p>
-    <w:p>
-      <w:pPr>
-        <w:spacing w:after="0"/>
-        <w:rPr>
-          <w:lang w:val="pt-BR"/>
-        </w:rPr>
+        <w:t>.</w:t>
+      </w:r>
+    </w:p>
+    <w:p>
+      <w:pPr>
+        <w:spacing w:after="0"/>
       </w:pPr>
     </w:p>
     <w:p>
@@ -6172,509 +7020,304 @@
         <w:rPr>
           <w:rFonts w:ascii="Segoe UI Emoji" w:hAnsi="Segoe UI Emoji" w:cs="Segoe UI Emoji"/>
         </w:rPr>
-        <w:t>📊</w:t>
-      </w:r>
-      <w:r>
-        <w:t xml:space="preserve"> </w:t>
-      </w:r>
+        <w:t>🎯</w:t>
+      </w:r>
+      <w:r>
+        <w:t xml:space="preserve"> Action</w:t>
+      </w:r>
+    </w:p>
+    <w:p>
+      <w:pPr>
+        <w:spacing w:after="0"/>
+      </w:pPr>
+      <w:r>
+        <w:t>Maintain monitoring in higher-ranked regions,</w:t>
+      </w:r>
+    </w:p>
+    <w:p>
+      <w:pPr>
+        <w:spacing w:after="0"/>
+      </w:pPr>
+      <w:r>
+        <w:t>but risk appears relatively distributed across the system.</w:t>
+      </w:r>
+    </w:p>
+    <w:p>
+      <w:pPr>
+        <w:spacing w:after="0"/>
+      </w:pPr>
+    </w:p>
+    <w:p>
+      <w:pPr>
+        <w:spacing w:after="0"/>
+        <w:rPr>
+          <w:lang w:val="pt-BR"/>
+        </w:rPr>
+      </w:pPr>
+      <w:r>
+        <w:rPr>
+          <w:rFonts w:ascii="Segoe UI Emoji" w:hAnsi="Segoe UI Emoji" w:cs="Segoe UI Emoji"/>
+        </w:rPr>
+        <w:t>🏆</w:t>
+      </w:r>
+      <w:r>
+        <w:rPr>
+          <w:lang w:val="pt-BR"/>
+        </w:rPr>
+        <w:t xml:space="preserve"> Minha leitura como analista de risco</w:t>
+      </w:r>
+    </w:p>
+    <w:p>
+      <w:pPr>
+        <w:spacing w:after="0"/>
+        <w:rPr>
+          <w:lang w:val="pt-BR"/>
+        </w:rPr>
+      </w:pPr>
+      <w:r>
+        <w:rPr>
+          <w:lang w:val="pt-BR"/>
+        </w:rPr>
+        <w:t>Isso não parece fraude localizada.</w:t>
+      </w:r>
+    </w:p>
+    <w:p>
+      <w:pPr>
+        <w:spacing w:after="0"/>
+      </w:pPr>
+      <w:r>
+        <w:t>Parece:</w:t>
+      </w:r>
+    </w:p>
+    <w:p>
+      <w:pPr>
+        <w:spacing w:after="0"/>
+      </w:pPr>
+      <w:r>
+        <w:t>Process variability</w:t>
+      </w:r>
+    </w:p>
+    <w:p>
+      <w:pPr>
+        <w:spacing w:after="0"/>
+      </w:pPr>
+      <w:r>
+        <w:t>Operational consistency differences</w:t>
+      </w:r>
+    </w:p>
+    <w:p>
+      <w:pPr>
+        <w:spacing w:after="0"/>
+        <w:rPr>
+          <w:lang w:val="pt-BR"/>
+        </w:rPr>
+      </w:pPr>
       <w:proofErr w:type="spellStart"/>
       <w:r>
-        <w:t>Versão</w:t>
+        <w:rPr>
+          <w:lang w:val="pt-BR"/>
+        </w:rPr>
+        <w:t>Possibly</w:t>
       </w:r>
       <w:proofErr w:type="spellEnd"/>
       <w:r>
-        <w:t xml:space="preserve"> PowerPoint (</w:t>
+        <w:rPr>
+          <w:lang w:val="pt-BR"/>
+        </w:rPr>
+        <w:t xml:space="preserve"> store-</w:t>
       </w:r>
       <w:proofErr w:type="spellStart"/>
       <w:r>
-        <w:t>Executiva</w:t>
+        <w:rPr>
+          <w:lang w:val="pt-BR"/>
+        </w:rPr>
+        <w:t>level</w:t>
       </w:r>
       <w:proofErr w:type="spellEnd"/>
       <w:r>
-        <w:t>)</w:t>
-      </w:r>
-    </w:p>
-    <w:p>
-      <w:pPr>
-        <w:spacing w:after="0"/>
-      </w:pPr>
-      <w:r>
-        <w:t>H4 — Do Missing Item Rates Differ Across Regions?</w:t>
-      </w:r>
-    </w:p>
-    <w:p>
-      <w:pPr>
-        <w:spacing w:after="0"/>
-      </w:pPr>
-      <w:r>
-        <w:rPr>
-          <w:rFonts w:ascii="Segoe UI Emoji" w:hAnsi="Segoe UI Emoji" w:cs="Segoe UI Emoji"/>
-        </w:rPr>
-        <w:t>⚠️</w:t>
-      </w:r>
-      <w:r>
-        <w:t xml:space="preserve"> Partially Supported</w:t>
-      </w:r>
-    </w:p>
-    <w:p>
-      <w:pPr>
-        <w:spacing w:after="0"/>
-      </w:pPr>
-      <w:r>
-        <w:rPr>
-          <w:rFonts w:ascii="Segoe UI Emoji" w:hAnsi="Segoe UI Emoji" w:cs="Segoe UI Emoji"/>
-        </w:rPr>
-        <w:t>📍</w:t>
-      </w:r>
-      <w:r>
-        <w:t xml:space="preserve"> Highest Risk Regions</w:t>
-      </w:r>
-    </w:p>
-    <w:p>
-      <w:pPr>
-        <w:spacing w:after="0"/>
-      </w:pPr>
-      <w:r>
-        <w:t>Altamonte Springs</w:t>
-      </w:r>
-    </w:p>
-    <w:p>
-      <w:pPr>
-        <w:spacing w:after="0"/>
-      </w:pPr>
-      <w:r>
-        <w:t>16.20% incidence</w:t>
-      </w:r>
-    </w:p>
-    <w:p>
-      <w:pPr>
-        <w:spacing w:after="0"/>
-      </w:pPr>
-      <w:r>
-        <w:t>1.79% weighted missing rate</w:t>
-      </w:r>
-    </w:p>
-    <w:p>
-      <w:pPr>
-        <w:spacing w:after="0"/>
-      </w:pPr>
-      <w:r>
-        <w:t>Followed by:</w:t>
-      </w:r>
-    </w:p>
-    <w:p>
-      <w:pPr>
-        <w:spacing w:after="0"/>
-      </w:pPr>
-      <w:r>
-        <w:t>Apopka</w:t>
-      </w:r>
-    </w:p>
-    <w:p>
-      <w:pPr>
-        <w:spacing w:after="0"/>
-      </w:pPr>
-      <w:r>
-        <w:t>Clermont</w:t>
-      </w:r>
-    </w:p>
-    <w:p>
-      <w:pPr>
-        <w:spacing w:after="0"/>
-      </w:pPr>
-    </w:p>
-    <w:p>
-      <w:pPr>
-        <w:spacing w:after="0"/>
-      </w:pPr>
-      <w:r>
-        <w:rPr>
-          <w:rFonts w:ascii="Segoe UI Emoji" w:hAnsi="Segoe UI Emoji" w:cs="Segoe UI Emoji"/>
-        </w:rPr>
-        <w:t>📉</w:t>
-      </w:r>
-      <w:r>
-        <w:t xml:space="preserve"> Lowest Risk Regions</w:t>
-      </w:r>
-    </w:p>
-    <w:p>
-      <w:pPr>
-        <w:spacing w:after="0"/>
-      </w:pPr>
-      <w:r>
-        <w:t>Kissimmee (1.53%)</w:t>
-      </w:r>
-    </w:p>
-    <w:p>
-      <w:pPr>
-        <w:spacing w:after="0"/>
-      </w:pPr>
-      <w:r>
-        <w:t>Sanford (1.56%)</w:t>
-      </w:r>
-    </w:p>
-    <w:p>
-      <w:pPr>
-        <w:spacing w:after="0"/>
-      </w:pPr>
-    </w:p>
-    <w:p>
-      <w:pPr>
-        <w:spacing w:after="0"/>
-      </w:pPr>
-      <w:r>
-        <w:rPr>
-          <w:rFonts w:ascii="Segoe UI Emoji" w:hAnsi="Segoe UI Emoji" w:cs="Segoe UI Emoji"/>
-        </w:rPr>
-        <w:t>🧠</w:t>
-      </w:r>
-      <w:r>
-        <w:t xml:space="preserve"> Insight</w:t>
-      </w:r>
-    </w:p>
-    <w:p>
-      <w:pPr>
-        <w:spacing w:after="0"/>
-      </w:pPr>
-      <w:r>
-        <w:t>Regional variation exists, but differences are moderate</w:t>
-      </w:r>
-    </w:p>
-    <w:p>
-      <w:pPr>
-        <w:spacing w:after="0"/>
-      </w:pPr>
-      <w:r>
-        <w:t>(range: 1.53% – 1.79%).</w:t>
-      </w:r>
-    </w:p>
-    <w:p>
-      <w:pPr>
-        <w:spacing w:after="0"/>
-      </w:pPr>
-      <w:r>
-        <w:t xml:space="preserve">No region shows extreme or abnormal </w:t>
+        <w:rPr>
+          <w:lang w:val="pt-BR"/>
+        </w:rPr>
+        <w:t xml:space="preserve"> management </w:t>
       </w:r>
       <w:proofErr w:type="spellStart"/>
       <w:r>
-        <w:t>behavior</w:t>
+        <w:rPr>
+          <w:lang w:val="pt-BR"/>
+        </w:rPr>
+        <w:t>differences</w:t>
       </w:r>
       <w:proofErr w:type="spellEnd"/>
-      <w:r>
-        <w:t>.</w:t>
-      </w:r>
-    </w:p>
-    <w:p>
-      <w:pPr>
-        <w:spacing w:after="0"/>
-      </w:pPr>
-    </w:p>
-    <w:p>
-      <w:pPr>
-        <w:spacing w:after="0"/>
-      </w:pPr>
-      <w:r>
-        <w:rPr>
-          <w:rFonts w:ascii="Segoe UI Emoji" w:hAnsi="Segoe UI Emoji" w:cs="Segoe UI Emoji"/>
-        </w:rPr>
-        <w:t>🎯</w:t>
-      </w:r>
-      <w:r>
-        <w:t xml:space="preserve"> Action</w:t>
-      </w:r>
-    </w:p>
-    <w:p>
-      <w:pPr>
-        <w:spacing w:after="0"/>
-      </w:pPr>
-      <w:r>
-        <w:t>Maintain monitoring in higher-ranked regions,</w:t>
-      </w:r>
-    </w:p>
-    <w:p>
-      <w:pPr>
-        <w:spacing w:after="0"/>
-      </w:pPr>
-      <w:r>
-        <w:t>but risk appears relatively distributed across the system.</w:t>
-      </w:r>
-    </w:p>
-    <w:p>
-      <w:pPr>
-        <w:spacing w:after="0"/>
-      </w:pPr>
-    </w:p>
-    <w:p>
-      <w:pPr>
-        <w:spacing w:after="0"/>
-        <w:rPr>
-          <w:lang w:val="pt-BR"/>
-        </w:rPr>
-      </w:pPr>
-      <w:r>
-        <w:rPr>
-          <w:rFonts w:ascii="Segoe UI Emoji" w:hAnsi="Segoe UI Emoji" w:cs="Segoe UI Emoji"/>
-        </w:rPr>
-        <w:t>🏆</w:t>
-      </w:r>
-      <w:r>
-        <w:rPr>
-          <w:lang w:val="pt-BR"/>
-        </w:rPr>
-        <w:t xml:space="preserve"> Minha leitura como analista de risco</w:t>
-      </w:r>
-    </w:p>
-    <w:p>
-      <w:pPr>
-        <w:spacing w:after="0"/>
-        <w:rPr>
-          <w:lang w:val="pt-BR"/>
-        </w:rPr>
-      </w:pPr>
-      <w:r>
-        <w:rPr>
-          <w:lang w:val="pt-BR"/>
-        </w:rPr>
-        <w:t>Isso não parece fraude localizada.</w:t>
-      </w:r>
-    </w:p>
-    <w:p>
-      <w:pPr>
-        <w:spacing w:after="0"/>
-      </w:pPr>
-      <w:r>
-        <w:t>Parece:</w:t>
-      </w:r>
-    </w:p>
-    <w:p>
-      <w:pPr>
-        <w:spacing w:after="0"/>
-      </w:pPr>
-      <w:r>
-        <w:t>Process variability</w:t>
-      </w:r>
-    </w:p>
-    <w:p>
-      <w:pPr>
-        <w:spacing w:after="0"/>
-      </w:pPr>
-      <w:r>
-        <w:t>Operational consistency differences</w:t>
-      </w:r>
-    </w:p>
-    <w:p>
-      <w:pPr>
-        <w:spacing w:after="0"/>
-        <w:rPr>
-          <w:lang w:val="pt-BR"/>
-        </w:rPr>
+    </w:p>
+    <w:p>
+      <w:pPr>
+        <w:spacing w:after="0"/>
+        <w:rPr>
+          <w:lang w:val="pt-BR"/>
+        </w:rPr>
+      </w:pPr>
+      <w:r>
+        <w:rPr>
+          <w:lang w:val="pt-BR"/>
+        </w:rPr>
+        <w:t>Se fosse fraude regional real, você esperaria:</w:t>
+      </w:r>
+    </w:p>
+    <w:p>
+      <w:pPr>
+        <w:spacing w:after="0"/>
+        <w:rPr>
+          <w:lang w:val="pt-BR"/>
+        </w:rPr>
+      </w:pPr>
+      <w:r>
+        <w:rPr>
+          <w:lang w:val="pt-BR"/>
+        </w:rPr>
+        <w:t>Gap muito maior</w:t>
+      </w:r>
+    </w:p>
+    <w:p>
+      <w:pPr>
+        <w:spacing w:after="0"/>
+        <w:rPr>
+          <w:lang w:val="pt-BR"/>
+        </w:rPr>
+      </w:pPr>
+      <w:r>
+        <w:rPr>
+          <w:lang w:val="pt-BR"/>
+        </w:rPr>
+        <w:t>1 ou 2 regiões muito acima</w:t>
+      </w:r>
+    </w:p>
+    <w:p>
+      <w:pPr>
+        <w:spacing w:after="0"/>
+        <w:rPr>
+          <w:lang w:val="pt-BR"/>
+        </w:rPr>
+      </w:pPr>
+      <w:r>
+        <w:rPr>
+          <w:lang w:val="pt-BR"/>
+        </w:rPr>
+        <w:t>Dispersão muito maior</w:t>
+      </w:r>
+    </w:p>
+    <w:p>
+      <w:pPr>
+        <w:spacing w:after="0"/>
+        <w:rPr>
+          <w:lang w:val="pt-BR"/>
+        </w:rPr>
+      </w:pPr>
+      <w:r>
+        <w:rPr>
+          <w:lang w:val="pt-BR"/>
+        </w:rPr>
+        <w:t>Aqui está relativamente estável.</w:t>
+      </w:r>
+    </w:p>
+    <w:p>
+      <w:pPr>
+        <w:spacing w:after="0"/>
+        <w:rPr>
+          <w:lang w:val="pt-BR"/>
+        </w:rPr>
+      </w:pPr>
+    </w:p>
+    <w:p>
+      <w:pPr>
+        <w:spacing w:after="0"/>
+        <w:rPr>
+          <w:lang w:val="pt-BR"/>
+        </w:rPr>
+      </w:pPr>
+    </w:p>
+    <w:p>
+      <w:pPr>
+        <w:spacing w:after="0"/>
+      </w:pPr>
+      <w:r>
+        <w:rPr>
+          <w:b/>
+          <w:bCs/>
+        </w:rPr>
+        <w:t>## H5</w:t>
+      </w:r>
+      <w:r>
+        <w:rPr>
+          <w:b/>
+          <w:bCs/>
+        </w:rPr>
+        <w:t xml:space="preserve">: </w:t>
+      </w:r>
+      <w:r>
+        <w:rPr>
+          <w:b/>
+          <w:bCs/>
+        </w:rPr>
+        <w:t>The average monetary loss per missing item differs significantly across regions.</w:t>
+      </w:r>
+    </w:p>
+    <w:p>
+      <w:pPr>
+        <w:spacing w:after="0"/>
+        <w:rPr>
+          <w:b/>
+          <w:bCs/>
+        </w:rPr>
+      </w:pPr>
+    </w:p>
+    <w:p>
+      <w:pPr>
+        <w:spacing w:after="0"/>
+      </w:pPr>
+      <w:r>
+        <w:t>Validated</w:t>
+      </w:r>
+    </w:p>
+    <w:p>
+      <w:pPr>
+        <w:spacing w:after="0"/>
       </w:pPr>
       <w:proofErr w:type="spellStart"/>
       <w:r>
-        <w:rPr>
-          <w:lang w:val="pt-BR"/>
-        </w:rPr>
-        <w:t>Possibly</w:t>
+        <w:t>versao</w:t>
       </w:r>
       <w:proofErr w:type="spellEnd"/>
       <w:r>
-        <w:rPr>
-          <w:lang w:val="pt-BR"/>
-        </w:rPr>
-        <w:t xml:space="preserve"> store-</w:t>
-      </w:r>
-      <w:proofErr w:type="spellStart"/>
-      <w:r>
-        <w:rPr>
-          <w:lang w:val="pt-BR"/>
-        </w:rPr>
-        <w:t>level</w:t>
-      </w:r>
-      <w:proofErr w:type="spellEnd"/>
-      <w:r>
-        <w:rPr>
-          <w:lang w:val="pt-BR"/>
-        </w:rPr>
-        <w:t xml:space="preserve"> management </w:t>
-      </w:r>
-      <w:proofErr w:type="spellStart"/>
-      <w:r>
-        <w:rPr>
-          <w:lang w:val="pt-BR"/>
-        </w:rPr>
-        <w:t>differences</w:t>
-      </w:r>
-      <w:proofErr w:type="spellEnd"/>
-    </w:p>
-    <w:p>
-      <w:pPr>
-        <w:spacing w:after="0"/>
-        <w:rPr>
-          <w:lang w:val="pt-BR"/>
-        </w:rPr>
-      </w:pPr>
-      <w:r>
-        <w:rPr>
-          <w:lang w:val="pt-BR"/>
-        </w:rPr>
-        <w:t>Se fosse fraude regional real, você esperaria:</w:t>
-      </w:r>
-    </w:p>
-    <w:p>
-      <w:pPr>
-        <w:spacing w:after="0"/>
-        <w:rPr>
-          <w:lang w:val="pt-BR"/>
-        </w:rPr>
-      </w:pPr>
-      <w:r>
-        <w:rPr>
-          <w:lang w:val="pt-BR"/>
-        </w:rPr>
-        <w:t>Gap muito maior</w:t>
-      </w:r>
-    </w:p>
-    <w:p>
-      <w:pPr>
-        <w:spacing w:after="0"/>
-        <w:rPr>
-          <w:lang w:val="pt-BR"/>
-        </w:rPr>
-      </w:pPr>
-      <w:r>
-        <w:rPr>
-          <w:lang w:val="pt-BR"/>
-        </w:rPr>
-        <w:t>1 ou 2 regiões muito acima</w:t>
-      </w:r>
-    </w:p>
-    <w:p>
-      <w:pPr>
-        <w:spacing w:after="0"/>
-        <w:rPr>
-          <w:lang w:val="pt-BR"/>
-        </w:rPr>
-      </w:pPr>
-      <w:r>
-        <w:rPr>
-          <w:lang w:val="pt-BR"/>
-        </w:rPr>
-        <w:t>Dispersão muito maior</w:t>
-      </w:r>
-    </w:p>
-    <w:p>
-      <w:pPr>
-        <w:spacing w:after="0"/>
-        <w:rPr>
-          <w:lang w:val="pt-BR"/>
-        </w:rPr>
-      </w:pPr>
-      <w:r>
-        <w:rPr>
-          <w:lang w:val="pt-BR"/>
-        </w:rPr>
+        <w:t xml:space="preserve"> power point</w:t>
+      </w:r>
+    </w:p>
+    <w:p>
+      <w:pPr>
+        <w:spacing w:after="0"/>
+      </w:pPr>
+    </w:p>
+    <w:p>
+      <w:pPr>
+        <w:spacing w:after="0"/>
+      </w:pPr>
+      <w:r>
+        <w:t>Insight</w:t>
+      </w:r>
+    </w:p>
+    <w:p>
+      <w:pPr>
+        <w:spacing w:after="0"/>
+      </w:pPr>
+      <w:r>
+        <w:t>Revenue loss per missing item varies significantly by region.</w:t>
+      </w:r>
+    </w:p>
+    <w:p>
+      <w:pPr>
+        <w:spacing w:after="0"/>
+      </w:pPr>
+      <w:r>
         <w:lastRenderedPageBreak/>
-        <w:t>Aqui está relativamente estável.</w:t>
-      </w:r>
-    </w:p>
-    <w:p>
-      <w:pPr>
-        <w:spacing w:after="0"/>
-        <w:rPr>
-          <w:lang w:val="pt-BR"/>
-        </w:rPr>
-      </w:pPr>
-    </w:p>
-    <w:p>
-      <w:pPr>
-        <w:spacing w:after="0"/>
-        <w:rPr>
-          <w:lang w:val="pt-BR"/>
-        </w:rPr>
-      </w:pPr>
-    </w:p>
-    <w:p>
-      <w:pPr>
-        <w:spacing w:after="0"/>
-      </w:pPr>
-      <w:r>
-        <w:rPr>
-          <w:b/>
-          <w:bCs/>
-        </w:rPr>
-        <w:t>## H5</w:t>
-      </w:r>
-      <w:r>
-        <w:rPr>
-          <w:b/>
-          <w:bCs/>
-        </w:rPr>
-        <w:t xml:space="preserve">: </w:t>
-      </w:r>
-      <w:r>
-        <w:rPr>
-          <w:b/>
-          <w:bCs/>
-        </w:rPr>
-        <w:t>The average monetary loss per missing item differs significantly across regions.</w:t>
-      </w:r>
-    </w:p>
-    <w:p>
-      <w:pPr>
-        <w:spacing w:after="0"/>
-        <w:rPr>
-          <w:b/>
-          <w:bCs/>
-        </w:rPr>
-      </w:pPr>
-    </w:p>
-    <w:p>
-      <w:pPr>
-        <w:spacing w:after="0"/>
-      </w:pPr>
-      <w:r>
-        <w:t>Validated</w:t>
-      </w:r>
-    </w:p>
-    <w:p>
-      <w:pPr>
-        <w:spacing w:after="0"/>
-      </w:pPr>
-      <w:proofErr w:type="spellStart"/>
-      <w:r>
-        <w:t>versao</w:t>
-      </w:r>
-      <w:proofErr w:type="spellEnd"/>
-      <w:r>
-        <w:t xml:space="preserve"> power point</w:t>
-      </w:r>
-    </w:p>
-    <w:p>
-      <w:pPr>
-        <w:spacing w:after="0"/>
-      </w:pPr>
-    </w:p>
-    <w:p>
-      <w:pPr>
-        <w:spacing w:after="0"/>
-      </w:pPr>
-      <w:r>
-        <w:t>Insight</w:t>
-      </w:r>
-    </w:p>
-    <w:p>
-      <w:pPr>
-        <w:spacing w:after="0"/>
-      </w:pPr>
-      <w:r>
-        <w:t>Revenue loss per missing item varies significantly by region.</w:t>
-      </w:r>
-    </w:p>
-    <w:p>
-      <w:pPr>
-        <w:spacing w:after="0"/>
-      </w:pPr>
-      <w:r>
         <w:t>Orlando shows the highest financial impact ($19.50 per missing item), about 55% higher than Sanford, indicating a higher concentration of high-value missing products.</w:t>
       </w:r>
     </w:p>
@@ -7063,7 +7706,6 @@
         <w:spacing w:after="0"/>
       </w:pPr>
       <w:r>
-        <w:lastRenderedPageBreak/>
         <w:pict w14:anchorId="7A1277BE">
           <v:rect id="_x0000_i1028" style="width:0;height:1.5pt" o:hralign="center" o:hrstd="t" o:hr="t" fillcolor="#a0a0a0" stroked="f"/>
         </w:pict>
@@ -7116,7 +7758,15 @@
         <w:spacing w:after="0"/>
       </w:pPr>
       <w:r>
-        <w:t>Electronics do not represent the majority of missing cases.</w:t>
+        <w:t xml:space="preserve">Electronics do not represent </w:t>
+      </w:r>
+      <w:proofErr w:type="gramStart"/>
+      <w:r>
+        <w:t>the majority of</w:t>
+      </w:r>
+      <w:proofErr w:type="gramEnd"/>
+      <w:r>
+        <w:t xml:space="preserve"> missing cases.</w:t>
       </w:r>
     </w:p>
     <w:p>
@@ -7231,6 +7881,7 @@
                 <w:b/>
                 <w:bCs/>
               </w:rPr>
+              <w:lastRenderedPageBreak/>
               <w:t>Macro Category</w:t>
             </w:r>
           </w:p>
@@ -7902,8 +8553,17 @@
           <w:b/>
           <w:bCs/>
         </w:rPr>
-        <w:t xml:space="preserve"> para PowerPoint</w:t>
-      </w:r>
+        <w:t xml:space="preserve"> </w:t>
+      </w:r>
+      <w:proofErr w:type="gramStart"/>
+      <w:r>
+        <w:rPr>
+          <w:b/>
+          <w:bCs/>
+        </w:rPr>
+        <w:t>para PowerPoint</w:t>
+      </w:r>
+      <w:proofErr w:type="gramEnd"/>
     </w:p>
     <w:p>
       <w:pPr>
@@ -8113,7 +8773,6 @@
           <w:bCs/>
           <w:lang w:val="pt-BR"/>
         </w:rPr>
-        <w:lastRenderedPageBreak/>
         <w:t>3</w:t>
       </w:r>
       <w:r>
@@ -8521,6 +9180,7 @@
               <w:spacing w:after="0"/>
             </w:pPr>
             <w:r>
+              <w:lastRenderedPageBreak/>
               <w:t>Electronics</w:t>
             </w:r>
           </w:p>
@@ -8686,7 +9346,15 @@
         <w:spacing w:after="0"/>
       </w:pPr>
       <w:r>
-        <w:t xml:space="preserve">Although Electronics represent a smaller portion of missing events, they concentrate the majority of the financial loss, indicating a </w:t>
+        <w:t xml:space="preserve">Although Electronics represent a smaller portion of missing events, they concentrate </w:t>
+      </w:r>
+      <w:proofErr w:type="gramStart"/>
+      <w:r>
+        <w:t>the majority of</w:t>
+      </w:r>
+      <w:proofErr w:type="gramEnd"/>
+      <w:r>
+        <w:t xml:space="preserve"> the financial loss, indicating a </w:t>
       </w:r>
       <w:r>
         <w:rPr>
@@ -9201,7 +9869,6 @@
           <w:b/>
           <w:bCs/>
         </w:rPr>
-        <w:lastRenderedPageBreak/>
         <w:t xml:space="preserve">H6 — </w:t>
       </w:r>
       <w:proofErr w:type="spellStart"/>
@@ -9547,6 +10214,7 @@
                 <w:b/>
                 <w:bCs/>
               </w:rPr>
+              <w:lastRenderedPageBreak/>
               <w:t>Category</w:t>
             </w:r>
           </w:p>
@@ -10659,7 +11327,6 @@
           <w:bCs/>
           <w:lang w:val="pt-BR"/>
         </w:rPr>
-        <w:lastRenderedPageBreak/>
         <w:t>1</w:t>
       </w:r>
       <w:r>
@@ -10842,6 +11509,7 @@
           <w:b/>
           <w:bCs/>
         </w:rPr>
+        <w:lastRenderedPageBreak/>
         <w:t>3️</w:t>
       </w:r>
       <w:r>
@@ -11454,8 +12122,17 @@
           <w:b/>
           <w:bCs/>
         </w:rPr>
-        <w:t xml:space="preserve"> para PowerPoint</w:t>
-      </w:r>
+        <w:t xml:space="preserve"> </w:t>
+      </w:r>
+      <w:proofErr w:type="gramStart"/>
+      <w:r>
+        <w:rPr>
+          <w:b/>
+          <w:bCs/>
+        </w:rPr>
+        <w:t>para PowerPoint</w:t>
+      </w:r>
+      <w:proofErr w:type="gramEnd"/>
     </w:p>
     <w:p>
       <w:pPr>
@@ -11653,7 +12330,6 @@
           <w:bCs/>
           <w:lang w:val="pt-BR"/>
         </w:rPr>
-        <w:lastRenderedPageBreak/>
         <w:t>9</w:t>
       </w:r>
       <w:r>
@@ -11663,6 +12339,7 @@
         </w:rPr>
         <w:t>️</w:t>
       </w:r>
+      <w:proofErr w:type="gramStart"/>
       <w:r>
         <w:rPr>
           <w:rFonts w:ascii="Segoe UI Symbol" w:hAnsi="Segoe UI Symbol" w:cs="Segoe UI Symbol"/>
@@ -11678,7 +12355,16 @@
           <w:bCs/>
           <w:lang w:val="pt-BR"/>
         </w:rPr>
-        <w:t xml:space="preserve"> Se quiser melhorar MUITO o seu projeto</w:t>
+        <w:t xml:space="preserve"> Se</w:t>
+      </w:r>
+      <w:proofErr w:type="gramEnd"/>
+      <w:r>
+        <w:rPr>
+          <w:b/>
+          <w:bCs/>
+          <w:lang w:val="pt-BR"/>
+        </w:rPr>
+        <w:t xml:space="preserve"> quiser melhorar MUITO o seu projeto</w:t>
       </w:r>
     </w:p>
     <w:p>
@@ -11778,7 +12464,21 @@
         <w:rPr>
           <w:lang w:val="pt-BR"/>
         </w:rPr>
-        <w:t>Isso cria uma métrica tipo:</w:t>
+        <w:t xml:space="preserve">Isso cria uma </w:t>
+      </w:r>
+      <w:proofErr w:type="gramStart"/>
+      <w:r>
+        <w:rPr>
+          <w:lang w:val="pt-BR"/>
+        </w:rPr>
+        <w:t>métrica tipo</w:t>
+      </w:r>
+      <w:proofErr w:type="gramEnd"/>
+      <w:r>
+        <w:rPr>
+          <w:lang w:val="pt-BR"/>
+        </w:rPr>
+        <w:t>:</w:t>
       </w:r>
     </w:p>
     <w:p>
@@ -11855,6 +12555,7 @@
         <w:ind w:left="0"/>
       </w:pPr>
       <w:r>
+        <w:lastRenderedPageBreak/>
         <w:t>Uber</w:t>
       </w:r>
     </w:p>
@@ -12326,7 +13027,6 @@
         <w:spacing w:after="0"/>
       </w:pPr>
       <w:r>
-        <w:lastRenderedPageBreak/>
         <w:t xml:space="preserve">Operational issues are concentrated in </w:t>
       </w:r>
       <w:r>
@@ -12801,7 +13501,6 @@
         <w:ind w:left="0"/>
       </w:pPr>
       <w:r>
-        <w:lastRenderedPageBreak/>
         <w:t xml:space="preserve">High-value items drive </w:t>
       </w:r>
       <w:r>
@@ -12903,6 +13602,7 @@
         <w:spacing w:after="0"/>
       </w:pPr>
       <w:r>
+        <w:lastRenderedPageBreak/>
         <w:t>1️</w:t>
       </w:r>
       <w:r>
@@ -13506,7 +14206,6 @@
         <w:spacing w:after="0"/>
       </w:pPr>
       <w:r>
-        <w:lastRenderedPageBreak/>
         <w:t>Consumer electronics devices</w:t>
       </w:r>
     </w:p>
@@ -13571,6 +14270,7 @@
         <w:spacing w:after="0"/>
       </w:pPr>
       <w:r>
+        <w:lastRenderedPageBreak/>
         <w:t xml:space="preserve">Missing item patterns appear to be driven more by </w:t>
       </w:r>
       <w:r>
@@ -13693,8 +14393,17 @@
           <w:b/>
           <w:bCs/>
         </w:rPr>
-        <w:t xml:space="preserve"> para PowerPoint</w:t>
-      </w:r>
+        <w:t xml:space="preserve"> </w:t>
+      </w:r>
+      <w:proofErr w:type="gramStart"/>
+      <w:r>
+        <w:rPr>
+          <w:b/>
+          <w:bCs/>
+        </w:rPr>
+        <w:t>para PowerPoint</w:t>
+      </w:r>
+      <w:proofErr w:type="gramEnd"/>
     </w:p>
     <w:p>
       <w:pPr>
@@ -13822,8 +14531,17 @@
           <w:b/>
           <w:bCs/>
         </w:rPr>
-        <w:t xml:space="preserve"> para PowerPoint</w:t>
-      </w:r>
+        <w:t xml:space="preserve"> </w:t>
+      </w:r>
+      <w:proofErr w:type="gramStart"/>
+      <w:r>
+        <w:rPr>
+          <w:b/>
+          <w:bCs/>
+        </w:rPr>
+        <w:t>para PowerPoint</w:t>
+      </w:r>
+      <w:proofErr w:type="gramEnd"/>
     </w:p>
     <w:p>
       <w:pPr>
@@ -14009,7 +14727,6 @@
         <w:ind w:left="0"/>
       </w:pPr>
       <w:r>
-        <w:lastRenderedPageBreak/>
         <w:t>Middle-aged customers show the lowest loss rate (4.70%)</w:t>
       </w:r>
     </w:p>
@@ -14069,6 +14786,7 @@
           <w:b/>
           <w:bCs/>
         </w:rPr>
+        <w:lastRenderedPageBreak/>
         <w:t>## H1</w:t>
       </w:r>
       <w:r>
@@ -14365,6 +15083,7 @@
         </w:rPr>
         <w:t xml:space="preserve"> </w:t>
       </w:r>
+      <w:proofErr w:type="gramStart"/>
       <w:r>
         <w:rPr>
           <w:b/>
@@ -14391,7 +15110,15 @@
           <w:b/>
           <w:bCs/>
         </w:rPr>
-        <w:t>Missing item rates a</w:t>
+        <w:t>Missing</w:t>
+      </w:r>
+      <w:proofErr w:type="gramEnd"/>
+      <w:r>
+        <w:rPr>
+          <w:b/>
+          <w:bCs/>
+        </w:rPr>
+        <w:t xml:space="preserve"> item rates a</w:t>
       </w:r>
       <w:r>
         <w:rPr>
@@ -14585,6 +15312,7 @@
           <w:b/>
           <w:bCs/>
         </w:rPr>
+        <w:lastRenderedPageBreak/>
         <w:t>Conclusion:</w:t>
       </w:r>
       <w:r>
@@ -15068,7 +15796,15 @@
         <w:spacing w:after="0"/>
       </w:pPr>
       <w:r>
-        <w:t>Lowest rates in Very High Volume Drivers</w:t>
+        <w:t xml:space="preserve">Lowest rates in Very </w:t>
+      </w:r>
+      <w:proofErr w:type="gramStart"/>
+      <w:r>
+        <w:t>High Volume</w:t>
+      </w:r>
+      <w:proofErr w:type="gramEnd"/>
+      <w:r>
+        <w:t xml:space="preserve"> Drivers</w:t>
       </w:r>
     </w:p>
     <w:p>
@@ -15119,6 +15855,7 @@
         <w:rPr>
           <w:rFonts w:ascii="Segoe UI Emoji" w:hAnsi="Segoe UI Emoji" w:cs="Segoe UI Emoji"/>
         </w:rPr>
+        <w:lastRenderedPageBreak/>
         <w:t>🎯</w:t>
       </w:r>
       <w:r>
@@ -15309,11 +16046,19 @@
           <w:lang w:val="pt-BR"/>
         </w:rPr>
       </w:pPr>
-      <w:r>
-        <w:rPr>
-          <w:lang w:val="pt-BR"/>
-        </w:rPr>
-        <w:t xml:space="preserve">Na verdade existe </w:t>
+      <w:proofErr w:type="gramStart"/>
+      <w:r>
+        <w:rPr>
+          <w:lang w:val="pt-BR"/>
+        </w:rPr>
+        <w:t>Na verdade</w:t>
+      </w:r>
+      <w:proofErr w:type="gramEnd"/>
+      <w:r>
+        <w:rPr>
+          <w:lang w:val="pt-BR"/>
+        </w:rPr>
+        <w:t xml:space="preserve"> existe </w:t>
       </w:r>
       <w:r>
         <w:rPr>
